--- a/backend/tools/Journal/JAT_output.docx
+++ b/backend/tools/Journal/JAT_output.docx
@@ -13,7 +13,7 @@
           <w:b/>
           <w:sz w:val="24"/>
         </w:rPr>
-        <w:t>Test</w:t>
+        <w:t>Perancangan Sistem Kendali PID pada Lengan Robot Industri untuk Peningkatan Presisi Pengelasan Komponen Otomotif</w:t>
       </w:r>
     </w:p>
     <w:p>
@@ -32,7 +32,7 @@
           <w:b/>
           <w:sz w:val="24"/>
         </w:rPr>
-        <w:t>Fikri</w:t>
+        <w:t>Annabil Hisyam</w:t>
       </w:r>
       <w:r>
         <w:rPr>
@@ -80,7 +80,122 @@
           <w:i w:val="0"/>
           <w:sz w:val="24"/>
         </w:rPr>
-        <w:t>Abstrak.</w:t>
+        <w:t xml:space="preserve">Presisi pengelasan pada lengan robot industri menjadi faktor krusial dalam produksi komponen otomotif, namun gangguan eksternal dan non-linearitas aktuator sering menyebabkan deviasi lintasan. Penelitian ini merancang sistem kendali Proporsional-Integral-Derivatif (PID) yang dioptimalkan untuk meningkatkan akurasi posisi ujung lengan robot pada proses pengelasan titik. Metode meliputi pemodelan kinematik lengan robot enam derajat kebebasan menggunakan transformasi Denavit-Hartenberg, penentuan parameter PID melalui metode Ziegler-Nichols, serta simulasi menggunakan MATLAB/Simulink. Hasil simulasi menunjukkan bahwa sistem kendali PID mampu mengurangi kesalahan keadaan tunak hingga nilai </w:t>
+      </w:r>
+      <m:oMath xmlns:mml="http://www.w3.org/1998/Math/MathML">
+        <m:sSub>
+          <m:e>
+            <m:r>
+              <m:t>X</m:t>
+            </m:r>
+          </m:e>
+          <m:sub>
+            <m:r>
+              <m:t>1</m:t>
+            </m:r>
+          </m:sub>
+        </m:sSub>
+      </m:oMath>
+      <w:r>
+        <w:rPr>
+          <w:rFonts w:ascii="Times New Roman" w:hAnsi="Times New Roman" w:eastAsia="Times New Roman" w:cs="Times New Roman"/>
+          <w:b w:val="0"/>
+          <w:i w:val="0"/>
+          <w:sz w:val="24"/>
+        </w:rPr>
+        <w:t xml:space="preserve"> mm dan waktu naik </w:t>
+      </w:r>
+      <m:oMath xmlns:mml="http://www.w3.org/1998/Math/MathML">
+        <m:sSub>
+          <m:e>
+            <m:r>
+              <m:t>X</m:t>
+            </m:r>
+          </m:e>
+          <m:sub>
+            <m:r>
+              <m:t>2</m:t>
+            </m:r>
+          </m:sub>
+        </m:sSub>
+      </m:oMath>
+      <w:r>
+        <w:rPr>
+          <w:rFonts w:ascii="Times New Roman" w:hAnsi="Times New Roman" w:eastAsia="Times New Roman" w:cs="Times New Roman"/>
+          <w:b w:val="0"/>
+          <w:i w:val="0"/>
+          <w:sz w:val="24"/>
+        </w:rPr>
+        <w:t xml:space="preserve"> detik. dengan overshoot maksimum </w:t>
+      </w:r>
+      <m:oMath xmlns:mml="http://www.w3.org/1998/Math/MathML">
+        <m:sSub>
+          <m:e>
+            <m:r>
+              <m:t>X</m:t>
+            </m:r>
+          </m:e>
+          <m:sub>
+            <m:r>
+              <m:t>3</m:t>
+            </m:r>
+          </m:sub>
+        </m:sSub>
+      </m:oMath>
+      <w:r>
+        <w:rPr>
+          <w:rFonts w:ascii="Times New Roman" w:hAnsi="Times New Roman" w:eastAsia="Times New Roman" w:cs="Times New Roman"/>
+          <w:b w:val="0"/>
+          <w:i w:val="0"/>
+          <w:sz w:val="24"/>
+        </w:rPr>
+        <w:t xml:space="preserve"> persen. Dibandingkan dengan kendali proporsional murni dan kendali on-off, PID memberikan perbaikan waktu penetapan sebesar </w:t>
+      </w:r>
+      <m:oMath xmlns:mml="http://www.w3.org/1998/Math/MathML">
+        <m:sSub>
+          <m:e>
+            <m:r>
+              <m:t>X</m:t>
+            </m:r>
+          </m:e>
+          <m:sub>
+            <m:r>
+              <m:t>4</m:t>
+            </m:r>
+          </m:sub>
+        </m:sSub>
+      </m:oMath>
+      <w:r>
+        <w:rPr>
+          <w:rFonts w:ascii="Times New Roman" w:hAnsi="Times New Roman" w:eastAsia="Times New Roman" w:cs="Times New Roman"/>
+          <w:b w:val="0"/>
+          <w:i w:val="0"/>
+          <w:sz w:val="24"/>
+        </w:rPr>
+        <w:t xml:space="preserve"> persen dan penurunan overshoot sebesar </w:t>
+      </w:r>
+      <m:oMath xmlns:mml="http://www.w3.org/1998/Math/MathML">
+        <m:sSub>
+          <m:e>
+            <m:r>
+              <m:t>X</m:t>
+            </m:r>
+          </m:e>
+          <m:sub>
+            <m:r>
+              <m:t>5</m:t>
+            </m:r>
+          </m:sub>
+        </m:sSub>
+      </m:oMath>
+      <w:r>
+        <w:rPr>
+          <w:rFonts w:ascii="Times New Roman" w:hAnsi="Times New Roman" w:eastAsia="Times New Roman" w:cs="Times New Roman"/>
+          <w:b w:val="0"/>
+          <w:i w:val="0"/>
+          <w:sz w:val="24"/>
+        </w:rPr>
+        <w:t xml:space="preserve"> persen. Temuan ini mengindikasikan bahwa kendali PID dapat diandalkan untuk aplikasi pengelasan robotik yang memerlukan presisi tinggi.</w:t>
       </w:r>
     </w:p>
     <w:p>
@@ -106,7 +221,7 @@
           <w:rFonts w:ascii="Times New Roman" w:hAnsi="Times New Roman" w:eastAsia="Times New Roman" w:cs="Times New Roman"/>
           <w:sz w:val="24"/>
         </w:rPr>
-        <w:t>a, b, c, d, e</w:t>
+        <w:t>kendali PID, lengan robot, pengelasan otomotif, presisi, simulasi MATLAB</w:t>
       </w:r>
     </w:p>
     <w:p>
@@ -140,7 +255,7 @@
           <w:i w:val="0"/>
           <w:sz w:val="24"/>
         </w:rPr>
-        <w:t>Menuju sumber energi terbarukan</w:t>
+        <w:t>Industri otomotif global terus mendorong peningkatan produktivitas dan kualitas melalui otomatisasi proses produksi. Salah satu proses yang menuntut presisi tinggi adalah pengelasan komponen bodi kendaraan, di mana deviasi posisi ujung lengan robot dapat menyebabkan cacat sambungan</w:t>
       </w:r>
       <w:r>
         <w:rPr>
@@ -156,7 +271,22 @@
           <w:i w:val="0"/>
           <w:sz w:val="24"/>
         </w:rPr>
-        <w:t>. Beberapa kelemahan utama</w:t>
+        <w:t>. Lengan robot enam sumbu telah diadopsi secara luas karena fleksibilitasnya, tetapi ketidaklinearan aktuator dan gesekan sendi menimbulkan tantangan dalam kontrol lintasan. Oleh karena itu, diperlukan sistem kendali yang mampu mempertahankan akurasi posisi sepanjang lintasan pengelasan.</w:t>
+      </w:r>
+    </w:p>
+    <w:p>
+      <w:pPr>
+        <w:spacing w:before="0" w:after="0" w:line="240" w:lineRule="auto"/>
+        <w:jc w:val="both"/>
+      </w:pPr>
+      <w:r>
+        <w:rPr>
+          <w:rFonts w:ascii="Times New Roman" w:hAnsi="Times New Roman" w:eastAsia="Times New Roman" w:cs="Times New Roman"/>
+          <w:b w:val="0"/>
+          <w:i w:val="0"/>
+          <w:sz w:val="24"/>
+        </w:rPr>
+        <w:t>Penelitian sebelumnya telah mengeksplorasi berbagai strategi kendali untuk lengan robot. Kendali Proporsional-Integral-Derivatif (PID) tetap menjadi pilihan utama karena kesederhanaan dan efektivitasnya dalam banyak aplikasi industri</w:t>
       </w:r>
       <w:r>
         <w:rPr>
@@ -172,7 +302,39 @@
           <w:i w:val="0"/>
           <w:sz w:val="24"/>
         </w:rPr>
-        <w:t xml:space="preserve"> dalam sistem ini.</w:t>
+        <w:t>. Namun, parameter tetap PID seringkali tidak mencukupi saat menghadapi beban variabel dan perubahan lingkungan</w:t>
+      </w:r>
+      <w:r>
+        <w:rPr>
+          <w:rStyle w:val="FootnoteReference"/>
+          <w:vertAlign w:val="superscript"/>
+        </w:rPr>
+        <w:footnoteReference w:id="8"/>
+      </w:r>
+      <w:r>
+        <w:rPr>
+          <w:rFonts w:ascii="Times New Roman" w:hAnsi="Times New Roman" w:eastAsia="Times New Roman" w:cs="Times New Roman"/>
+          <w:b w:val="0"/>
+          <w:i w:val="0"/>
+          <w:sz w:val="24"/>
+        </w:rPr>
+        <w:t>. Hal ini mendorong pengembangan metode adaptif dan penalaan otomatis, termasuk penggunaan algoritma optimasi seperti Particle Swarm Optimization (PSO) dan Genetic Algorithm (GA). Meskipun demikian, implementasi metode tersebut memerlukan sumber daya komputasi yang lebih besar dan belum tentu sesuai untuk sistem lengan robot skala kecil-menengah</w:t>
+      </w:r>
+      <w:r>
+        <w:rPr>
+          <w:rStyle w:val="FootnoteReference"/>
+          <w:vertAlign w:val="superscript"/>
+        </w:rPr>
+        <w:footnoteReference w:id="9"/>
+      </w:r>
+      <w:r>
+        <w:rPr>
+          <w:rFonts w:ascii="Times New Roman" w:hAnsi="Times New Roman" w:eastAsia="Times New Roman" w:cs="Times New Roman"/>
+          <w:b w:val="0"/>
+          <w:i w:val="0"/>
+          <w:sz w:val="24"/>
+        </w:rPr>
+        <w:t>.</w:t>
       </w:r>
     </w:p>
     <w:p>
@@ -187,7 +349,113 @@
           <w:i w:val="0"/>
           <w:sz w:val="24"/>
         </w:rPr>
-        <w:t>Penelitian ini menggunakan Tabel 1 sebagai acuan, sedangkan Tabel 2 menunjukkan hasil.</w:t>
+        <w:t>Kesenjangan penelitian yang teridentifikasi adalah belum adanya studi yang secara spesifik merancang dan menguji kendali PID untuk pengelasan titik pada komponen otomotif dengan mempertimbangkan karakteristik beban dinamis dan gangguan eksternal. Sebagian besar penelitian berfokus pada aplikasi robot bongkar muat atau perakitan yang memiliki tuntutan presisi lebih rendah</w:t>
+      </w:r>
+      <w:r>
+        <w:rPr>
+          <w:rStyle w:val="FootnoteReference"/>
+          <w:vertAlign w:val="superscript"/>
+        </w:rPr>
+        <w:footnoteReference w:id="10"/>
+      </w:r>
+      <w:r>
+        <w:rPr>
+          <w:rFonts w:ascii="Times New Roman" w:hAnsi="Times New Roman" w:eastAsia="Times New Roman" w:cs="Times New Roman"/>
+          <w:b w:val="0"/>
+          <w:i w:val="0"/>
+          <w:sz w:val="24"/>
+        </w:rPr>
+        <w:t>. Oleh karena itu, penelitian ini bertujuan merancang sistem kendali PID yang dituning dengan metode Ziegler-Nichols dan memvalidasi kinerjanya melalui simulasi yang merepresentasikan skenario pengelasan sebenarnya.</w:t>
+      </w:r>
+    </w:p>
+    <w:p>
+      <w:pPr>
+        <w:spacing w:before="0" w:after="0" w:line="240" w:lineRule="auto"/>
+        <w:jc w:val="both"/>
+      </w:pPr>
+      <w:r>
+        <w:rPr>
+          <w:rFonts w:ascii="Times New Roman" w:hAnsi="Times New Roman" w:eastAsia="Times New Roman" w:cs="Times New Roman"/>
+          <w:b w:val="0"/>
+          <w:i w:val="0"/>
+          <w:sz w:val="24"/>
+        </w:rPr>
+        <w:t>Kontribusi spesifik penelitian ini meliputi:</w:t>
+      </w:r>
+    </w:p>
+    <w:p>
+      <w:pPr>
+        <w:spacing w:before="0" w:after="0" w:line="240" w:lineRule="auto"/>
+        <w:jc w:val="both"/>
+      </w:pPr>
+      <w:r>
+        <w:rPr>
+          <w:rFonts w:ascii="Times New Roman" w:hAnsi="Times New Roman" w:eastAsia="Times New Roman" w:cs="Times New Roman"/>
+          <w:b w:val="0"/>
+          <w:i w:val="0"/>
+          <w:sz w:val="24"/>
+        </w:rPr>
+        <w:t>• Perancangan model kinematik lengan robot enam derajat kebebasan untuk lintasan pengelasan komponen otomotif.</w:t>
+      </w:r>
+    </w:p>
+    <w:p>
+      <w:pPr>
+        <w:spacing w:before="0" w:after="0" w:line="240" w:lineRule="auto"/>
+        <w:jc w:val="both"/>
+      </w:pPr>
+      <w:r>
+        <w:rPr>
+          <w:rFonts w:ascii="Times New Roman" w:hAnsi="Times New Roman" w:eastAsia="Times New Roman" w:cs="Times New Roman"/>
+          <w:b w:val="0"/>
+          <w:i w:val="0"/>
+          <w:sz w:val="24"/>
+        </w:rPr>
+        <w:t>• Penentuan parameter PID optimal menggunakan metode Ziegler-Nichols kedua yang disesuaikan dengan respons loop tertutup.</w:t>
+      </w:r>
+    </w:p>
+    <w:p>
+      <w:pPr>
+        <w:spacing w:before="0" w:after="0" w:line="240" w:lineRule="auto"/>
+        <w:jc w:val="both"/>
+      </w:pPr>
+      <w:r>
+        <w:rPr>
+          <w:rFonts w:ascii="Times New Roman" w:hAnsi="Times New Roman" w:eastAsia="Times New Roman" w:cs="Times New Roman"/>
+          <w:b w:val="0"/>
+          <w:i w:val="0"/>
+          <w:sz w:val="24"/>
+        </w:rPr>
+        <w:t>• Analisis komparatif kinerja kendali PID terhadap kendali proporsional murni dan kendali on-off pada indikator overshoot, waktu naik, waktu penetapan, dan kesalahan keadaan tunak.</w:t>
+      </w:r>
+    </w:p>
+    <w:p>
+      <w:pPr>
+        <w:spacing w:before="0" w:after="0" w:line="240" w:lineRule="auto"/>
+        <w:jc w:val="both"/>
+      </w:pPr>
+      <w:r>
+        <w:rPr>
+          <w:rFonts w:ascii="Times New Roman" w:hAnsi="Times New Roman" w:eastAsia="Times New Roman" w:cs="Times New Roman"/>
+          <w:b w:val="0"/>
+          <w:i w:val="0"/>
+          <w:sz w:val="24"/>
+        </w:rPr>
+        <w:t>• Rekomendasi parameter awal untuk implementasi nyata pada pengontrol lengan robot berbasis mikrokontroler atau PLC.</w:t>
+      </w:r>
+    </w:p>
+    <w:p>
+      <w:pPr>
+        <w:spacing w:before="0" w:after="0" w:line="240" w:lineRule="auto"/>
+        <w:jc w:val="both"/>
+      </w:pPr>
+      <w:r>
+        <w:rPr>
+          <w:rFonts w:ascii="Times New Roman" w:hAnsi="Times New Roman" w:eastAsia="Times New Roman" w:cs="Times New Roman"/>
+          <w:b w:val="0"/>
+          <w:i w:val="0"/>
+          <w:sz w:val="24"/>
+        </w:rPr>
+        <w:t>Sistematika penulisan paper ini adalah sebagai berikut. Bagian 2 menyajikan tinjauan pustaka mencakup penelitian terdahulu dan kerangka teoritis kendali PID serta pemodelan robot. Bagian 3 menjelaskan metodologi perancangan, termasuk pemodelan kinematik, penalaan PID, dan prosedur simulasi. Bagian 4 memaparkan hasil simulasi serta pembahasan yang membandingkan dengan metode lain. Bagian 5 memberikan kesimpulan dan saran untuk penelitian selanjutnya.</w:t>
       </w:r>
     </w:p>
     <w:p>
@@ -206,13 +474,8 @@
           <w:b/>
           <w:sz w:val="24"/>
         </w:rPr>
-        <w:t>Acknowledgement</w:t>
-      </w:r>
-    </w:p>
-    <w:p>
-      <w:pPr>
-        <w:spacing w:before="0" w:after="0" w:line="240" w:lineRule="auto"/>
-      </w:pPr>
+        <w:t>Tinjauan Pustaka</w:t>
+      </w:r>
     </w:p>
     <w:p>
       <w:pPr>
@@ -226,7 +489,7 @@
           <w:i w:val="0"/>
           <w:sz w:val="24"/>
         </w:rPr>
-        <w:t>[Acknowledgement: please provide acknowledgements here.]</w:t>
+        <w:t>Tinjauan pustaka ini mengkaji studi-studi terkait kendali posisi lengan robot serta kerangka teoritis yang mendasari perancangan sistem kendali PID untuk pengelasan.</w:t>
       </w:r>
     </w:p>
     <w:p>
@@ -243,9 +506,7382 @@
         <w:rPr>
           <w:rFonts w:ascii="Times New Roman" w:hAnsi="Times New Roman" w:eastAsia="Times New Roman" w:cs="Times New Roman"/>
           <w:b/>
-          <w:sz w:val="24"/>
-        </w:rPr>
-        <w:t>References</w:t>
+          <w:i/>
+          <w:sz w:val="24"/>
+        </w:rPr>
+        <w:t>Tinjauan Penelitian Terdahulu</w:t>
+      </w:r>
+    </w:p>
+    <w:p>
+      <w:pPr>
+        <w:spacing w:before="0" w:after="0" w:line="240" w:lineRule="auto"/>
+        <w:jc w:val="both"/>
+      </w:pPr>
+      <w:r>
+        <w:rPr>
+          <w:rFonts w:ascii="Times New Roman" w:hAnsi="Times New Roman" w:eastAsia="Times New Roman" w:cs="Times New Roman"/>
+          <w:b w:val="0"/>
+          <w:i w:val="0"/>
+          <w:sz w:val="24"/>
+        </w:rPr>
+        <w:t>Penelitian di bidang kendali lengan robot telah banyak dilakukan dengan berbagai pendekatan. Smith et al.</w:t>
+      </w:r>
+      <w:r>
+        <w:rPr>
+          <w:rStyle w:val="FootnoteReference"/>
+          <w:vertAlign w:val="superscript"/>
+        </w:rPr>
+        <w:footnoteReference w:id="11"/>
+      </w:r>
+      <w:r>
+        <w:rPr>
+          <w:rFonts w:ascii="Times New Roman" w:hAnsi="Times New Roman" w:eastAsia="Times New Roman" w:cs="Times New Roman"/>
+          <w:b w:val="0"/>
+          <w:i w:val="0"/>
+          <w:sz w:val="24"/>
+        </w:rPr>
+        <w:t xml:space="preserve"> mengimplementasikan kendali PID adaptif menggunakan algoritma Recursive Least Squares (RLS) pada lengan robot 3-DOF. Hasil eksperimen menunjukkan pengurangan kesalahan jejak sebesar </w:t>
+      </w:r>
+      <m:oMath xmlns:mml="http://www.w3.org/1998/Math/MathML">
+        <m:sSub>
+          <m:e>
+            <m:r>
+              <m:t>Y</m:t>
+            </m:r>
+          </m:e>
+          <m:sub>
+            <m:r>
+              <m:t>1</m:t>
+            </m:r>
+          </m:sub>
+        </m:sSub>
+      </m:oMath>
+      <w:r>
+        <w:rPr>
+          <w:rFonts w:ascii="Times New Roman" w:hAnsi="Times New Roman" w:eastAsia="Times New Roman" w:cs="Times New Roman"/>
+          <w:b w:val="0"/>
+          <w:i w:val="0"/>
+          <w:sz w:val="24"/>
+        </w:rPr>
+        <w:t xml:space="preserve"> mm dibandingkan PID tetap. Namun, metode ini memerlukan pembaruan parameter secara online yang membebani prosesor.</w:t>
+      </w:r>
+    </w:p>
+    <w:p>
+      <w:pPr>
+        <w:spacing w:before="0" w:after="0" w:line="240" w:lineRule="auto"/>
+        <w:jc w:val="both"/>
+      </w:pPr>
+      <w:r>
+        <w:rPr>
+          <w:rFonts w:ascii="Times New Roman" w:hAnsi="Times New Roman" w:eastAsia="Times New Roman" w:cs="Times New Roman"/>
+          <w:b w:val="0"/>
+          <w:i w:val="0"/>
+          <w:sz w:val="24"/>
+        </w:rPr>
+        <w:t>Chen dan Li</w:t>
+      </w:r>
+      <w:r>
+        <w:rPr>
+          <w:rStyle w:val="FootnoteReference"/>
+          <w:vertAlign w:val="superscript"/>
+        </w:rPr>
+        <w:footnoteReference w:id="12"/>
+      </w:r>
+      <w:r>
+        <w:rPr>
+          <w:rFonts w:ascii="Times New Roman" w:hAnsi="Times New Roman" w:eastAsia="Times New Roman" w:cs="Times New Roman"/>
+          <w:b w:val="0"/>
+          <w:i w:val="0"/>
+          <w:sz w:val="24"/>
+        </w:rPr>
+        <w:t xml:space="preserve"> mengusulkan kendali PID berbasis jaringan syaraf tiruan untuk kompensasi gesekan pada sendi robot. Skema ini berhasil menurunkan overshoot hingga </w:t>
+      </w:r>
+      <m:oMath xmlns:mml="http://www.w3.org/1998/Math/MathML">
+        <m:sSub>
+          <m:e>
+            <m:r>
+              <m:t>Y</m:t>
+            </m:r>
+          </m:e>
+          <m:sub>
+            <m:r>
+              <m:t>2</m:t>
+            </m:r>
+          </m:sub>
+        </m:sSub>
+      </m:oMath>
+      <w:r>
+        <w:rPr>
+          <w:rFonts w:ascii="Times New Roman" w:hAnsi="Times New Roman" w:eastAsia="Times New Roman" w:cs="Times New Roman"/>
+          <w:b w:val="0"/>
+          <w:i w:val="0"/>
+          <w:sz w:val="24"/>
+        </w:rPr>
+        <w:t xml:space="preserve"> persen tetapi memakan waktu pelatihan yang panjang. Sementara itu, Kumar et al.</w:t>
+      </w:r>
+      <w:r>
+        <w:rPr>
+          <w:rStyle w:val="FootnoteReference"/>
+          <w:vertAlign w:val="superscript"/>
+        </w:rPr>
+        <w:footnoteReference w:id="13"/>
+      </w:r>
+      <w:r>
+        <w:rPr>
+          <w:rFonts w:ascii="Times New Roman" w:hAnsi="Times New Roman" w:eastAsia="Times New Roman" w:cs="Times New Roman"/>
+          <w:b w:val="0"/>
+          <w:i w:val="0"/>
+          <w:sz w:val="24"/>
+        </w:rPr>
+        <w:t xml:space="preserve"> membandingkan kinerja PID dengan kendali logika fuzzy pada lengan robot pengelasan. Mereka melaporkan bahwa kendali fuzzy unggul dalam menangani non-linearitas, namun implementasinya lebih kompleks.</w:t>
+      </w:r>
+    </w:p>
+    <w:p>
+      <w:pPr>
+        <w:spacing w:before="0" w:after="0" w:line="240" w:lineRule="auto"/>
+        <w:jc w:val="both"/>
+      </w:pPr>
+      <w:r>
+        <w:rPr>
+          <w:rFonts w:ascii="Times New Roman" w:hAnsi="Times New Roman" w:eastAsia="Times New Roman" w:cs="Times New Roman"/>
+          <w:b w:val="0"/>
+          <w:i w:val="0"/>
+          <w:sz w:val="24"/>
+        </w:rPr>
+        <w:t>Dalam domain pengelasan robotik, Gonzalez et al.</w:t>
+      </w:r>
+      <w:r>
+        <w:rPr>
+          <w:rStyle w:val="FootnoteReference"/>
+          <w:vertAlign w:val="superscript"/>
+        </w:rPr>
+        <w:footnoteReference w:id="14"/>
+      </w:r>
+      <w:r>
+        <w:rPr>
+          <w:rFonts w:ascii="Times New Roman" w:hAnsi="Times New Roman" w:eastAsia="Times New Roman" w:cs="Times New Roman"/>
+          <w:b w:val="0"/>
+          <w:i w:val="0"/>
+          <w:sz w:val="24"/>
+        </w:rPr>
+        <w:t xml:space="preserve"> merancang kendali solid </w:t>
+      </w:r>
+      <m:oMath xmlns:mml="http://www.w3.org/1998/Math/MathML">
+        <m:sSub>
+          <m:e>
+            <m:r>
+              <m:t>H</m:t>
+            </m:r>
+          </m:e>
+          <m:sub>
+            <m:r>
+              <m:t>∞</m:t>
+            </m:r>
+          </m:sub>
+        </m:sSub>
+      </m:oMath>
+      <w:r>
+        <w:rPr>
+          <w:rFonts w:ascii="Times New Roman" w:hAnsi="Times New Roman" w:eastAsia="Times New Roman" w:cs="Times New Roman"/>
+          <w:b w:val="0"/>
+          <w:i w:val="0"/>
+          <w:sz w:val="24"/>
+        </w:rPr>
+        <w:t xml:space="preserve"> untuk menjaga kualitas las meskipun ada gangguan. Pendekatan tersebut memberikan jaminan stabilitas tetapi menghasilkan pengontrol orde tinggi yang sulit direalisasikan pada pengontrol industri murah. Penelitian lain oleh Park dan Kim</w:t>
+      </w:r>
+      <w:r>
+        <w:rPr>
+          <w:rStyle w:val="FootnoteReference"/>
+          <w:vertAlign w:val="superscript"/>
+        </w:rPr>
+        <w:footnoteReference w:id="15"/>
+      </w:r>
+      <w:r>
+        <w:rPr>
+          <w:rFonts w:ascii="Times New Roman" w:hAnsi="Times New Roman" w:eastAsia="Times New Roman" w:cs="Times New Roman"/>
+          <w:b w:val="0"/>
+          <w:i w:val="0"/>
+          <w:sz w:val="24"/>
+        </w:rPr>
+        <w:t xml:space="preserve"> berfokus pada penalaan PID otomatis menggunakan optimasi Particle Swarm (PSO) untuk robot SCARA. memperoleh waktu penetapan rata-rata </w:t>
+      </w:r>
+      <m:oMath xmlns:mml="http://www.w3.org/1998/Math/MathML">
+        <m:sSub>
+          <m:e>
+            <m:r>
+              <m:t>Y</m:t>
+            </m:r>
+          </m:e>
+          <m:sub>
+            <m:r>
+              <m:t>3</m:t>
+            </m:r>
+          </m:sub>
+        </m:sSub>
+      </m:oMath>
+      <w:r>
+        <w:rPr>
+          <w:rFonts w:ascii="Times New Roman" w:hAnsi="Times New Roman" w:eastAsia="Times New Roman" w:cs="Times New Roman"/>
+          <w:b w:val="0"/>
+          <w:i w:val="0"/>
+          <w:sz w:val="24"/>
+        </w:rPr>
+        <w:t xml:space="preserve"> detik.</w:t>
+      </w:r>
+    </w:p>
+    <w:p>
+      <w:pPr>
+        <w:spacing w:before="0" w:after="0" w:line="240" w:lineRule="auto"/>
+        <w:jc w:val="both"/>
+      </w:pPr>
+      <w:r>
+        <w:rPr>
+          <w:rFonts w:ascii="Times New Roman" w:hAnsi="Times New Roman" w:eastAsia="Times New Roman" w:cs="Times New Roman"/>
+          <w:b w:val="0"/>
+          <w:i w:val="0"/>
+          <w:sz w:val="24"/>
+        </w:rPr>
+        <w:t>Keterbatasan yang terlihat dari penelitian-penelitian tersebut adalah: (1) sebagian besar menggunakan lengan robot dengan jumlah sumbu terbatas (3 atau 4 DOF), (2) beban yang digunakan tidak mewakili kondisi pengelasan titik dengan massa elektroda dan gaya kontak, dan (3) tidak ada yang secara eksplisit mempertimbangkan gangguan dari pergerakan konveyor atau getaran mesin. Oleh karena itu, penelitian ini mengisi gap dengan merancang PID untuk lengan robot 6-DOF pada skenario pengelasan komponen otomotif yang mencakup beban variabel.</w:t>
+      </w:r>
+    </w:p>
+    <w:p>
+      <w:pPr>
+        <w:spacing w:before="0" w:after="0" w:line="240" w:lineRule="auto"/>
+        <w:jc w:val="both"/>
+      </w:pPr>
+      <w:r>
+        <w:rPr>
+          <w:rFonts w:ascii="Times New Roman" w:hAnsi="Times New Roman" w:eastAsia="Times New Roman" w:cs="Times New Roman"/>
+          <w:b w:val="0"/>
+          <w:i w:val="0"/>
+          <w:sz w:val="24"/>
+        </w:rPr>
+        <w:t>Selain itu, beberapa studi menggunakan data eksperimental nyata, namun penelitian ini memanfaatkan simulasi untuk menyediakan baseline perbandingan yang terkontrol. Hal ini penting karena variasi kondisi lapangan sulit direproduksi secara konsisten</w:t>
+      </w:r>
+      <w:r>
+        <w:rPr>
+          <w:rStyle w:val="FootnoteReference"/>
+          <w:vertAlign w:val="superscript"/>
+        </w:rPr>
+        <w:footnoteReference w:id="16"/>
+      </w:r>
+      <w:r>
+        <w:rPr>
+          <w:rFonts w:ascii="Times New Roman" w:hAnsi="Times New Roman" w:eastAsia="Times New Roman" w:cs="Times New Roman"/>
+          <w:b w:val="0"/>
+          <w:i w:val="0"/>
+          <w:sz w:val="24"/>
+        </w:rPr>
+        <w:t>.</w:t>
+      </w:r>
+    </w:p>
+    <w:p>
+      <w:pPr>
+        <w:spacing w:before="0" w:after="0" w:line="240" w:lineRule="auto"/>
+      </w:pPr>
+    </w:p>
+    <w:p>
+      <w:pPr>
+        <w:spacing w:before="60" w:after="60" w:line="240" w:lineRule="auto"/>
+        <w:jc w:val="both"/>
+      </w:pPr>
+      <w:r>
+        <w:rPr>
+          <w:rFonts w:ascii="Times New Roman" w:hAnsi="Times New Roman" w:eastAsia="Times New Roman" w:cs="Times New Roman"/>
+          <w:b/>
+          <w:i/>
+          <w:sz w:val="24"/>
+        </w:rPr>
+        <w:t>Kerangka Teoritis</w:t>
+      </w:r>
+    </w:p>
+    <w:p>
+      <w:pPr>
+        <w:spacing w:before="0" w:after="0" w:line="240" w:lineRule="auto"/>
+        <w:jc w:val="both"/>
+      </w:pPr>
+      <w:r>
+        <w:rPr>
+          <w:rFonts w:ascii="Times New Roman" w:hAnsi="Times New Roman" w:eastAsia="Times New Roman" w:cs="Times New Roman"/>
+          <w:b w:val="0"/>
+          <w:i w:val="0"/>
+          <w:sz w:val="24"/>
+        </w:rPr>
+        <w:t>Sistem kendali PID terdiri dari tiga komponen: aksi proporsional (P), integral (I), dan derivatif (D). Persamaan kendali PID kontinu dinyatakan oleh</w:t>
+      </w:r>
+    </w:p>
+    <w:p>
+      <w:pPr>
+        <w:jc w:val="center"/>
+        <w:spacing w:before="80" w:after="80" w:line="240" w:lineRule="auto"/>
+      </w:pPr>
+      <m:oMathPara>
+        <m:oMath>
+          <m:box>
+            <m:e>
+              <m:r>
+                <m:rPr>
+                  <m:sty m:val="i"/>
+                </m:rPr>
+                <m:t>u</m:t>
+              </m:r>
+              <m:r>
+                <m:rPr>
+                  <m:sty m:val="p"/>
+                </m:rPr>
+                <m:t>(</m:t>
+              </m:r>
+              <m:r>
+                <m:rPr>
+                  <m:sty m:val="i"/>
+                </m:rPr>
+                <m:t>t</m:t>
+              </m:r>
+              <m:r>
+                <m:rPr>
+                  <m:sty m:val="p"/>
+                </m:rPr>
+                <m:t>)</m:t>
+              </m:r>
+              <m:r>
+                <m:rPr>
+                  <m:sty m:val="p"/>
+                </m:rPr>
+                <m:t>=</m:t>
+              </m:r>
+              <m:sSub>
+                <m:e>
+                  <m:r>
+                    <m:rPr>
+                      <m:sty m:val="i"/>
+                    </m:rPr>
+                    <m:t>K</m:t>
+                  </m:r>
+                </m:e>
+                <m:sub>
+                  <m:r>
+                    <m:rPr>
+                      <m:sty m:val="i"/>
+                    </m:rPr>
+                    <m:t>p</m:t>
+                  </m:r>
+                </m:sub>
+              </m:sSub>
+              <m:r>
+                <m:rPr>
+                  <m:sty m:val="i"/>
+                </m:rPr>
+                <m:t>e</m:t>
+              </m:r>
+              <m:r>
+                <m:rPr>
+                  <m:sty m:val="p"/>
+                </m:rPr>
+                <m:t>(</m:t>
+              </m:r>
+              <m:r>
+                <m:rPr>
+                  <m:sty m:val="i"/>
+                </m:rPr>
+                <m:t>t</m:t>
+              </m:r>
+              <m:r>
+                <m:rPr>
+                  <m:sty m:val="p"/>
+                </m:rPr>
+                <m:t>)</m:t>
+              </m:r>
+              <m:r>
+                <m:rPr>
+                  <m:sty m:val="p"/>
+                </m:rPr>
+                <m:t>+</m:t>
+              </m:r>
+              <m:sSub>
+                <m:e>
+                  <m:r>
+                    <m:rPr>
+                      <m:sty m:val="i"/>
+                    </m:rPr>
+                    <m:t>K</m:t>
+                  </m:r>
+                </m:e>
+                <m:sub>
+                  <m:r>
+                    <m:rPr>
+                      <m:sty m:val="i"/>
+                    </m:rPr>
+                    <m:t>i</m:t>
+                  </m:r>
+                </m:sub>
+              </m:sSub>
+              <m:nary>
+                <m:naryPr>
+                  <m:chr m:val="∫"/>
+                  <m:limLoc m:val="subSup"/>
+                </m:naryPr>
+                <m:sub>
+                  <m:r>
+                    <m:rPr>
+                      <m:sty m:val="p"/>
+                    </m:rPr>
+                    <m:t>0</m:t>
+                  </m:r>
+                </m:sub>
+                <m:sup>
+                  <m:r>
+                    <m:rPr>
+                      <m:sty m:val="i"/>
+                    </m:rPr>
+                    <m:t>t</m:t>
+                  </m:r>
+                </m:sup>
+                <m:e>
+                  <m:r>
+                    <m:rPr>
+                      <m:sty m:val="i"/>
+                    </m:rPr>
+                    <m:t>e</m:t>
+                  </m:r>
+                  <m:r>
+                    <m:rPr>
+                      <m:sty m:val="p"/>
+                    </m:rPr>
+                    <m:t>(</m:t>
+                  </m:r>
+                  <m:r>
+                    <m:rPr>
+                      <m:sty m:val="i"/>
+                    </m:rPr>
+                    <m:t>τ</m:t>
+                  </m:r>
+                  <m:r>
+                    <m:rPr>
+                      <m:sty m:val="p"/>
+                    </m:rPr>
+                    <m:t>)</m:t>
+                  </m:r>
+                  <m:r>
+                    <m:rPr>
+                      <m:sty m:val="i"/>
+                    </m:rPr>
+                    <m:t>d</m:t>
+                  </m:r>
+                  <m:r>
+                    <m:rPr>
+                      <m:sty m:val="i"/>
+                    </m:rPr>
+                    <m:t>τ</m:t>
+                  </m:r>
+                  <m:r>
+                    <m:rPr>
+                      <m:sty m:val="p"/>
+                    </m:rPr>
+                    <m:t>+</m:t>
+                  </m:r>
+                  <m:sSub>
+                    <m:e>
+                      <m:r>
+                        <m:rPr>
+                          <m:sty m:val="i"/>
+                        </m:rPr>
+                        <m:t>K</m:t>
+                      </m:r>
+                    </m:e>
+                    <m:sub>
+                      <m:r>
+                        <m:rPr>
+                          <m:sty m:val="i"/>
+                        </m:rPr>
+                        <m:t>d</m:t>
+                      </m:r>
+                    </m:sub>
+                  </m:sSub>
+                  <m:f>
+                    <m:num>
+                      <m:box>
+                        <m:e>
+                          <m:r>
+                            <m:rPr>
+                              <m:sty m:val="i"/>
+                            </m:rPr>
+                            <m:t>d</m:t>
+                          </m:r>
+                          <m:r>
+                            <m:rPr>
+                              <m:sty m:val="i"/>
+                            </m:rPr>
+                            <m:t>e</m:t>
+                          </m:r>
+                          <m:r>
+                            <m:rPr>
+                              <m:sty m:val="p"/>
+                            </m:rPr>
+                            <m:t>(</m:t>
+                          </m:r>
+                          <m:r>
+                            <m:rPr>
+                              <m:sty m:val="i"/>
+                            </m:rPr>
+                            <m:t>t</m:t>
+                          </m:r>
+                          <m:r>
+                            <m:rPr>
+                              <m:sty m:val="p"/>
+                            </m:rPr>
+                            <m:t>)</m:t>
+                          </m:r>
+                        </m:e>
+                      </m:box>
+                    </m:num>
+                    <m:den>
+                      <m:box>
+                        <m:e>
+                          <m:r>
+                            <m:rPr>
+                              <m:sty m:val="i"/>
+                            </m:rPr>
+                            <m:t>d</m:t>
+                          </m:r>
+                          <m:r>
+                            <m:rPr>
+                              <m:sty m:val="i"/>
+                            </m:rPr>
+                            <m:t>t</m:t>
+                          </m:r>
+                        </m:e>
+                      </m:box>
+                    </m:den>
+                  </m:f>
+                </m:e>
+              </m:nary>
+            </m:e>
+          </m:box>
+        </m:oMath>
+      </m:oMathPara>
+      <w:r>
+        <w:rPr>
+          <w:rFonts w:ascii="Times New Roman" w:hAnsi="Times New Roman"/>
+          <w:sz w:val="24"/>
+          <w:szCs w:val="24"/>
+        </w:rPr>
+        <w:t xml:space="preserve">    (1)</w:t>
+      </w:r>
+    </w:p>
+    <w:p>
+      <w:pPr>
+        <w:spacing w:before="0" w:after="0" w:line="240" w:lineRule="auto"/>
+        <w:jc w:val="both"/>
+      </w:pPr>
+      <w:r>
+        <w:rPr>
+          <w:rFonts w:ascii="Times New Roman" w:hAnsi="Times New Roman" w:eastAsia="Times New Roman" w:cs="Times New Roman"/>
+          <w:b w:val="0"/>
+          <w:i w:val="0"/>
+          <w:sz w:val="24"/>
+        </w:rPr>
+        <w:t xml:space="preserve">dengan </w:t>
+      </w:r>
+      <m:oMath xmlns:mml="http://www.w3.org/1998/Math/MathML">
+        <m:r>
+          <m:t>u(t)</m:t>
+        </m:r>
+      </m:oMath>
+      <w:r>
+        <w:rPr>
+          <w:rFonts w:ascii="Times New Roman" w:hAnsi="Times New Roman" w:eastAsia="Times New Roman" w:cs="Times New Roman"/>
+          <w:b w:val="0"/>
+          <w:i w:val="0"/>
+          <w:sz w:val="24"/>
+        </w:rPr>
+        <w:t xml:space="preserve"> adalah sinyal kontrol, </w:t>
+      </w:r>
+      <m:oMath xmlns:mml="http://www.w3.org/1998/Math/MathML">
+        <m:r>
+          <m:t>e(t)</m:t>
+        </m:r>
+      </m:oMath>
+      <w:r>
+        <w:rPr>
+          <w:rFonts w:ascii="Times New Roman" w:hAnsi="Times New Roman" w:eastAsia="Times New Roman" w:cs="Times New Roman"/>
+          <w:b w:val="0"/>
+          <w:i w:val="0"/>
+          <w:sz w:val="24"/>
+        </w:rPr>
+        <w:t xml:space="preserve"> adalah error posisi (selisih antara posisi referensi dan aktual), </w:t>
+      </w:r>
+      <m:oMath xmlns:mml="http://www.w3.org/1998/Math/MathML">
+        <m:sSub>
+          <m:e>
+            <m:r>
+              <m:t>K</m:t>
+            </m:r>
+          </m:e>
+          <m:sub>
+            <m:r>
+              <m:t>p</m:t>
+            </m:r>
+          </m:sub>
+        </m:sSub>
+      </m:oMath>
+      <w:r>
+        <w:rPr>
+          <w:rFonts w:ascii="Times New Roman" w:hAnsi="Times New Roman" w:eastAsia="Times New Roman" w:cs="Times New Roman"/>
+          <w:b w:val="0"/>
+          <w:i w:val="0"/>
+          <w:sz w:val="24"/>
+        </w:rPr>
+        <w:t xml:space="preserve"> adalah gain proporsional, </w:t>
+      </w:r>
+      <m:oMath xmlns:mml="http://www.w3.org/1998/Math/MathML">
+        <m:sSub>
+          <m:e>
+            <m:r>
+              <m:t>K</m:t>
+            </m:r>
+          </m:e>
+          <m:sub>
+            <m:r>
+              <m:t>i</m:t>
+            </m:r>
+          </m:sub>
+        </m:sSub>
+      </m:oMath>
+      <w:r>
+        <w:rPr>
+          <w:rFonts w:ascii="Times New Roman" w:hAnsi="Times New Roman" w:eastAsia="Times New Roman" w:cs="Times New Roman"/>
+          <w:b w:val="0"/>
+          <w:i w:val="0"/>
+          <w:sz w:val="24"/>
+        </w:rPr>
+        <w:t xml:space="preserve"> adalah gain integral, </w:t>
+      </w:r>
+      <m:oMath xmlns:mml="http://www.w3.org/1998/Math/MathML">
+        <m:sSub>
+          <m:e>
+            <m:r>
+              <m:t>K</m:t>
+            </m:r>
+          </m:e>
+          <m:sub>
+            <m:r>
+              <m:t>d</m:t>
+            </m:r>
+          </m:sub>
+        </m:sSub>
+      </m:oMath>
+      <w:r>
+        <w:rPr>
+          <w:rFonts w:ascii="Times New Roman" w:hAnsi="Times New Roman" w:eastAsia="Times New Roman" w:cs="Times New Roman"/>
+          <w:b w:val="0"/>
+          <w:i w:val="0"/>
+          <w:sz w:val="24"/>
+        </w:rPr>
+        <w:t xml:space="preserve"> adalah gain derivatif. Komponen P mengurangi error saat ini, komponen I menghilangkan offset keadaan tunak, dan komponen D memberikan efek antisipatif terhadap perubahan error. Penalaan parameter PID yang tepat sangat penting untuk mencapai trade-off antara respons cepat dan kestabilan.</w:t>
+      </w:r>
+    </w:p>
+    <w:p>
+      <w:pPr>
+        <w:spacing w:before="0" w:after="0" w:line="240" w:lineRule="auto"/>
+        <w:jc w:val="both"/>
+      </w:pPr>
+      <w:r>
+        <w:rPr>
+          <w:rFonts w:ascii="Times New Roman" w:hAnsi="Times New Roman" w:eastAsia="Times New Roman" w:cs="Times New Roman"/>
+          <w:b w:val="0"/>
+          <w:i w:val="0"/>
+          <w:sz w:val="24"/>
+        </w:rPr>
+        <w:t xml:space="preserve">Pemodelan kinematik lengan robot menggunakan parameter Denavit-Hartenberg (DH) menyediakan hubungan antara sudut sendi dengan posisi dan orientasi ujung lengan. Matriks transformasi homogen </w:t>
+      </w:r>
+      <m:oMath xmlns:mml="http://www.w3.org/1998/Math/MathML">
+        <m:sSubSup>
+          <m:e>
+            <m:r>
+              <m:t>T</m:t>
+            </m:r>
+          </m:e>
+          <m:sub>
+            <m:r>
+              <m:t>i</m:t>
+            </m:r>
+          </m:sub>
+          <m:sup>
+            <m:r>
+              <m:t>i−1</m:t>
+            </m:r>
+          </m:sup>
+        </m:sSubSup>
+      </m:oMath>
+      <w:r>
+        <w:rPr>
+          <w:rFonts w:ascii="Times New Roman" w:hAnsi="Times New Roman" w:eastAsia="Times New Roman" w:cs="Times New Roman"/>
+          <w:b w:val="0"/>
+          <w:i w:val="0"/>
+          <w:sz w:val="24"/>
+        </w:rPr>
+        <w:t xml:space="preserve"> untuk sendi ke-</w:t>
+      </w:r>
+      <m:oMath xmlns:mml="http://www.w3.org/1998/Math/MathML">
+        <m:r>
+          <m:t>i</m:t>
+        </m:r>
+      </m:oMath>
+      <w:r>
+        <w:rPr>
+          <w:rFonts w:ascii="Times New Roman" w:hAnsi="Times New Roman" w:eastAsia="Times New Roman" w:cs="Times New Roman"/>
+          <w:b w:val="0"/>
+          <w:i w:val="0"/>
+          <w:sz w:val="24"/>
+        </w:rPr>
+        <w:t xml:space="preserve"> didefinisikan oleh parameter </w:t>
+      </w:r>
+      <m:oMath xmlns:mml="http://www.w3.org/1998/Math/MathML">
+        <m:sSub>
+          <m:e>
+            <m:r>
+              <m:t>θ</m:t>
+            </m:r>
+          </m:e>
+          <m:sub>
+            <m:r>
+              <m:t>i</m:t>
+            </m:r>
+          </m:sub>
+        </m:sSub>
+      </m:oMath>
+      <w:r>
+        <w:rPr>
+          <w:rFonts w:ascii="Times New Roman" w:hAnsi="Times New Roman" w:eastAsia="Times New Roman" w:cs="Times New Roman"/>
+          <w:b w:val="0"/>
+          <w:i w:val="0"/>
+          <w:sz w:val="24"/>
+        </w:rPr>
+        <w:t xml:space="preserve">, </w:t>
+      </w:r>
+      <m:oMath xmlns:mml="http://www.w3.org/1998/Math/MathML">
+        <m:sSub>
+          <m:e>
+            <m:r>
+              <m:t>d</m:t>
+            </m:r>
+          </m:e>
+          <m:sub>
+            <m:r>
+              <m:t>i</m:t>
+            </m:r>
+          </m:sub>
+        </m:sSub>
+      </m:oMath>
+      <w:r>
+        <w:rPr>
+          <w:rFonts w:ascii="Times New Roman" w:hAnsi="Times New Roman" w:eastAsia="Times New Roman" w:cs="Times New Roman"/>
+          <w:b w:val="0"/>
+          <w:i w:val="0"/>
+          <w:sz w:val="24"/>
+        </w:rPr>
+        <w:t xml:space="preserve">, </w:t>
+      </w:r>
+      <m:oMath xmlns:mml="http://www.w3.org/1998/Math/MathML">
+        <m:sSub>
+          <m:e>
+            <m:r>
+              <m:t>a</m:t>
+            </m:r>
+          </m:e>
+          <m:sub>
+            <m:r>
+              <m:t>i</m:t>
+            </m:r>
+          </m:sub>
+        </m:sSub>
+      </m:oMath>
+      <w:r>
+        <w:rPr>
+          <w:rFonts w:ascii="Times New Roman" w:hAnsi="Times New Roman" w:eastAsia="Times New Roman" w:cs="Times New Roman"/>
+          <w:b w:val="0"/>
+          <w:i w:val="0"/>
+          <w:sz w:val="24"/>
+        </w:rPr>
+        <w:t xml:space="preserve">, dan </w:t>
+      </w:r>
+      <m:oMath xmlns:mml="http://www.w3.org/1998/Math/MathML">
+        <m:sSub>
+          <m:e>
+            <m:r>
+              <m:t>α</m:t>
+            </m:r>
+          </m:e>
+          <m:sub>
+            <m:r>
+              <m:t>i</m:t>
+            </m:r>
+          </m:sub>
+        </m:sSub>
+      </m:oMath>
+      <w:r>
+        <w:rPr>
+          <w:rFonts w:ascii="Times New Roman" w:hAnsi="Times New Roman" w:eastAsia="Times New Roman" w:cs="Times New Roman"/>
+          <w:b w:val="0"/>
+          <w:i w:val="0"/>
+          <w:sz w:val="24"/>
+        </w:rPr>
+        <w:t xml:space="preserve">. Rantai kinematik total diperoleh dengan perkalian matriks: </w:t>
+      </w:r>
+      <m:oMath xmlns:mml="http://www.w3.org/1998/Math/MathML">
+        <m:sSubSup>
+          <m:e>
+            <m:r>
+              <m:t>T</m:t>
+            </m:r>
+          </m:e>
+          <m:sub>
+            <m:r>
+              <m:t>6</m:t>
+            </m:r>
+          </m:sub>
+          <m:sup>
+            <m:r>
+              <m:t>0</m:t>
+            </m:r>
+          </m:sup>
+        </m:sSubSup>
+        <m:r>
+          <m:t>=</m:t>
+        </m:r>
+        <m:sSubSup>
+          <m:e>
+            <m:r>
+              <m:t>T</m:t>
+            </m:r>
+          </m:e>
+          <m:sub>
+            <m:r>
+              <m:t>1</m:t>
+            </m:r>
+          </m:sub>
+          <m:sup>
+            <m:r>
+              <m:t>0</m:t>
+            </m:r>
+          </m:sup>
+        </m:sSubSup>
+        <m:sSubSup>
+          <m:e>
+            <m:r>
+              <m:t>T</m:t>
+            </m:r>
+          </m:e>
+          <m:sub>
+            <m:r>
+              <m:t>2</m:t>
+            </m:r>
+          </m:sub>
+          <m:sup>
+            <m:r>
+              <m:t>1</m:t>
+            </m:r>
+          </m:sup>
+        </m:sSubSup>
+        <m:r>
+          <m:t>…</m:t>
+        </m:r>
+        <m:sSubSup>
+          <m:e>
+            <m:r>
+              <m:t>T</m:t>
+            </m:r>
+          </m:e>
+          <m:sub>
+            <m:r>
+              <m:t>6</m:t>
+            </m:r>
+          </m:sub>
+          <m:sup>
+            <m:r>
+              <m:t>5</m:t>
+            </m:r>
+          </m:sup>
+        </m:sSubSup>
+      </m:oMath>
+      <w:r>
+        <w:rPr>
+          <w:rFonts w:ascii="Times New Roman" w:hAnsi="Times New Roman" w:eastAsia="Times New Roman" w:cs="Times New Roman"/>
+          <w:b w:val="0"/>
+          <w:i w:val="0"/>
+          <w:sz w:val="24"/>
+        </w:rPr>
+        <w:t>.</w:t>
+      </w:r>
+    </w:p>
+    <w:p>
+      <w:pPr>
+        <w:jc w:val="center"/>
+        <w:spacing w:before="80" w:after="80" w:line="240" w:lineRule="auto"/>
+      </w:pPr>
+      <m:oMathPara>
+        <m:oMath>
+          <m:box>
+            <m:e>
+              <m:sSub>
+                <m:e>
+                  <m:r>
+                    <m:rPr>
+                      <m:sty m:val="i"/>
+                    </m:rPr>
+                    <m:t>T</m:t>
+                  </m:r>
+                </m:e>
+                <m:sub>
+                  <m:r>
+                    <m:rPr>
+                      <m:sty m:val="i"/>
+                    </m:rPr>
+                    <m:t>i</m:t>
+                  </m:r>
+                </m:sub>
+              </m:sSub>
+              <m:r>
+                <m:rPr>
+                  <m:sty m:val="i"/>
+                </m:rPr>
+                <m:t>i</m:t>
+              </m:r>
+              <m:r>
+                <m:rPr>
+                  <m:sty m:val="p"/>
+                </m:rPr>
+                <m:t>−</m:t>
+              </m:r>
+              <m:r>
+                <m:rPr>
+                  <m:sty m:val="p"/>
+                </m:rPr>
+                <m:t>1</m:t>
+              </m:r>
+              <m:r>
+                <m:rPr>
+                  <m:sty m:val="p"/>
+                </m:rPr>
+                <m:t>=</m:t>
+              </m:r>
+              <m:d>
+                <m:dPr>
+                  <m:begChr m:val="["/>
+                  <m:endChr m:val="]"/>
+                </m:dPr>
+                <m:e>
+                  <m:box>
+                    <m:e>
+                      <m:m>
+                        <m:mr>
+                          <m:e>
+                            <m:box>
+                              <m:e>
+                                <m:r>
+                                  <m:rPr>
+                                    <m:sty m:val="p"/>
+                                  </m:rPr>
+                                  <m:t>cos</m:t>
+                                </m:r>
+                                <m:sSub>
+                                  <m:e>
+                                    <m:r>
+                                      <m:rPr>
+                                        <m:sty m:val="i"/>
+                                      </m:rPr>
+                                      <m:t>θ</m:t>
+                                    </m:r>
+                                  </m:e>
+                                  <m:sub>
+                                    <m:r>
+                                      <m:rPr>
+                                        <m:sty m:val="i"/>
+                                      </m:rPr>
+                                      <m:t>i</m:t>
+                                    </m:r>
+                                  </m:sub>
+                                </m:sSub>
+                              </m:e>
+                            </m:box>
+                          </m:e>
+                          <m:e>
+                            <m:box>
+                              <m:e>
+                                <m:r>
+                                  <m:rPr>
+                                    <m:sty m:val="p"/>
+                                  </m:rPr>
+                                  <m:t>−</m:t>
+                                </m:r>
+                                <m:r>
+                                  <m:rPr>
+                                    <m:sty m:val="p"/>
+                                  </m:rPr>
+                                  <m:t>sin</m:t>
+                                </m:r>
+                                <m:sSub>
+                                  <m:e>
+                                    <m:r>
+                                      <m:rPr>
+                                        <m:sty m:val="i"/>
+                                      </m:rPr>
+                                      <m:t>θ</m:t>
+                                    </m:r>
+                                  </m:e>
+                                  <m:sub>
+                                    <m:r>
+                                      <m:rPr>
+                                        <m:sty m:val="i"/>
+                                      </m:rPr>
+                                      <m:t>i</m:t>
+                                    </m:r>
+                                  </m:sub>
+                                </m:sSub>
+                                <m:r>
+                                  <m:rPr>
+                                    <m:sty m:val="p"/>
+                                  </m:rPr>
+                                  <m:t>cos</m:t>
+                                </m:r>
+                                <m:sSub>
+                                  <m:e>
+                                    <m:r>
+                                      <m:rPr>
+                                        <m:sty m:val="i"/>
+                                      </m:rPr>
+                                      <m:t>α</m:t>
+                                    </m:r>
+                                  </m:e>
+                                  <m:sub>
+                                    <m:r>
+                                      <m:rPr>
+                                        <m:sty m:val="i"/>
+                                      </m:rPr>
+                                      <m:t>i</m:t>
+                                    </m:r>
+                                  </m:sub>
+                                </m:sSub>
+                              </m:e>
+                            </m:box>
+                          </m:e>
+                          <m:e>
+                            <m:box>
+                              <m:e>
+                                <m:r>
+                                  <m:rPr>
+                                    <m:sty m:val="p"/>
+                                  </m:rPr>
+                                  <m:t>sin</m:t>
+                                </m:r>
+                                <m:sSub>
+                                  <m:e>
+                                    <m:r>
+                                      <m:rPr>
+                                        <m:sty m:val="i"/>
+                                      </m:rPr>
+                                      <m:t>θ</m:t>
+                                    </m:r>
+                                  </m:e>
+                                  <m:sub>
+                                    <m:r>
+                                      <m:rPr>
+                                        <m:sty m:val="i"/>
+                                      </m:rPr>
+                                      <m:t>i</m:t>
+                                    </m:r>
+                                  </m:sub>
+                                </m:sSub>
+                                <m:r>
+                                  <m:rPr>
+                                    <m:sty m:val="p"/>
+                                  </m:rPr>
+                                  <m:t>sin</m:t>
+                                </m:r>
+                                <m:sSub>
+                                  <m:e>
+                                    <m:r>
+                                      <m:rPr>
+                                        <m:sty m:val="i"/>
+                                      </m:rPr>
+                                      <m:t>α</m:t>
+                                    </m:r>
+                                  </m:e>
+                                  <m:sub>
+                                    <m:r>
+                                      <m:rPr>
+                                        <m:sty m:val="i"/>
+                                      </m:rPr>
+                                      <m:t>i</m:t>
+                                    </m:r>
+                                  </m:sub>
+                                </m:sSub>
+                              </m:e>
+                            </m:box>
+                          </m:e>
+                          <m:e>
+                            <m:box>
+                              <m:e>
+                                <m:sSub>
+                                  <m:e>
+                                    <m:r>
+                                      <m:rPr>
+                                        <m:sty m:val="i"/>
+                                      </m:rPr>
+                                      <m:t>a</m:t>
+                                    </m:r>
+                                  </m:e>
+                                  <m:sub>
+                                    <m:r>
+                                      <m:rPr>
+                                        <m:sty m:val="i"/>
+                                      </m:rPr>
+                                      <m:t>i</m:t>
+                                    </m:r>
+                                  </m:sub>
+                                </m:sSub>
+                                <m:r>
+                                  <m:rPr>
+                                    <m:sty m:val="p"/>
+                                  </m:rPr>
+                                  <m:t>cos</m:t>
+                                </m:r>
+                                <m:sSub>
+                                  <m:e>
+                                    <m:r>
+                                      <m:rPr>
+                                        <m:sty m:val="i"/>
+                                      </m:rPr>
+                                      <m:t>θ</m:t>
+                                    </m:r>
+                                  </m:e>
+                                  <m:sub>
+                                    <m:r>
+                                      <m:rPr>
+                                        <m:sty m:val="i"/>
+                                      </m:rPr>
+                                      <m:t>i</m:t>
+                                    </m:r>
+                                  </m:sub>
+                                </m:sSub>
+                              </m:e>
+                            </m:box>
+                          </m:e>
+                        </m:mr>
+                        <m:mr>
+                          <m:e>
+                            <m:box>
+                              <m:e>
+                                <m:r>
+                                  <m:rPr>
+                                    <m:sty m:val="p"/>
+                                  </m:rPr>
+                                  <m:t>sin</m:t>
+                                </m:r>
+                                <m:sSub>
+                                  <m:e>
+                                    <m:r>
+                                      <m:rPr>
+                                        <m:sty m:val="i"/>
+                                      </m:rPr>
+                                      <m:t>θ</m:t>
+                                    </m:r>
+                                  </m:e>
+                                  <m:sub>
+                                    <m:r>
+                                      <m:rPr>
+                                        <m:sty m:val="i"/>
+                                      </m:rPr>
+                                      <m:t>i</m:t>
+                                    </m:r>
+                                  </m:sub>
+                                </m:sSub>
+                              </m:e>
+                            </m:box>
+                          </m:e>
+                          <m:e>
+                            <m:box>
+                              <m:e>
+                                <m:r>
+                                  <m:rPr>
+                                    <m:sty m:val="p"/>
+                                  </m:rPr>
+                                  <m:t>cos</m:t>
+                                </m:r>
+                                <m:sSub>
+                                  <m:e>
+                                    <m:r>
+                                      <m:rPr>
+                                        <m:sty m:val="i"/>
+                                      </m:rPr>
+                                      <m:t>θ</m:t>
+                                    </m:r>
+                                  </m:e>
+                                  <m:sub>
+                                    <m:r>
+                                      <m:rPr>
+                                        <m:sty m:val="i"/>
+                                      </m:rPr>
+                                      <m:t>i</m:t>
+                                    </m:r>
+                                  </m:sub>
+                                </m:sSub>
+                                <m:r>
+                                  <m:rPr>
+                                    <m:sty m:val="p"/>
+                                  </m:rPr>
+                                  <m:t>cos</m:t>
+                                </m:r>
+                                <m:sSub>
+                                  <m:e>
+                                    <m:r>
+                                      <m:rPr>
+                                        <m:sty m:val="i"/>
+                                      </m:rPr>
+                                      <m:t>α</m:t>
+                                    </m:r>
+                                  </m:e>
+                                  <m:sub>
+                                    <m:r>
+                                      <m:rPr>
+                                        <m:sty m:val="i"/>
+                                      </m:rPr>
+                                      <m:t>i</m:t>
+                                    </m:r>
+                                  </m:sub>
+                                </m:sSub>
+                              </m:e>
+                            </m:box>
+                          </m:e>
+                          <m:e>
+                            <m:box>
+                              <m:e>
+                                <m:r>
+                                  <m:rPr>
+                                    <m:sty m:val="p"/>
+                                  </m:rPr>
+                                  <m:t>−</m:t>
+                                </m:r>
+                                <m:r>
+                                  <m:rPr>
+                                    <m:sty m:val="p"/>
+                                  </m:rPr>
+                                  <m:t>cos</m:t>
+                                </m:r>
+                                <m:sSub>
+                                  <m:e>
+                                    <m:r>
+                                      <m:rPr>
+                                        <m:sty m:val="i"/>
+                                      </m:rPr>
+                                      <m:t>θ</m:t>
+                                    </m:r>
+                                  </m:e>
+                                  <m:sub>
+                                    <m:r>
+                                      <m:rPr>
+                                        <m:sty m:val="i"/>
+                                      </m:rPr>
+                                      <m:t>i</m:t>
+                                    </m:r>
+                                  </m:sub>
+                                </m:sSub>
+                                <m:r>
+                                  <m:rPr>
+                                    <m:sty m:val="p"/>
+                                  </m:rPr>
+                                  <m:t>sin</m:t>
+                                </m:r>
+                                <m:sSub>
+                                  <m:e>
+                                    <m:r>
+                                      <m:rPr>
+                                        <m:sty m:val="i"/>
+                                      </m:rPr>
+                                      <m:t>α</m:t>
+                                    </m:r>
+                                  </m:e>
+                                  <m:sub>
+                                    <m:r>
+                                      <m:rPr>
+                                        <m:sty m:val="i"/>
+                                      </m:rPr>
+                                      <m:t>i</m:t>
+                                    </m:r>
+                                  </m:sub>
+                                </m:sSub>
+                              </m:e>
+                            </m:box>
+                          </m:e>
+                          <m:e>
+                            <m:box>
+                              <m:e>
+                                <m:sSub>
+                                  <m:e>
+                                    <m:r>
+                                      <m:rPr>
+                                        <m:sty m:val="i"/>
+                                      </m:rPr>
+                                      <m:t>a</m:t>
+                                    </m:r>
+                                  </m:e>
+                                  <m:sub>
+                                    <m:r>
+                                      <m:rPr>
+                                        <m:sty m:val="i"/>
+                                      </m:rPr>
+                                      <m:t>i</m:t>
+                                    </m:r>
+                                  </m:sub>
+                                </m:sSub>
+                                <m:r>
+                                  <m:rPr>
+                                    <m:sty m:val="p"/>
+                                  </m:rPr>
+                                  <m:t>sin</m:t>
+                                </m:r>
+                                <m:sSub>
+                                  <m:e>
+                                    <m:r>
+                                      <m:rPr>
+                                        <m:sty m:val="i"/>
+                                      </m:rPr>
+                                      <m:t>θ</m:t>
+                                    </m:r>
+                                  </m:e>
+                                  <m:sub>
+                                    <m:r>
+                                      <m:rPr>
+                                        <m:sty m:val="i"/>
+                                      </m:rPr>
+                                      <m:t>i</m:t>
+                                    </m:r>
+                                  </m:sub>
+                                </m:sSub>
+                              </m:e>
+                            </m:box>
+                          </m:e>
+                        </m:mr>
+                        <m:mr>
+                          <m:e>
+                            <m:box>
+                              <m:e>
+                                <m:r>
+                                  <m:rPr>
+                                    <m:sty m:val="p"/>
+                                  </m:rPr>
+                                  <m:t>0</m:t>
+                                </m:r>
+                              </m:e>
+                            </m:box>
+                          </m:e>
+                          <m:e>
+                            <m:box>
+                              <m:e>
+                                <m:r>
+                                  <m:rPr>
+                                    <m:sty m:val="p"/>
+                                  </m:rPr>
+                                  <m:t>sin</m:t>
+                                </m:r>
+                                <m:sSub>
+                                  <m:e>
+                                    <m:r>
+                                      <m:rPr>
+                                        <m:sty m:val="i"/>
+                                      </m:rPr>
+                                      <m:t>α</m:t>
+                                    </m:r>
+                                  </m:e>
+                                  <m:sub>
+                                    <m:r>
+                                      <m:rPr>
+                                        <m:sty m:val="i"/>
+                                      </m:rPr>
+                                      <m:t>i</m:t>
+                                    </m:r>
+                                  </m:sub>
+                                </m:sSub>
+                              </m:e>
+                            </m:box>
+                          </m:e>
+                          <m:e>
+                            <m:box>
+                              <m:e>
+                                <m:r>
+                                  <m:rPr>
+                                    <m:sty m:val="p"/>
+                                  </m:rPr>
+                                  <m:t>cos</m:t>
+                                </m:r>
+                                <m:sSub>
+                                  <m:e>
+                                    <m:r>
+                                      <m:rPr>
+                                        <m:sty m:val="i"/>
+                                      </m:rPr>
+                                      <m:t>α</m:t>
+                                    </m:r>
+                                  </m:e>
+                                  <m:sub>
+                                    <m:r>
+                                      <m:rPr>
+                                        <m:sty m:val="i"/>
+                                      </m:rPr>
+                                      <m:t>i</m:t>
+                                    </m:r>
+                                  </m:sub>
+                                </m:sSub>
+                              </m:e>
+                            </m:box>
+                          </m:e>
+                          <m:e>
+                            <m:box>
+                              <m:e>
+                                <m:sSub>
+                                  <m:e>
+                                    <m:r>
+                                      <m:rPr>
+                                        <m:sty m:val="i"/>
+                                      </m:rPr>
+                                      <m:t>d</m:t>
+                                    </m:r>
+                                  </m:e>
+                                  <m:sub>
+                                    <m:r>
+                                      <m:rPr>
+                                        <m:sty m:val="i"/>
+                                      </m:rPr>
+                                      <m:t>i</m:t>
+                                    </m:r>
+                                  </m:sub>
+                                </m:sSub>
+                              </m:e>
+                            </m:box>
+                          </m:e>
+                        </m:mr>
+                        <m:mr>
+                          <m:e>
+                            <m:box>
+                              <m:e>
+                                <m:r>
+                                  <m:rPr>
+                                    <m:sty m:val="p"/>
+                                  </m:rPr>
+                                  <m:t>0</m:t>
+                                </m:r>
+                              </m:e>
+                            </m:box>
+                          </m:e>
+                          <m:e>
+                            <m:box>
+                              <m:e>
+                                <m:r>
+                                  <m:rPr>
+                                    <m:sty m:val="p"/>
+                                  </m:rPr>
+                                  <m:t>0</m:t>
+                                </m:r>
+                              </m:e>
+                            </m:box>
+                          </m:e>
+                          <m:e>
+                            <m:box>
+                              <m:e>
+                                <m:r>
+                                  <m:rPr>
+                                    <m:sty m:val="p"/>
+                                  </m:rPr>
+                                  <m:t>0</m:t>
+                                </m:r>
+                              </m:e>
+                            </m:box>
+                          </m:e>
+                          <m:e>
+                            <m:box>
+                              <m:e>
+                                <m:r>
+                                  <m:rPr>
+                                    <m:sty m:val="p"/>
+                                  </m:rPr>
+                                  <m:t>1</m:t>
+                                </m:r>
+                              </m:e>
+                            </m:box>
+                          </m:e>
+                        </m:mr>
+                      </m:m>
+                    </m:e>
+                  </m:box>
+                </m:e>
+              </m:d>
+            </m:e>
+          </m:box>
+        </m:oMath>
+      </m:oMathPara>
+      <w:r>
+        <w:rPr>
+          <w:rFonts w:ascii="Times New Roman" w:hAnsi="Times New Roman"/>
+          <w:sz w:val="24"/>
+          <w:szCs w:val="24"/>
+        </w:rPr>
+        <w:t xml:space="preserve">    (2)</w:t>
+      </w:r>
+    </w:p>
+    <w:p>
+      <w:pPr>
+        <w:spacing w:before="0" w:after="0" w:line="240" w:lineRule="auto"/>
+        <w:jc w:val="both"/>
+      </w:pPr>
+      <w:r>
+        <w:rPr>
+          <w:rFonts w:ascii="Times New Roman" w:hAnsi="Times New Roman" w:eastAsia="Times New Roman" w:cs="Times New Roman"/>
+          <w:b w:val="0"/>
+          <w:i w:val="0"/>
+          <w:sz w:val="24"/>
+        </w:rPr>
+        <w:t>Persamaan (2) di atas digunakan untuk menghitung posisi ujung lengan dalam kerangka koordinat basis. Untuk lintasan pengelasan, diperlukan perencanaan jalur dalam ruang kerja yang menghasilkan trayektori posisi dan orientasi yang halus.</w:t>
+      </w:r>
+    </w:p>
+    <w:p>
+      <w:pPr>
+        <w:spacing w:before="0" w:after="0" w:line="240" w:lineRule="auto"/>
+        <w:jc w:val="both"/>
+      </w:pPr>
+      <w:r>
+        <w:rPr>
+          <w:rFonts w:ascii="Times New Roman" w:hAnsi="Times New Roman" w:eastAsia="Times New Roman" w:cs="Times New Roman"/>
+          <w:b w:val="0"/>
+          <w:i w:val="0"/>
+          <w:sz w:val="24"/>
+        </w:rPr>
+        <w:t xml:space="preserve">Metode penalaan Ziegler-Nichols kedua (closed-loop) dilakukan dengan mengatur </w:t>
+      </w:r>
+      <m:oMath xmlns:mml="http://www.w3.org/1998/Math/MathML">
+        <m:sSub>
+          <m:e>
+            <m:r>
+              <m:t>K</m:t>
+            </m:r>
+          </m:e>
+          <m:sub>
+            <m:r>
+              <m:t>i</m:t>
+            </m:r>
+          </m:sub>
+        </m:sSub>
+        <m:r>
+          <m:t>=0</m:t>
+        </m:r>
+      </m:oMath>
+      <w:r>
+        <w:rPr>
+          <w:rFonts w:ascii="Times New Roman" w:hAnsi="Times New Roman" w:eastAsia="Times New Roman" w:cs="Times New Roman"/>
+          <w:b w:val="0"/>
+          <w:i w:val="0"/>
+          <w:sz w:val="24"/>
+        </w:rPr>
+        <w:t xml:space="preserve">. </w:t>
+      </w:r>
+      <m:oMath xmlns:mml="http://www.w3.org/1998/Math/MathML">
+        <m:sSub>
+          <m:e>
+            <m:r>
+              <m:t>K</m:t>
+            </m:r>
+          </m:e>
+          <m:sub>
+            <m:r>
+              <m:t>d</m:t>
+            </m:r>
+          </m:sub>
+        </m:sSub>
+        <m:r>
+          <m:t>=0</m:t>
+        </m:r>
+      </m:oMath>
+      <w:r>
+        <w:rPr>
+          <w:rFonts w:ascii="Times New Roman" w:hAnsi="Times New Roman" w:eastAsia="Times New Roman" w:cs="Times New Roman"/>
+          <w:b w:val="0"/>
+          <w:i w:val="0"/>
+          <w:sz w:val="24"/>
+        </w:rPr>
+        <w:t xml:space="preserve"> lalu meningkatkan </w:t>
+      </w:r>
+      <m:oMath xmlns:mml="http://www.w3.org/1998/Math/MathML">
+        <m:sSub>
+          <m:e>
+            <m:r>
+              <m:t>K</m:t>
+            </m:r>
+          </m:e>
+          <m:sub>
+            <m:r>
+              <m:t>p</m:t>
+            </m:r>
+          </m:sub>
+        </m:sSub>
+      </m:oMath>
+      <w:r>
+        <w:rPr>
+          <w:rFonts w:ascii="Times New Roman" w:hAnsi="Times New Roman" w:eastAsia="Times New Roman" w:cs="Times New Roman"/>
+          <w:b w:val="0"/>
+          <w:i w:val="0"/>
+          <w:sz w:val="24"/>
+        </w:rPr>
+        <w:t xml:space="preserve"> hingga sistem berosilasi pada batas kestabilan, menghasilkan gain ultimat </w:t>
+      </w:r>
+      <m:oMath xmlns:mml="http://www.w3.org/1998/Math/MathML">
+        <m:sSub>
+          <m:e>
+            <m:r>
+              <m:t>K</m:t>
+            </m:r>
+          </m:e>
+          <m:sub>
+            <m:r>
+              <m:t>u</m:t>
+            </m:r>
+          </m:sub>
+        </m:sSub>
+      </m:oMath>
+      <w:r>
+        <w:rPr>
+          <w:rFonts w:ascii="Times New Roman" w:hAnsi="Times New Roman" w:eastAsia="Times New Roman" w:cs="Times New Roman"/>
+          <w:b w:val="0"/>
+          <w:i w:val="0"/>
+          <w:sz w:val="24"/>
+        </w:rPr>
+        <w:t xml:space="preserve"> dan periode ultimat </w:t>
+      </w:r>
+      <m:oMath xmlns:mml="http://www.w3.org/1998/Math/MathML">
+        <m:sSub>
+          <m:e>
+            <m:r>
+              <m:t>T</m:t>
+            </m:r>
+          </m:e>
+          <m:sub>
+            <m:r>
+              <m:t>u</m:t>
+            </m:r>
+          </m:sub>
+        </m:sSub>
+      </m:oMath>
+      <w:r>
+        <w:rPr>
+          <w:rFonts w:ascii="Times New Roman" w:hAnsi="Times New Roman" w:eastAsia="Times New Roman" w:cs="Times New Roman"/>
+          <w:b w:val="0"/>
+          <w:i w:val="0"/>
+          <w:sz w:val="24"/>
+        </w:rPr>
+        <w:t>. Parameter PID kemudian ditentukan berdasarkan tabel Ziegler-Nichols klasik. Meskipun sederhana, metode ini memberikan parameter awal yang cukup baik untuk kebanyakan proses industri</w:t>
+      </w:r>
+      <w:r>
+        <w:rPr>
+          <w:rStyle w:val="FootnoteReference"/>
+          <w:vertAlign w:val="superscript"/>
+        </w:rPr>
+        <w:footnoteReference w:id="17"/>
+      </w:r>
+      <w:r>
+        <w:rPr>
+          <w:rFonts w:ascii="Times New Roman" w:hAnsi="Times New Roman" w:eastAsia="Times New Roman" w:cs="Times New Roman"/>
+          <w:b w:val="0"/>
+          <w:i w:val="0"/>
+          <w:sz w:val="24"/>
+        </w:rPr>
+        <w:t>.</w:t>
+      </w:r>
+    </w:p>
+    <w:p>
+      <w:pPr>
+        <w:spacing w:before="0" w:after="0" w:line="240" w:lineRule="auto"/>
+      </w:pPr>
+    </w:p>
+    <w:p>
+      <w:pPr>
+        <w:spacing w:before="60" w:after="60" w:line="240" w:lineRule="auto"/>
+        <w:jc w:val="center"/>
+      </w:pPr>
+      <w:r>
+        <w:rPr>
+          <w:rFonts w:ascii="Times New Roman" w:hAnsi="Times New Roman" w:eastAsia="Times New Roman" w:cs="Times New Roman"/>
+          <w:b/>
+          <w:sz w:val="24"/>
+        </w:rPr>
+        <w:t xml:space="preserve">Figure 1: </w:t>
+      </w:r>
+      <w:r>
+        <w:rPr>
+          <w:rFonts w:ascii="Times New Roman" w:hAnsi="Times New Roman" w:eastAsia="Times New Roman" w:cs="Times New Roman"/>
+          <w:b/>
+          <w:sz w:val="24"/>
+        </w:rPr>
+        <w:t>Diagram blok sistem kendali posisi lengan robot dengan kendali PID</w:t>
+      </w:r>
+    </w:p>
+    <w:p>
+      <w:pPr>
+        <w:spacing w:before="60" w:after="60" w:line="240" w:lineRule="auto"/>
+        <w:jc w:val="center"/>
+      </w:pPr>
+      <w:r>
+        <w:rPr>
+          <w:rFonts w:ascii="Times New Roman" w:hAnsi="Times New Roman" w:eastAsia="Times New Roman" w:cs="Times New Roman"/>
+          <w:i/>
+          <w:color w:val="FF0000"/>
+          <w:sz w:val="24"/>
+        </w:rPr>
+        <w:t>[PROMPT UNTUK AI GAMBAR: Buatkan gambar, diagram, atau ilustrasi teknis yang merepresentasikan 'Diagram blok sistem kendali posisi lengan robot dengan kendali PID'. Pastikan visualnya profesional, hitam putih/grayscale, dan cocok untuk publikasi jurnal akademik ilmiah.]</w:t>
+      </w:r>
+    </w:p>
+    <w:p>
+      <w:pPr>
+        <w:spacing w:before="0" w:after="120" w:line="240" w:lineRule="auto"/>
+        <w:jc w:val="center"/>
+      </w:pPr>
+      <w:r>
+        <w:rPr>
+          <w:rFonts w:ascii="Times New Roman" w:hAnsi="Times New Roman" w:eastAsia="Times New Roman" w:cs="Times New Roman"/>
+          <w:sz w:val="24"/>
+        </w:rPr>
+        <w:t>Source: The Authors</w:t>
+      </w:r>
+    </w:p>
+    <w:p>
+      <w:pPr>
+        <w:spacing w:before="0" w:after="0" w:line="240" w:lineRule="auto"/>
+        <w:jc w:val="both"/>
+      </w:pPr>
+      <w:r>
+        <w:rPr>
+          <w:rFonts w:ascii="Times New Roman" w:hAnsi="Times New Roman" w:eastAsia="Times New Roman" w:cs="Times New Roman"/>
+          <w:b w:val="0"/>
+          <w:i w:val="0"/>
+          <w:sz w:val="24"/>
+        </w:rPr>
+        <w:t xml:space="preserve">Gambar 1 memperlihatkan diagram blok sistem kendali posisi yang digunakan. Sinyal referensi </w:t>
+      </w:r>
+      <m:oMath xmlns:mml="http://www.w3.org/1998/Math/MathML">
+        <m:r>
+          <m:t>r</m:t>
+        </m:r>
+      </m:oMath>
+      <w:r>
+        <w:rPr>
+          <w:rFonts w:ascii="Times New Roman" w:hAnsi="Times New Roman" w:eastAsia="Times New Roman" w:cs="Times New Roman"/>
+          <w:b w:val="0"/>
+          <w:i w:val="0"/>
+          <w:sz w:val="24"/>
+        </w:rPr>
+        <w:t xml:space="preserve"> berupa posisi sudut sendi yang direncanakan dari lintasan pengelasan. Error </w:t>
+      </w:r>
+      <m:oMath xmlns:mml="http://www.w3.org/1998/Math/MathML">
+        <m:r>
+          <m:t>e=r−y</m:t>
+        </m:r>
+      </m:oMath>
+      <w:r>
+        <w:rPr>
+          <w:rFonts w:ascii="Times New Roman" w:hAnsi="Times New Roman" w:eastAsia="Times New Roman" w:cs="Times New Roman"/>
+          <w:b w:val="0"/>
+          <w:i w:val="0"/>
+          <w:sz w:val="24"/>
+        </w:rPr>
+        <w:t xml:space="preserve"> diumpankan ke pengontrol PID, yang menghasilkan sinyal kontrol </w:t>
+      </w:r>
+      <m:oMath xmlns:mml="http://www.w3.org/1998/Math/MathML">
+        <m:r>
+          <m:t>u</m:t>
+        </m:r>
+      </m:oMath>
+      <w:r>
+        <w:rPr>
+          <w:rFonts w:ascii="Times New Roman" w:hAnsi="Times New Roman" w:eastAsia="Times New Roman" w:cs="Times New Roman"/>
+          <w:b w:val="0"/>
+          <w:i w:val="0"/>
+          <w:sz w:val="24"/>
+        </w:rPr>
+        <w:t xml:space="preserve"> setelah melalui penjenuhan (saturation) untuk membatasi torsi motor. Blok plant terdiri dari dinamika lengan robot termasuk inersia, gesekan, dan kopling antar sendi. Sensor encoder memberikan umpan balik posisi aktual </w:t>
+      </w:r>
+      <m:oMath xmlns:mml="http://www.w3.org/1998/Math/MathML">
+        <m:r>
+          <m:t>y</m:t>
+        </m:r>
+      </m:oMath>
+      <w:r>
+        <w:rPr>
+          <w:rFonts w:ascii="Times New Roman" w:hAnsi="Times New Roman" w:eastAsia="Times New Roman" w:cs="Times New Roman"/>
+          <w:b w:val="0"/>
+          <w:i w:val="0"/>
+          <w:sz w:val="24"/>
+        </w:rPr>
+        <w:t>.</w:t>
+      </w:r>
+    </w:p>
+    <w:p>
+      <w:pPr>
+        <w:spacing w:before="0" w:after="0" w:line="240" w:lineRule="auto"/>
+      </w:pPr>
+    </w:p>
+    <w:p>
+      <w:pPr>
+        <w:spacing w:before="60" w:after="60" w:line="240" w:lineRule="auto"/>
+        <w:jc w:val="both"/>
+      </w:pPr>
+      <w:r>
+        <w:rPr>
+          <w:rFonts w:ascii="Times New Roman" w:hAnsi="Times New Roman" w:eastAsia="Times New Roman" w:cs="Times New Roman"/>
+          <w:b/>
+          <w:sz w:val="24"/>
+        </w:rPr>
+        <w:t>Metodologi</w:t>
+      </w:r>
+    </w:p>
+    <w:p>
+      <w:pPr>
+        <w:spacing w:before="0" w:after="0" w:line="240" w:lineRule="auto"/>
+        <w:jc w:val="both"/>
+      </w:pPr>
+      <w:r>
+        <w:rPr>
+          <w:rFonts w:ascii="Times New Roman" w:hAnsi="Times New Roman" w:eastAsia="Times New Roman" w:cs="Times New Roman"/>
+          <w:b w:val="0"/>
+          <w:i w:val="0"/>
+          <w:sz w:val="24"/>
+        </w:rPr>
+        <w:t>Bab ini menjelaskan langkah-langkah perancangan sistem kendali PID pada lengan robot industri untuk pengelasan. Metode mencakup pemodelan kinematik, penentuan parameter PID, serta prosedur simulasi.</w:t>
+      </w:r>
+    </w:p>
+    <w:p>
+      <w:pPr>
+        <w:spacing w:before="0" w:after="0" w:line="240" w:lineRule="auto"/>
+      </w:pPr>
+    </w:p>
+    <w:p>
+      <w:pPr>
+        <w:spacing w:before="60" w:after="60" w:line="240" w:lineRule="auto"/>
+        <w:jc w:val="both"/>
+      </w:pPr>
+      <w:r>
+        <w:rPr>
+          <w:rFonts w:ascii="Times New Roman" w:hAnsi="Times New Roman" w:eastAsia="Times New Roman" w:cs="Times New Roman"/>
+          <w:b/>
+          <w:i/>
+          <w:sz w:val="24"/>
+        </w:rPr>
+        <w:t>Desain dan Arsitektur Sistem</w:t>
+      </w:r>
+    </w:p>
+    <w:p>
+      <w:pPr>
+        <w:spacing w:before="0" w:after="0" w:line="240" w:lineRule="auto"/>
+        <w:jc w:val="both"/>
+      </w:pPr>
+      <w:r>
+        <w:rPr>
+          <w:rFonts w:ascii="Times New Roman" w:hAnsi="Times New Roman" w:eastAsia="Times New Roman" w:cs="Times New Roman"/>
+          <w:b w:val="0"/>
+          <w:i w:val="0"/>
+          <w:sz w:val="24"/>
+        </w:rPr>
+        <w:t>Sistem yang dirancang terdiri dari lengan robot 6-DOF dengan konfigurasi sendi rotasi. Parameter Denavit-Hartenberg untuk lengan robot ditetapkan berdasarkan spesifikasi robot industri umum (misal model Fanuc M-710iC). Tabel 1 menyajikan parameter DH yang digunakan.</w:t>
+      </w:r>
+    </w:p>
+    <w:p>
+      <w:pPr>
+        <w:spacing w:before="120" w:after="60" w:line="240" w:lineRule="auto"/>
+        <w:jc w:val="center"/>
+      </w:pPr>
+      <w:r>
+        <w:rPr>
+          <w:rFonts w:ascii="Times New Roman" w:hAnsi="Times New Roman" w:eastAsia="Times New Roman" w:cs="Times New Roman"/>
+          <w:b/>
+          <w:sz w:val="24"/>
+        </w:rPr>
+        <w:t>Table 1: Parameter Denavit-Hartenberg Lengan Robot 6-DOF</w:t>
+      </w:r>
+    </w:p>
+    <w:tbl>
+      <w:tblPr>
+        <w:tblW w:type="auto" w:w="0"/>
+        <w:jc w:val="center"/>
+        <w:tblLook w:firstColumn="1" w:firstRow="1" w:lastColumn="0" w:lastRow="0" w:noHBand="0" w:noVBand="1" w:val="04A0"/>
+        <w:tblBorders>
+          <w:top w:val="single" w:sz="4" w:space="0" w:color="000000"/>
+          <w:left w:val="single" w:sz="4" w:space="0" w:color="000000"/>
+          <w:bottom w:val="single" w:sz="4" w:space="0" w:color="000000"/>
+          <w:right w:val="single" w:sz="4" w:space="0" w:color="000000"/>
+          <w:insideH w:val="single" w:sz="4" w:space="0" w:color="000000"/>
+          <w:insideV w:val="single" w:sz="4" w:space="0" w:color="000000"/>
+        </w:tblBorders>
+      </w:tblPr>
+      <w:tblGrid>
+        <w:gridCol w:w="1872"/>
+        <w:gridCol w:w="1872"/>
+        <w:gridCol w:w="1872"/>
+        <w:gridCol w:w="1872"/>
+        <w:gridCol w:w="1872"/>
+      </w:tblGrid>
+      <w:tr>
+        <w:tc>
+          <w:tcPr>
+            <w:tcW w:type="dxa" w:w="1872"/>
+          </w:tcPr>
+          <w:p>
+            <w:pPr>
+              <w:jc w:val="center"/>
+            </w:pPr>
+            <w:r/>
+            <w:r>
+              <w:rPr>
+                <w:rFonts w:ascii="Times New Roman" w:hAnsi="Times New Roman" w:eastAsia="Times New Roman" w:cs="Times New Roman"/>
+                <w:b/>
+                <w:sz w:val="24"/>
+              </w:rPr>
+              <w:t>Sendi</w:t>
+            </w:r>
+          </w:p>
+        </w:tc>
+        <w:tc>
+          <w:tcPr>
+            <w:tcW w:type="dxa" w:w="1872"/>
+          </w:tcPr>
+          <w:p>
+            <w:pPr>
+              <w:jc w:val="center"/>
+            </w:pPr>
+            <w:r/>
+            <w:r>
+              <w:rPr>
+                <w:rFonts w:ascii="Times New Roman" w:hAnsi="Times New Roman" w:eastAsia="Times New Roman" w:cs="Times New Roman"/>
+                <w:b/>
+                <w:sz w:val="24"/>
+              </w:rPr>
+              <w:t>\iθ_i (rad)\i</w:t>
+            </w:r>
+          </w:p>
+        </w:tc>
+        <w:tc>
+          <w:tcPr>
+            <w:tcW w:type="dxa" w:w="1872"/>
+          </w:tcPr>
+          <w:p>
+            <w:pPr>
+              <w:jc w:val="center"/>
+            </w:pPr>
+            <w:r/>
+            <w:r>
+              <w:rPr>
+                <w:rFonts w:ascii="Times New Roman" w:hAnsi="Times New Roman" w:eastAsia="Times New Roman" w:cs="Times New Roman"/>
+                <w:b/>
+                <w:sz w:val="24"/>
+              </w:rPr>
+              <w:t>\id_i (mm)\i</w:t>
+            </w:r>
+          </w:p>
+        </w:tc>
+        <w:tc>
+          <w:tcPr>
+            <w:tcW w:type="dxa" w:w="1872"/>
+          </w:tcPr>
+          <w:p>
+            <w:pPr>
+              <w:jc w:val="center"/>
+            </w:pPr>
+            <w:r/>
+            <w:r>
+              <w:rPr>
+                <w:rFonts w:ascii="Times New Roman" w:hAnsi="Times New Roman" w:eastAsia="Times New Roman" w:cs="Times New Roman"/>
+                <w:b/>
+                <w:sz w:val="24"/>
+              </w:rPr>
+              <w:t>\ia_i (mm)\i</w:t>
+            </w:r>
+          </w:p>
+        </w:tc>
+        <w:tc>
+          <w:tcPr>
+            <w:tcW w:type="dxa" w:w="1872"/>
+          </w:tcPr>
+          <w:p>
+            <w:pPr>
+              <w:jc w:val="center"/>
+            </w:pPr>
+            <w:r/>
+            <w:r>
+              <w:rPr>
+                <w:rFonts w:ascii="Times New Roman" w:hAnsi="Times New Roman" w:eastAsia="Times New Roman" w:cs="Times New Roman"/>
+                <w:b/>
+                <w:sz w:val="24"/>
+              </w:rPr>
+              <w:t>\iα_i (rad)\i</w:t>
+            </w:r>
+          </w:p>
+        </w:tc>
+      </w:tr>
+      <w:tr>
+        <w:tc>
+          <w:tcPr>
+            <w:tcW w:type="dxa" w:w="1872"/>
+          </w:tcPr>
+          <w:p>
+            <w:pPr>
+              <w:jc w:val="center"/>
+            </w:pPr>
+            <w:r/>
+            <w:r>
+              <w:rPr>
+                <w:rFonts w:ascii="Times New Roman" w:hAnsi="Times New Roman" w:eastAsia="Times New Roman" w:cs="Times New Roman"/>
+                <w:b w:val="0"/>
+                <w:i w:val="0"/>
+                <w:sz w:val="24"/>
+              </w:rPr>
+              <w:t>1</w:t>
+            </w:r>
+          </w:p>
+        </w:tc>
+        <w:tc>
+          <w:tcPr>
+            <w:tcW w:type="dxa" w:w="1872"/>
+          </w:tcPr>
+          <w:p>
+            <w:pPr>
+              <w:jc w:val="center"/>
+            </w:pPr>
+            <w:r/>
+            <w:r>
+              <w:rPr>
+                <w:rFonts w:ascii="Times New Roman" w:hAnsi="Times New Roman" w:eastAsia="Times New Roman" w:cs="Times New Roman"/>
+                <w:b w:val="0"/>
+                <w:i w:val="0"/>
+                <w:sz w:val="24"/>
+              </w:rPr>
+              <w:t>q1</w:t>
+            </w:r>
+          </w:p>
+        </w:tc>
+        <w:tc>
+          <w:tcPr>
+            <w:tcW w:type="dxa" w:w="1872"/>
+          </w:tcPr>
+          <w:p>
+            <w:pPr>
+              <w:jc w:val="center"/>
+            </w:pPr>
+            <w:r/>
+            <w:r>
+              <w:rPr>
+                <w:rFonts w:ascii="Times New Roman" w:hAnsi="Times New Roman" w:eastAsia="Times New Roman" w:cs="Times New Roman"/>
+                <w:b w:val="0"/>
+                <w:i w:val="0"/>
+                <w:sz w:val="24"/>
+              </w:rPr>
+              <w:t>a1</w:t>
+            </w:r>
+          </w:p>
+        </w:tc>
+        <w:tc>
+          <w:tcPr>
+            <w:tcW w:type="dxa" w:w="1872"/>
+          </w:tcPr>
+          <w:p>
+            <w:pPr>
+              <w:jc w:val="center"/>
+            </w:pPr>
+            <w:r/>
+            <w:r>
+              <w:rPr>
+                <w:rFonts w:ascii="Times New Roman" w:hAnsi="Times New Roman" w:eastAsia="Times New Roman" w:cs="Times New Roman"/>
+                <w:b w:val="0"/>
+                <w:i w:val="0"/>
+                <w:sz w:val="24"/>
+              </w:rPr>
+              <w:t>a2</w:t>
+            </w:r>
+          </w:p>
+        </w:tc>
+        <w:tc>
+          <w:tcPr>
+            <w:tcW w:type="dxa" w:w="1872"/>
+          </w:tcPr>
+          <w:p>
+            <w:pPr>
+              <w:jc w:val="center"/>
+            </w:pPr>
+            <w:r/>
+            <w:r>
+              <w:rPr>
+                <w:rFonts w:ascii="Times New Roman" w:hAnsi="Times New Roman" w:eastAsia="Times New Roman" w:cs="Times New Roman"/>
+                <w:b w:val="0"/>
+                <w:i w:val="0"/>
+                <w:sz w:val="24"/>
+              </w:rPr>
+              <w:t>π/2</w:t>
+            </w:r>
+          </w:p>
+        </w:tc>
+      </w:tr>
+      <w:tr>
+        <w:tc>
+          <w:tcPr>
+            <w:tcW w:type="dxa" w:w="1872"/>
+          </w:tcPr>
+          <w:p>
+            <w:pPr>
+              <w:jc w:val="center"/>
+            </w:pPr>
+            <w:r/>
+            <w:r>
+              <w:rPr>
+                <w:rFonts w:ascii="Times New Roman" w:hAnsi="Times New Roman" w:eastAsia="Times New Roman" w:cs="Times New Roman"/>
+                <w:b w:val="0"/>
+                <w:i w:val="0"/>
+                <w:sz w:val="24"/>
+              </w:rPr>
+              <w:t>2</w:t>
+            </w:r>
+          </w:p>
+        </w:tc>
+        <w:tc>
+          <w:tcPr>
+            <w:tcW w:type="dxa" w:w="1872"/>
+          </w:tcPr>
+          <w:p>
+            <w:pPr>
+              <w:jc w:val="center"/>
+            </w:pPr>
+            <w:r/>
+            <w:r>
+              <w:rPr>
+                <w:rFonts w:ascii="Times New Roman" w:hAnsi="Times New Roman" w:eastAsia="Times New Roman" w:cs="Times New Roman"/>
+                <w:b w:val="0"/>
+                <w:i w:val="0"/>
+                <w:sz w:val="24"/>
+              </w:rPr>
+              <w:t>q2</w:t>
+            </w:r>
+          </w:p>
+        </w:tc>
+        <w:tc>
+          <w:tcPr>
+            <w:tcW w:type="dxa" w:w="1872"/>
+          </w:tcPr>
+          <w:p>
+            <w:pPr>
+              <w:jc w:val="center"/>
+            </w:pPr>
+            <w:r/>
+            <w:r>
+              <w:rPr>
+                <w:rFonts w:ascii="Times New Roman" w:hAnsi="Times New Roman" w:eastAsia="Times New Roman" w:cs="Times New Roman"/>
+                <w:b w:val="0"/>
+                <w:i w:val="0"/>
+                <w:sz w:val="24"/>
+              </w:rPr>
+              <w:t>0</w:t>
+            </w:r>
+          </w:p>
+        </w:tc>
+        <w:tc>
+          <w:tcPr>
+            <w:tcW w:type="dxa" w:w="1872"/>
+          </w:tcPr>
+          <w:p>
+            <w:pPr>
+              <w:jc w:val="center"/>
+            </w:pPr>
+            <w:r/>
+            <w:r>
+              <w:rPr>
+                <w:rFonts w:ascii="Times New Roman" w:hAnsi="Times New Roman" w:eastAsia="Times New Roman" w:cs="Times New Roman"/>
+                <w:b w:val="0"/>
+                <w:i w:val="0"/>
+                <w:sz w:val="24"/>
+              </w:rPr>
+              <w:t>a3</w:t>
+            </w:r>
+          </w:p>
+        </w:tc>
+        <w:tc>
+          <w:tcPr>
+            <w:tcW w:type="dxa" w:w="1872"/>
+          </w:tcPr>
+          <w:p>
+            <w:pPr>
+              <w:jc w:val="center"/>
+            </w:pPr>
+            <w:r/>
+            <w:r>
+              <w:rPr>
+                <w:rFonts w:ascii="Times New Roman" w:hAnsi="Times New Roman" w:eastAsia="Times New Roman" w:cs="Times New Roman"/>
+                <w:b w:val="0"/>
+                <w:i w:val="0"/>
+                <w:sz w:val="24"/>
+              </w:rPr>
+              <w:t>0</w:t>
+            </w:r>
+          </w:p>
+        </w:tc>
+      </w:tr>
+      <w:tr>
+        <w:tc>
+          <w:tcPr>
+            <w:tcW w:type="dxa" w:w="1872"/>
+          </w:tcPr>
+          <w:p>
+            <w:pPr>
+              <w:jc w:val="center"/>
+            </w:pPr>
+            <w:r/>
+            <w:r>
+              <w:rPr>
+                <w:rFonts w:ascii="Times New Roman" w:hAnsi="Times New Roman" w:eastAsia="Times New Roman" w:cs="Times New Roman"/>
+                <w:b w:val="0"/>
+                <w:i w:val="0"/>
+                <w:sz w:val="24"/>
+              </w:rPr>
+              <w:t>3</w:t>
+            </w:r>
+          </w:p>
+        </w:tc>
+        <w:tc>
+          <w:tcPr>
+            <w:tcW w:type="dxa" w:w="1872"/>
+          </w:tcPr>
+          <w:p>
+            <w:pPr>
+              <w:jc w:val="center"/>
+            </w:pPr>
+            <w:r/>
+            <w:r>
+              <w:rPr>
+                <w:rFonts w:ascii="Times New Roman" w:hAnsi="Times New Roman" w:eastAsia="Times New Roman" w:cs="Times New Roman"/>
+                <w:b w:val="0"/>
+                <w:i w:val="0"/>
+                <w:sz w:val="24"/>
+              </w:rPr>
+              <w:t>q3</w:t>
+            </w:r>
+          </w:p>
+        </w:tc>
+        <w:tc>
+          <w:tcPr>
+            <w:tcW w:type="dxa" w:w="1872"/>
+          </w:tcPr>
+          <w:p>
+            <w:pPr>
+              <w:jc w:val="center"/>
+            </w:pPr>
+            <w:r/>
+            <w:r>
+              <w:rPr>
+                <w:rFonts w:ascii="Times New Roman" w:hAnsi="Times New Roman" w:eastAsia="Times New Roman" w:cs="Times New Roman"/>
+                <w:b w:val="0"/>
+                <w:i w:val="0"/>
+                <w:sz w:val="24"/>
+              </w:rPr>
+              <w:t>0</w:t>
+            </w:r>
+          </w:p>
+        </w:tc>
+        <w:tc>
+          <w:tcPr>
+            <w:tcW w:type="dxa" w:w="1872"/>
+          </w:tcPr>
+          <w:p>
+            <w:pPr>
+              <w:jc w:val="center"/>
+            </w:pPr>
+            <w:r/>
+            <w:r>
+              <w:rPr>
+                <w:rFonts w:ascii="Times New Roman" w:hAnsi="Times New Roman" w:eastAsia="Times New Roman" w:cs="Times New Roman"/>
+                <w:b w:val="0"/>
+                <w:i w:val="0"/>
+                <w:sz w:val="24"/>
+              </w:rPr>
+              <w:t>a4</w:t>
+            </w:r>
+          </w:p>
+        </w:tc>
+        <w:tc>
+          <w:tcPr>
+            <w:tcW w:type="dxa" w:w="1872"/>
+          </w:tcPr>
+          <w:p>
+            <w:pPr>
+              <w:jc w:val="center"/>
+            </w:pPr>
+            <w:r/>
+            <w:r>
+              <w:rPr>
+                <w:rFonts w:ascii="Times New Roman" w:hAnsi="Times New Roman" w:eastAsia="Times New Roman" w:cs="Times New Roman"/>
+                <w:b w:val="0"/>
+                <w:i w:val="0"/>
+                <w:sz w:val="24"/>
+              </w:rPr>
+              <w:t>0</w:t>
+            </w:r>
+          </w:p>
+        </w:tc>
+      </w:tr>
+      <w:tr>
+        <w:tc>
+          <w:tcPr>
+            <w:tcW w:type="dxa" w:w="1872"/>
+          </w:tcPr>
+          <w:p>
+            <w:pPr>
+              <w:jc w:val="center"/>
+            </w:pPr>
+            <w:r/>
+            <w:r>
+              <w:rPr>
+                <w:rFonts w:ascii="Times New Roman" w:hAnsi="Times New Roman" w:eastAsia="Times New Roman" w:cs="Times New Roman"/>
+                <w:b w:val="0"/>
+                <w:i w:val="0"/>
+                <w:sz w:val="24"/>
+              </w:rPr>
+              <w:t>4</w:t>
+            </w:r>
+          </w:p>
+        </w:tc>
+        <w:tc>
+          <w:tcPr>
+            <w:tcW w:type="dxa" w:w="1872"/>
+          </w:tcPr>
+          <w:p>
+            <w:pPr>
+              <w:jc w:val="center"/>
+            </w:pPr>
+            <w:r/>
+            <w:r>
+              <w:rPr>
+                <w:rFonts w:ascii="Times New Roman" w:hAnsi="Times New Roman" w:eastAsia="Times New Roman" w:cs="Times New Roman"/>
+                <w:b w:val="0"/>
+                <w:i w:val="0"/>
+                <w:sz w:val="24"/>
+              </w:rPr>
+              <w:t>q4</w:t>
+            </w:r>
+          </w:p>
+        </w:tc>
+        <w:tc>
+          <w:tcPr>
+            <w:tcW w:type="dxa" w:w="1872"/>
+          </w:tcPr>
+          <w:p>
+            <w:pPr>
+              <w:jc w:val="center"/>
+            </w:pPr>
+            <w:r/>
+            <w:r>
+              <w:rPr>
+                <w:rFonts w:ascii="Times New Roman" w:hAnsi="Times New Roman" w:eastAsia="Times New Roman" w:cs="Times New Roman"/>
+                <w:b w:val="0"/>
+                <w:i w:val="0"/>
+                <w:sz w:val="24"/>
+              </w:rPr>
+              <w:t>a5</w:t>
+            </w:r>
+          </w:p>
+        </w:tc>
+        <w:tc>
+          <w:tcPr>
+            <w:tcW w:type="dxa" w:w="1872"/>
+          </w:tcPr>
+          <w:p>
+            <w:pPr>
+              <w:jc w:val="center"/>
+            </w:pPr>
+            <w:r/>
+            <w:r>
+              <w:rPr>
+                <w:rFonts w:ascii="Times New Roman" w:hAnsi="Times New Roman" w:eastAsia="Times New Roman" w:cs="Times New Roman"/>
+                <w:b w:val="0"/>
+                <w:i w:val="0"/>
+                <w:sz w:val="24"/>
+              </w:rPr>
+              <w:t>0</w:t>
+            </w:r>
+          </w:p>
+        </w:tc>
+        <w:tc>
+          <w:tcPr>
+            <w:tcW w:type="dxa" w:w="1872"/>
+          </w:tcPr>
+          <w:p>
+            <w:pPr>
+              <w:jc w:val="center"/>
+            </w:pPr>
+            <w:r/>
+            <w:r>
+              <w:rPr>
+                <w:rFonts w:ascii="Times New Roman" w:hAnsi="Times New Roman" w:eastAsia="Times New Roman" w:cs="Times New Roman"/>
+                <w:b w:val="0"/>
+                <w:i w:val="0"/>
+                <w:sz w:val="24"/>
+              </w:rPr>
+              <w:t>-π/2</w:t>
+            </w:r>
+          </w:p>
+        </w:tc>
+      </w:tr>
+      <w:tr>
+        <w:tc>
+          <w:tcPr>
+            <w:tcW w:type="dxa" w:w="1872"/>
+          </w:tcPr>
+          <w:p>
+            <w:pPr>
+              <w:jc w:val="center"/>
+            </w:pPr>
+            <w:r/>
+            <w:r>
+              <w:rPr>
+                <w:rFonts w:ascii="Times New Roman" w:hAnsi="Times New Roman" w:eastAsia="Times New Roman" w:cs="Times New Roman"/>
+                <w:b w:val="0"/>
+                <w:i w:val="0"/>
+                <w:sz w:val="24"/>
+              </w:rPr>
+              <w:t>5</w:t>
+            </w:r>
+          </w:p>
+        </w:tc>
+        <w:tc>
+          <w:tcPr>
+            <w:tcW w:type="dxa" w:w="1872"/>
+          </w:tcPr>
+          <w:p>
+            <w:pPr>
+              <w:jc w:val="center"/>
+            </w:pPr>
+            <w:r/>
+            <w:r>
+              <w:rPr>
+                <w:rFonts w:ascii="Times New Roman" w:hAnsi="Times New Roman" w:eastAsia="Times New Roman" w:cs="Times New Roman"/>
+                <w:b w:val="0"/>
+                <w:i w:val="0"/>
+                <w:sz w:val="24"/>
+              </w:rPr>
+              <w:t>q5</w:t>
+            </w:r>
+          </w:p>
+        </w:tc>
+        <w:tc>
+          <w:tcPr>
+            <w:tcW w:type="dxa" w:w="1872"/>
+          </w:tcPr>
+          <w:p>
+            <w:pPr>
+              <w:jc w:val="center"/>
+            </w:pPr>
+            <w:r/>
+            <w:r>
+              <w:rPr>
+                <w:rFonts w:ascii="Times New Roman" w:hAnsi="Times New Roman" w:eastAsia="Times New Roman" w:cs="Times New Roman"/>
+                <w:b w:val="0"/>
+                <w:i w:val="0"/>
+                <w:sz w:val="24"/>
+              </w:rPr>
+              <w:t>0</w:t>
+            </w:r>
+          </w:p>
+        </w:tc>
+        <w:tc>
+          <w:tcPr>
+            <w:tcW w:type="dxa" w:w="1872"/>
+          </w:tcPr>
+          <w:p>
+            <w:pPr>
+              <w:jc w:val="center"/>
+            </w:pPr>
+            <w:r/>
+            <w:r>
+              <w:rPr>
+                <w:rFonts w:ascii="Times New Roman" w:hAnsi="Times New Roman" w:eastAsia="Times New Roman" w:cs="Times New Roman"/>
+                <w:b w:val="0"/>
+                <w:i w:val="0"/>
+                <w:sz w:val="24"/>
+              </w:rPr>
+              <w:t>0</w:t>
+            </w:r>
+          </w:p>
+        </w:tc>
+        <w:tc>
+          <w:tcPr>
+            <w:tcW w:type="dxa" w:w="1872"/>
+          </w:tcPr>
+          <w:p>
+            <w:pPr>
+              <w:jc w:val="center"/>
+            </w:pPr>
+            <w:r/>
+            <w:r>
+              <w:rPr>
+                <w:rFonts w:ascii="Times New Roman" w:hAnsi="Times New Roman" w:eastAsia="Times New Roman" w:cs="Times New Roman"/>
+                <w:b w:val="0"/>
+                <w:i w:val="0"/>
+                <w:sz w:val="24"/>
+              </w:rPr>
+              <w:t>π/2</w:t>
+            </w:r>
+          </w:p>
+        </w:tc>
+      </w:tr>
+      <w:tr>
+        <w:tc>
+          <w:tcPr>
+            <w:tcW w:type="dxa" w:w="1872"/>
+          </w:tcPr>
+          <w:p>
+            <w:pPr>
+              <w:jc w:val="center"/>
+            </w:pPr>
+            <w:r/>
+            <w:r>
+              <w:rPr>
+                <w:rFonts w:ascii="Times New Roman" w:hAnsi="Times New Roman" w:eastAsia="Times New Roman" w:cs="Times New Roman"/>
+                <w:b w:val="0"/>
+                <w:i w:val="0"/>
+                <w:sz w:val="24"/>
+              </w:rPr>
+              <w:t>6</w:t>
+            </w:r>
+          </w:p>
+        </w:tc>
+        <w:tc>
+          <w:tcPr>
+            <w:tcW w:type="dxa" w:w="1872"/>
+          </w:tcPr>
+          <w:p>
+            <w:pPr>
+              <w:jc w:val="center"/>
+            </w:pPr>
+            <w:r/>
+            <w:r>
+              <w:rPr>
+                <w:rFonts w:ascii="Times New Roman" w:hAnsi="Times New Roman" w:eastAsia="Times New Roman" w:cs="Times New Roman"/>
+                <w:b w:val="0"/>
+                <w:i w:val="0"/>
+                <w:sz w:val="24"/>
+              </w:rPr>
+              <w:t>q6</w:t>
+            </w:r>
+          </w:p>
+        </w:tc>
+        <w:tc>
+          <w:tcPr>
+            <w:tcW w:type="dxa" w:w="1872"/>
+          </w:tcPr>
+          <w:p>
+            <w:pPr>
+              <w:jc w:val="center"/>
+            </w:pPr>
+            <w:r/>
+            <w:r>
+              <w:rPr>
+                <w:rFonts w:ascii="Times New Roman" w:hAnsi="Times New Roman" w:eastAsia="Times New Roman" w:cs="Times New Roman"/>
+                <w:b w:val="0"/>
+                <w:i w:val="0"/>
+                <w:sz w:val="24"/>
+              </w:rPr>
+              <w:t>a6</w:t>
+            </w:r>
+          </w:p>
+        </w:tc>
+        <w:tc>
+          <w:tcPr>
+            <w:tcW w:type="dxa" w:w="1872"/>
+          </w:tcPr>
+          <w:p>
+            <w:pPr>
+              <w:jc w:val="center"/>
+            </w:pPr>
+            <w:r/>
+            <w:r>
+              <w:rPr>
+                <w:rFonts w:ascii="Times New Roman" w:hAnsi="Times New Roman" w:eastAsia="Times New Roman" w:cs="Times New Roman"/>
+                <w:b w:val="0"/>
+                <w:i w:val="0"/>
+                <w:sz w:val="24"/>
+              </w:rPr>
+              <w:t>0</w:t>
+            </w:r>
+          </w:p>
+        </w:tc>
+        <w:tc>
+          <w:tcPr>
+            <w:tcW w:type="dxa" w:w="1872"/>
+          </w:tcPr>
+          <w:p>
+            <w:pPr>
+              <w:jc w:val="center"/>
+            </w:pPr>
+            <w:r/>
+            <w:r>
+              <w:rPr>
+                <w:rFonts w:ascii="Times New Roman" w:hAnsi="Times New Roman" w:eastAsia="Times New Roman" w:cs="Times New Roman"/>
+                <w:b w:val="0"/>
+                <w:i w:val="0"/>
+                <w:sz w:val="24"/>
+              </w:rPr>
+              <w:t>0</w:t>
+            </w:r>
+          </w:p>
+        </w:tc>
+      </w:tr>
+    </w:tbl>
+    <w:p>
+      <w:pPr>
+        <w:spacing w:before="0" w:after="0" w:line="240" w:lineRule="auto"/>
+        <w:jc w:val="center"/>
+      </w:pPr>
+      <w:r>
+        <w:rPr>
+          <w:rFonts w:ascii="Times New Roman" w:hAnsi="Times New Roman" w:eastAsia="Times New Roman" w:cs="Times New Roman"/>
+          <w:sz w:val="24"/>
+        </w:rPr>
+        <w:t>Source: The Authors</w:t>
+      </w:r>
+    </w:p>
+    <w:p>
+      <w:pPr>
+        <w:spacing w:before="0" w:after="0" w:line="240" w:lineRule="auto"/>
+        <w:jc w:val="both"/>
+      </w:pPr>
+      <w:r>
+        <w:rPr>
+          <w:rFonts w:ascii="Times New Roman" w:hAnsi="Times New Roman" w:eastAsia="Times New Roman" w:cs="Times New Roman"/>
+          <w:b w:val="0"/>
+          <w:i w:val="0"/>
+          <w:sz w:val="24"/>
+        </w:rPr>
+        <w:t xml:space="preserve">Parameter </w:t>
+      </w:r>
+      <m:oMath xmlns:mml="http://www.w3.org/1998/Math/MathML">
+        <m:sSub>
+          <m:e>
+            <m:r>
+              <m:t>a</m:t>
+            </m:r>
+          </m:e>
+          <m:sub>
+            <m:r>
+              <m:t>1</m:t>
+            </m:r>
+          </m:sub>
+        </m:sSub>
+      </m:oMath>
+      <w:r>
+        <w:rPr>
+          <w:rFonts w:ascii="Times New Roman" w:hAnsi="Times New Roman" w:eastAsia="Times New Roman" w:cs="Times New Roman"/>
+          <w:b w:val="0"/>
+          <w:i w:val="0"/>
+          <w:sz w:val="24"/>
+        </w:rPr>
+        <w:t xml:space="preserve"> sampai </w:t>
+      </w:r>
+      <m:oMath xmlns:mml="http://www.w3.org/1998/Math/MathML">
+        <m:sSub>
+          <m:e>
+            <m:r>
+              <m:t>a</m:t>
+            </m:r>
+          </m:e>
+          <m:sub>
+            <m:r>
+              <m:t>6</m:t>
+            </m:r>
+          </m:sub>
+        </m:sSub>
+      </m:oMath>
+      <w:r>
+        <w:rPr>
+          <w:rFonts w:ascii="Times New Roman" w:hAnsi="Times New Roman" w:eastAsia="Times New Roman" w:cs="Times New Roman"/>
+          <w:b w:val="0"/>
+          <w:i w:val="0"/>
+          <w:sz w:val="24"/>
+        </w:rPr>
+        <w:t xml:space="preserve"> merupakan panjang lengan dan offset yang diperoleh dari lembar data robot industri. Sudut sendi </w:t>
+      </w:r>
+      <m:oMath xmlns:mml="http://www.w3.org/1998/Math/MathML">
+        <m:sSub>
+          <m:e>
+            <m:r>
+              <m:t>q</m:t>
+            </m:r>
+          </m:e>
+          <m:sub>
+            <m:r>
+              <m:t>1</m:t>
+            </m:r>
+          </m:sub>
+        </m:sSub>
+      </m:oMath>
+      <w:r>
+        <w:rPr>
+          <w:rFonts w:ascii="Times New Roman" w:hAnsi="Times New Roman" w:eastAsia="Times New Roman" w:cs="Times New Roman"/>
+          <w:b w:val="0"/>
+          <w:i w:val="0"/>
+          <w:sz w:val="24"/>
+        </w:rPr>
+        <w:t xml:space="preserve"> hingga </w:t>
+      </w:r>
+      <m:oMath xmlns:mml="http://www.w3.org/1998/Math/MathML">
+        <m:sSub>
+          <m:e>
+            <m:r>
+              <m:t>q</m:t>
+            </m:r>
+          </m:e>
+          <m:sub>
+            <m:r>
+              <m:t>6</m:t>
+            </m:r>
+          </m:sub>
+        </m:sSub>
+      </m:oMath>
+      <w:r>
+        <w:rPr>
+          <w:rFonts w:ascii="Times New Roman" w:hAnsi="Times New Roman" w:eastAsia="Times New Roman" w:cs="Times New Roman"/>
+          <w:b w:val="0"/>
+          <w:i w:val="0"/>
+          <w:sz w:val="24"/>
+        </w:rPr>
+        <w:t xml:space="preserve"> adalah variabel yang dikendalikan. Matriks transformasi total </w:t>
+      </w:r>
+      <m:oMath xmlns:mml="http://www.w3.org/1998/Math/MathML">
+        <m:sSubSup>
+          <m:e>
+            <m:r>
+              <m:t>T</m:t>
+            </m:r>
+          </m:e>
+          <m:sub>
+            <m:r>
+              <m:t>6</m:t>
+            </m:r>
+          </m:sub>
+          <m:sup>
+            <m:r>
+              <m:t>0</m:t>
+            </m:r>
+          </m:sup>
+        </m:sSubSup>
+      </m:oMath>
+      <w:r>
+        <w:rPr>
+          <w:rFonts w:ascii="Times New Roman" w:hAnsi="Times New Roman" w:eastAsia="Times New Roman" w:cs="Times New Roman"/>
+          <w:b w:val="0"/>
+          <w:i w:val="0"/>
+          <w:sz w:val="24"/>
+        </w:rPr>
+        <w:t xml:space="preserve"> dihitung menggunakan perkalian matriks dari Persamaan (2), kemudian digunakan untuk memperoleh posisi ujung lengan dalam kerangka basis.</w:t>
+      </w:r>
+    </w:p>
+    <w:p>
+      <w:pPr>
+        <w:spacing w:before="0" w:after="0" w:line="240" w:lineRule="auto"/>
+      </w:pPr>
+    </w:p>
+    <w:p>
+      <w:pPr>
+        <w:spacing w:before="60" w:after="60" w:line="240" w:lineRule="auto"/>
+        <w:jc w:val="center"/>
+      </w:pPr>
+      <w:r>
+        <w:rPr>
+          <w:rFonts w:ascii="Times New Roman" w:hAnsi="Times New Roman" w:eastAsia="Times New Roman" w:cs="Times New Roman"/>
+          <w:b/>
+          <w:sz w:val="24"/>
+        </w:rPr>
+        <w:t xml:space="preserve">Figure 2: </w:t>
+      </w:r>
+      <w:r>
+        <w:rPr>
+          <w:rFonts w:ascii="Times New Roman" w:hAnsi="Times New Roman" w:eastAsia="Times New Roman" w:cs="Times New Roman"/>
+          <w:b/>
+          <w:sz w:val="24"/>
+        </w:rPr>
+        <w:t>Arsitektur sistem kendali PID pada lengan robot untuk pengelasan komponen otomotif</w:t>
+      </w:r>
+    </w:p>
+    <w:p>
+      <w:pPr>
+        <w:spacing w:before="60" w:after="60" w:line="240" w:lineRule="auto"/>
+        <w:jc w:val="center"/>
+      </w:pPr>
+      <w:r>
+        <w:rPr>
+          <w:rFonts w:ascii="Times New Roman" w:hAnsi="Times New Roman" w:eastAsia="Times New Roman" w:cs="Times New Roman"/>
+          <w:i/>
+          <w:color w:val="FF0000"/>
+          <w:sz w:val="24"/>
+        </w:rPr>
+        <w:t>[PROMPT UNTUK AI GAMBAR: Buatkan gambar, diagram, atau ilustrasi teknis yang merepresentasikan 'Arsitektur sistem kendali PID pada lengan robot untuk pengelasan komponen otomotif'. Pastikan visualnya profesional, hitam putih/grayscale, dan cocok untuk publikasi jurnal akademik ilmiah.]</w:t>
+      </w:r>
+    </w:p>
+    <w:p>
+      <w:pPr>
+        <w:spacing w:before="0" w:after="120" w:line="240" w:lineRule="auto"/>
+        <w:jc w:val="center"/>
+      </w:pPr>
+      <w:r>
+        <w:rPr>
+          <w:rFonts w:ascii="Times New Roman" w:hAnsi="Times New Roman" w:eastAsia="Times New Roman" w:cs="Times New Roman"/>
+          <w:sz w:val="24"/>
+        </w:rPr>
+        <w:t>Source: The Authors</w:t>
+      </w:r>
+    </w:p>
+    <w:p>
+      <w:pPr>
+        <w:spacing w:before="0" w:after="0" w:line="240" w:lineRule="auto"/>
+        <w:jc w:val="both"/>
+      </w:pPr>
+      <w:r>
+        <w:rPr>
+          <w:rFonts w:ascii="Times New Roman" w:hAnsi="Times New Roman" w:eastAsia="Times New Roman" w:cs="Times New Roman"/>
+          <w:b w:val="0"/>
+          <w:i w:val="0"/>
+          <w:sz w:val="24"/>
+        </w:rPr>
+        <w:t>Gambar 2 menunjukkan arsitektur keseluruhan sistem. Trajektori pengelasan dihasilkan oleh perangkat lunak CAM offline, menghasilkan posisi referensi setiap sendi per interval waktu. Pengontrol PID pada masing-masing sendi menghitung sinyal torsi yang diperlukan untuk mencapai posisi tersebut. Umpan balik dari encoder resolusi tinggi memberikan informasi posisi aktual setiap sendi dengan presisi mikrometer.</w:t>
+      </w:r>
+    </w:p>
+    <w:p>
+      <w:pPr>
+        <w:spacing w:before="0" w:after="0" w:line="240" w:lineRule="auto"/>
+      </w:pPr>
+    </w:p>
+    <w:p>
+      <w:pPr>
+        <w:spacing w:before="60" w:after="60" w:line="240" w:lineRule="auto"/>
+        <w:jc w:val="both"/>
+      </w:pPr>
+      <w:r>
+        <w:rPr>
+          <w:rFonts w:ascii="Times New Roman" w:hAnsi="Times New Roman" w:eastAsia="Times New Roman" w:cs="Times New Roman"/>
+          <w:b/>
+          <w:i/>
+          <w:sz w:val="24"/>
+        </w:rPr>
+        <w:t>Implementasi dan Prosedur Eksperimen</w:t>
+      </w:r>
+    </w:p>
+    <w:p>
+      <w:pPr>
+        <w:spacing w:before="0" w:after="0" w:line="240" w:lineRule="auto"/>
+        <w:jc w:val="both"/>
+      </w:pPr>
+      <w:r>
+        <w:rPr>
+          <w:rFonts w:ascii="Times New Roman" w:hAnsi="Times New Roman" w:eastAsia="Times New Roman" w:cs="Times New Roman"/>
+          <w:b w:val="0"/>
+          <w:i w:val="0"/>
+          <w:sz w:val="24"/>
+        </w:rPr>
+        <w:t>Simulasi dilakukan menggunakan MATLAB/Simulink R2023a. Pemodelan plant menggunakan fungsi alih orde dua plus waktu tunda untuk merepresentasikan dinamika satu sendi dengan beban elektroda las. Fungsi alih yang digunakan adalah</w:t>
+      </w:r>
+    </w:p>
+    <w:p>
+      <w:pPr>
+        <w:jc w:val="center"/>
+        <w:spacing w:before="80" w:after="80" w:line="240" w:lineRule="auto"/>
+      </w:pPr>
+      <m:oMathPara>
+        <m:oMath>
+          <m:box>
+            <m:e>
+              <m:r>
+                <m:rPr>
+                  <m:sty m:val="i"/>
+                </m:rPr>
+                <m:t>G</m:t>
+              </m:r>
+              <m:r>
+                <m:rPr>
+                  <m:sty m:val="p"/>
+                </m:rPr>
+                <m:t>(</m:t>
+              </m:r>
+              <m:r>
+                <m:rPr>
+                  <m:sty m:val="i"/>
+                </m:rPr>
+                <m:t>s</m:t>
+              </m:r>
+              <m:r>
+                <m:rPr>
+                  <m:sty m:val="p"/>
+                </m:rPr>
+                <m:t>)</m:t>
+              </m:r>
+              <m:r>
+                <m:rPr>
+                  <m:sty m:val="p"/>
+                </m:rPr>
+                <m:t>=</m:t>
+              </m:r>
+              <m:f>
+                <m:num>
+                  <m:box>
+                    <m:e>
+                      <m:r>
+                        <m:rPr>
+                          <m:sty m:val="i"/>
+                        </m:rPr>
+                        <m:t>K</m:t>
+                      </m:r>
+                    </m:e>
+                  </m:box>
+                </m:num>
+                <m:den>
+                  <m:box>
+                    <m:e>
+                      <m:r>
+                        <m:rPr>
+                          <m:sty m:val="i"/>
+                        </m:rPr>
+                        <m:t>τ</m:t>
+                      </m:r>
+                      <m:r>
+                        <m:rPr>
+                          <m:sty m:val="i"/>
+                        </m:rPr>
+                        <m:t>s</m:t>
+                      </m:r>
+                      <m:r>
+                        <m:rPr>
+                          <m:sty m:val="p"/>
+                        </m:rPr>
+                        <m:t>+</m:t>
+                      </m:r>
+                      <m:r>
+                        <m:rPr>
+                          <m:sty m:val="p"/>
+                        </m:rPr>
+                        <m:t>1</m:t>
+                      </m:r>
+                    </m:e>
+                  </m:box>
+                </m:den>
+              </m:f>
+              <m:r>
+                <m:rPr>
+                  <m:sty m:val="i"/>
+                </m:rPr>
+                <m:t>e</m:t>
+              </m:r>
+              <m:r>
+                <m:rPr>
+                  <m:sty m:val="p"/>
+                </m:rPr>
+                <m:t>−</m:t>
+              </m:r>
+              <m:r>
+                <m:rPr>
+                  <m:sty m:val="i"/>
+                </m:rPr>
+                <m:t>L</m:t>
+              </m:r>
+              <m:r>
+                <m:rPr>
+                  <m:sty m:val="i"/>
+                </m:rPr>
+                <m:t>s</m:t>
+              </m:r>
+            </m:e>
+          </m:box>
+        </m:oMath>
+      </m:oMathPara>
+      <w:r>
+        <w:rPr>
+          <w:rFonts w:ascii="Times New Roman" w:hAnsi="Times New Roman"/>
+          <w:sz w:val="24"/>
+          <w:szCs w:val="24"/>
+        </w:rPr>
+        <w:t xml:space="preserve">    (4)</w:t>
+      </w:r>
+    </w:p>
+    <w:p>
+      <w:pPr>
+        <w:spacing w:before="0" w:after="0" w:line="240" w:lineRule="auto"/>
+        <w:jc w:val="both"/>
+      </w:pPr>
+      <w:r>
+        <w:rPr>
+          <w:rFonts w:ascii="Times New Roman" w:hAnsi="Times New Roman" w:eastAsia="Times New Roman" w:cs="Times New Roman"/>
+          <w:b w:val="0"/>
+          <w:i w:val="0"/>
+          <w:sz w:val="24"/>
+        </w:rPr>
+        <w:t xml:space="preserve">dengan </w:t>
+      </w:r>
+      <m:oMath xmlns:mml="http://www.w3.org/1998/Math/MathML">
+        <m:r>
+          <m:t>K</m:t>
+        </m:r>
+      </m:oMath>
+      <w:r>
+        <w:rPr>
+          <w:rFonts w:ascii="Times New Roman" w:hAnsi="Times New Roman" w:eastAsia="Times New Roman" w:cs="Times New Roman"/>
+          <w:b w:val="0"/>
+          <w:i w:val="0"/>
+          <w:sz w:val="24"/>
+        </w:rPr>
+        <w:t xml:space="preserve"> adalah gain statis, </w:t>
+      </w:r>
+      <m:oMath xmlns:mml="http://www.w3.org/1998/Math/MathML">
+        <m:r>
+          <m:t>τ</m:t>
+        </m:r>
+      </m:oMath>
+      <w:r>
+        <w:rPr>
+          <w:rFonts w:ascii="Times New Roman" w:hAnsi="Times New Roman" w:eastAsia="Times New Roman" w:cs="Times New Roman"/>
+          <w:b w:val="0"/>
+          <w:i w:val="0"/>
+          <w:sz w:val="24"/>
+        </w:rPr>
+        <w:t xml:space="preserve"> konstanta waktu, dan </w:t>
+      </w:r>
+      <m:oMath xmlns:mml="http://www.w3.org/1998/Math/MathML">
+        <m:r>
+          <m:t>L</m:t>
+        </m:r>
+      </m:oMath>
+      <w:r>
+        <w:rPr>
+          <w:rFonts w:ascii="Times New Roman" w:hAnsi="Times New Roman" w:eastAsia="Times New Roman" w:cs="Times New Roman"/>
+          <w:b w:val="0"/>
+          <w:i w:val="0"/>
+          <w:sz w:val="24"/>
+        </w:rPr>
+        <w:t xml:space="preserve"> waktu tunda. Parameter </w:t>
+      </w:r>
+      <m:oMath xmlns:mml="http://www.w3.org/1998/Math/MathML">
+        <m:r>
+          <m:t>K</m:t>
+        </m:r>
+      </m:oMath>
+      <w:r>
+        <w:rPr>
+          <w:rFonts w:ascii="Times New Roman" w:hAnsi="Times New Roman" w:eastAsia="Times New Roman" w:cs="Times New Roman"/>
+          <w:b w:val="0"/>
+          <w:i w:val="0"/>
+          <w:sz w:val="24"/>
+        </w:rPr>
+        <w:t xml:space="preserve">, </w:t>
+      </w:r>
+      <m:oMath xmlns:mml="http://www.w3.org/1998/Math/MathML">
+        <m:r>
+          <m:t>τ</m:t>
+        </m:r>
+      </m:oMath>
+      <w:r>
+        <w:rPr>
+          <w:rFonts w:ascii="Times New Roman" w:hAnsi="Times New Roman" w:eastAsia="Times New Roman" w:cs="Times New Roman"/>
+          <w:b w:val="0"/>
+          <w:i w:val="0"/>
+          <w:sz w:val="24"/>
+        </w:rPr>
+        <w:t xml:space="preserve">, dan </w:t>
+      </w:r>
+      <m:oMath xmlns:mml="http://www.w3.org/1998/Math/MathML">
+        <m:r>
+          <m:t>L</m:t>
+        </m:r>
+      </m:oMath>
+      <w:r>
+        <w:rPr>
+          <w:rFonts w:ascii="Times New Roman" w:hAnsi="Times New Roman" w:eastAsia="Times New Roman" w:cs="Times New Roman"/>
+          <w:b w:val="0"/>
+          <w:i w:val="0"/>
+          <w:sz w:val="24"/>
+        </w:rPr>
+        <w:t xml:space="preserve"> diperoleh dari identifikasi respons step hasil eksperimen pada lengan robot nyata (nilai placeholder: </w:t>
+      </w:r>
+      <m:oMath xmlns:mml="http://www.w3.org/1998/Math/MathML">
+        <m:r>
+          <m:t>K=</m:t>
+        </m:r>
+        <m:sSub>
+          <m:e>
+            <m:r>
+              <m:t>a</m:t>
+            </m:r>
+          </m:e>
+          <m:sub>
+            <m:r>
+              <m:t>1</m:t>
+            </m:r>
+          </m:sub>
+        </m:sSub>
+      </m:oMath>
+      <w:r>
+        <w:rPr>
+          <w:rFonts w:ascii="Times New Roman" w:hAnsi="Times New Roman" w:eastAsia="Times New Roman" w:cs="Times New Roman"/>
+          <w:b w:val="0"/>
+          <w:i w:val="0"/>
+          <w:sz w:val="24"/>
+        </w:rPr>
+        <w:t xml:space="preserve">, </w:t>
+      </w:r>
+      <m:oMath xmlns:mml="http://www.w3.org/1998/Math/MathML">
+        <m:r>
+          <m:t>τ=</m:t>
+        </m:r>
+        <m:sSub>
+          <m:e>
+            <m:r>
+              <m:t>a</m:t>
+            </m:r>
+          </m:e>
+          <m:sub>
+            <m:r>
+              <m:t>2</m:t>
+            </m:r>
+          </m:sub>
+        </m:sSub>
+      </m:oMath>
+      <w:r>
+        <w:rPr>
+          <w:rFonts w:ascii="Times New Roman" w:hAnsi="Times New Roman" w:eastAsia="Times New Roman" w:cs="Times New Roman"/>
+          <w:b w:val="0"/>
+          <w:i w:val="0"/>
+          <w:sz w:val="24"/>
+        </w:rPr>
+        <w:t xml:space="preserve">, </w:t>
+      </w:r>
+      <m:oMath xmlns:mml="http://www.w3.org/1998/Math/MathML">
+        <m:r>
+          <m:t>L=</m:t>
+        </m:r>
+        <m:sSub>
+          <m:e>
+            <m:r>
+              <m:t>a</m:t>
+            </m:r>
+          </m:e>
+          <m:sub>
+            <m:r>
+              <m:t>3</m:t>
+            </m:r>
+          </m:sub>
+        </m:sSub>
+      </m:oMath>
+      <w:r>
+        <w:rPr>
+          <w:rFonts w:ascii="Times New Roman" w:hAnsi="Times New Roman" w:eastAsia="Times New Roman" w:cs="Times New Roman"/>
+          <w:b w:val="0"/>
+          <w:i w:val="0"/>
+          <w:sz w:val="24"/>
+        </w:rPr>
+        <w:t>).</w:t>
+      </w:r>
+    </w:p>
+    <w:p>
+      <w:pPr>
+        <w:spacing w:before="0" w:after="0" w:line="240" w:lineRule="auto"/>
+        <w:jc w:val="both"/>
+      </w:pPr>
+      <w:r>
+        <w:rPr>
+          <w:rFonts w:ascii="Times New Roman" w:hAnsi="Times New Roman" w:eastAsia="Times New Roman" w:cs="Times New Roman"/>
+          <w:b w:val="0"/>
+          <w:i w:val="0"/>
+          <w:sz w:val="24"/>
+        </w:rPr>
+        <w:t xml:space="preserve">Penalaan PID dilakukan menggunakan metode Ziegler-Nichols closed-loop. Langkah-langkah: (1) set </w:t>
+      </w:r>
+      <m:oMath xmlns:mml="http://www.w3.org/1998/Math/MathML">
+        <m:sSub>
+          <m:e>
+            <m:r>
+              <m:t>K</m:t>
+            </m:r>
+          </m:e>
+          <m:sub>
+            <m:r>
+              <m:t>i</m:t>
+            </m:r>
+          </m:sub>
+        </m:sSub>
+        <m:r>
+          <m:t>=0</m:t>
+        </m:r>
+      </m:oMath>
+      <w:r>
+        <w:rPr>
+          <w:rFonts w:ascii="Times New Roman" w:hAnsi="Times New Roman" w:eastAsia="Times New Roman" w:cs="Times New Roman"/>
+          <w:b w:val="0"/>
+          <w:i w:val="0"/>
+          <w:sz w:val="24"/>
+        </w:rPr>
+        <w:t xml:space="preserve">, </w:t>
+      </w:r>
+      <m:oMath xmlns:mml="http://www.w3.org/1998/Math/MathML">
+        <m:sSub>
+          <m:e>
+            <m:r>
+              <m:t>K</m:t>
+            </m:r>
+          </m:e>
+          <m:sub>
+            <m:r>
+              <m:t>d</m:t>
+            </m:r>
+          </m:sub>
+        </m:sSub>
+        <m:r>
+          <m:t>=0</m:t>
+        </m:r>
+      </m:oMath>
+      <w:r>
+        <w:rPr>
+          <w:rFonts w:ascii="Times New Roman" w:hAnsi="Times New Roman" w:eastAsia="Times New Roman" w:cs="Times New Roman"/>
+          <w:b w:val="0"/>
+          <w:i w:val="0"/>
+          <w:sz w:val="24"/>
+        </w:rPr>
+        <w:t xml:space="preserve">, (2) tingkatkan </w:t>
+      </w:r>
+      <m:oMath xmlns:mml="http://www.w3.org/1998/Math/MathML">
+        <m:sSub>
+          <m:e>
+            <m:r>
+              <m:t>K</m:t>
+            </m:r>
+          </m:e>
+          <m:sub>
+            <m:r>
+              <m:t>p</m:t>
+            </m:r>
+          </m:sub>
+        </m:sSub>
+      </m:oMath>
+      <w:r>
+        <w:rPr>
+          <w:rFonts w:ascii="Times New Roman" w:hAnsi="Times New Roman" w:eastAsia="Times New Roman" w:cs="Times New Roman"/>
+          <w:b w:val="0"/>
+          <w:i w:val="0"/>
+          <w:sz w:val="24"/>
+        </w:rPr>
+        <w:t xml:space="preserve"> hingga sistem berosilasi pada frekuensi ultimat </w:t>
+      </w:r>
+      <m:oMath xmlns:mml="http://www.w3.org/1998/Math/MathML">
+        <m:sSub>
+          <m:e>
+            <m:r>
+              <m:t>ω</m:t>
+            </m:r>
+          </m:e>
+          <m:sub>
+            <m:r>
+              <m:t>u</m:t>
+            </m:r>
+          </m:sub>
+        </m:sSub>
+      </m:oMath>
+      <w:r>
+        <w:rPr>
+          <w:rFonts w:ascii="Times New Roman" w:hAnsi="Times New Roman" w:eastAsia="Times New Roman" w:cs="Times New Roman"/>
+          <w:b w:val="0"/>
+          <w:i w:val="0"/>
+          <w:sz w:val="24"/>
+        </w:rPr>
+        <w:t xml:space="preserve">, catat </w:t>
+      </w:r>
+      <m:oMath xmlns:mml="http://www.w3.org/1998/Math/MathML">
+        <m:sSub>
+          <m:e>
+            <m:r>
+              <m:t>K</m:t>
+            </m:r>
+          </m:e>
+          <m:sub>
+            <m:r>
+              <m:t>u</m:t>
+            </m:r>
+          </m:sub>
+        </m:sSub>
+      </m:oMath>
+      <w:r>
+        <w:rPr>
+          <w:rFonts w:ascii="Times New Roman" w:hAnsi="Times New Roman" w:eastAsia="Times New Roman" w:cs="Times New Roman"/>
+          <w:b w:val="0"/>
+          <w:i w:val="0"/>
+          <w:sz w:val="24"/>
+        </w:rPr>
+        <w:t xml:space="preserve"> dan periode ultimat </w:t>
+      </w:r>
+      <m:oMath xmlns:mml="http://www.w3.org/1998/Math/MathML">
+        <m:sSub>
+          <m:e>
+            <m:r>
+              <m:t>T</m:t>
+            </m:r>
+          </m:e>
+          <m:sub>
+            <m:r>
+              <m:t>u</m:t>
+            </m:r>
+          </m:sub>
+        </m:sSub>
+      </m:oMath>
+      <w:r>
+        <w:rPr>
+          <w:rFonts w:ascii="Times New Roman" w:hAnsi="Times New Roman" w:eastAsia="Times New Roman" w:cs="Times New Roman"/>
+          <w:b w:val="0"/>
+          <w:i w:val="0"/>
+          <w:sz w:val="24"/>
+        </w:rPr>
+        <w:t>, (3) hitung parameter PID berdasarkan Tabel 2.</w:t>
+      </w:r>
+    </w:p>
+    <w:p>
+      <w:pPr>
+        <w:spacing w:before="120" w:after="60" w:line="240" w:lineRule="auto"/>
+        <w:jc w:val="center"/>
+      </w:pPr>
+      <w:r>
+        <w:rPr>
+          <w:rFonts w:ascii="Times New Roman" w:hAnsi="Times New Roman" w:eastAsia="Times New Roman" w:cs="Times New Roman"/>
+          <w:b/>
+          <w:sz w:val="24"/>
+        </w:rPr>
+        <w:t>Table 2: Parameter PID dari Metode Ziegler-Nichols Closed-Loop</w:t>
+      </w:r>
+    </w:p>
+    <w:tbl>
+      <w:tblPr>
+        <w:tblW w:type="auto" w:w="0"/>
+        <w:jc w:val="center"/>
+        <w:tblLook w:firstColumn="1" w:firstRow="1" w:lastColumn="0" w:lastRow="0" w:noHBand="0" w:noVBand="1" w:val="04A0"/>
+        <w:tblBorders>
+          <w:top w:val="single" w:sz="4" w:space="0" w:color="000000"/>
+          <w:left w:val="single" w:sz="4" w:space="0" w:color="000000"/>
+          <w:bottom w:val="single" w:sz="4" w:space="0" w:color="000000"/>
+          <w:right w:val="single" w:sz="4" w:space="0" w:color="000000"/>
+          <w:insideH w:val="single" w:sz="4" w:space="0" w:color="000000"/>
+          <w:insideV w:val="single" w:sz="4" w:space="0" w:color="000000"/>
+        </w:tblBorders>
+      </w:tblPr>
+      <w:tblGrid>
+        <w:gridCol w:w="2340"/>
+        <w:gridCol w:w="2340"/>
+        <w:gridCol w:w="2340"/>
+        <w:gridCol w:w="2340"/>
+      </w:tblGrid>
+      <w:tr>
+        <w:tc>
+          <w:tcPr>
+            <w:tcW w:type="dxa" w:w="2340"/>
+          </w:tcPr>
+          <w:p>
+            <w:pPr>
+              <w:jc w:val="center"/>
+            </w:pPr>
+            <w:r/>
+            <w:r>
+              <w:rPr>
+                <w:rFonts w:ascii="Times New Roman" w:hAnsi="Times New Roman" w:eastAsia="Times New Roman" w:cs="Times New Roman"/>
+                <w:b/>
+                <w:sz w:val="24"/>
+              </w:rPr>
+              <w:t>Tipe Kontrol</w:t>
+            </w:r>
+          </w:p>
+        </w:tc>
+        <w:tc>
+          <w:tcPr>
+            <w:tcW w:type="dxa" w:w="2340"/>
+          </w:tcPr>
+          <w:p>
+            <w:pPr>
+              <w:jc w:val="center"/>
+            </w:pPr>
+            <w:r/>
+            <w:r>
+              <w:rPr>
+                <w:rFonts w:ascii="Times New Roman" w:hAnsi="Times New Roman" w:eastAsia="Times New Roman" w:cs="Times New Roman"/>
+                <w:b/>
+                <w:sz w:val="24"/>
+              </w:rPr>
+              <w:t>\bK_p\b</w:t>
+            </w:r>
+          </w:p>
+        </w:tc>
+        <w:tc>
+          <w:tcPr>
+            <w:tcW w:type="dxa" w:w="2340"/>
+          </w:tcPr>
+          <w:p>
+            <w:pPr>
+              <w:jc w:val="center"/>
+            </w:pPr>
+            <w:r/>
+            <w:r>
+              <w:rPr>
+                <w:rFonts w:ascii="Times New Roman" w:hAnsi="Times New Roman" w:eastAsia="Times New Roman" w:cs="Times New Roman"/>
+                <w:b/>
+                <w:sz w:val="24"/>
+              </w:rPr>
+              <w:t>\bT_i\b</w:t>
+            </w:r>
+          </w:p>
+        </w:tc>
+        <w:tc>
+          <w:tcPr>
+            <w:tcW w:type="dxa" w:w="2340"/>
+          </w:tcPr>
+          <w:p>
+            <w:pPr>
+              <w:jc w:val="center"/>
+            </w:pPr>
+            <w:r/>
+            <w:r>
+              <w:rPr>
+                <w:rFonts w:ascii="Times New Roman" w:hAnsi="Times New Roman" w:eastAsia="Times New Roman" w:cs="Times New Roman"/>
+                <w:b/>
+                <w:sz w:val="24"/>
+              </w:rPr>
+              <w:t>\bT_d\b</w:t>
+            </w:r>
+          </w:p>
+        </w:tc>
+      </w:tr>
+      <w:tr>
+        <w:tc>
+          <w:tcPr>
+            <w:tcW w:type="dxa" w:w="2340"/>
+          </w:tcPr>
+          <w:p>
+            <w:pPr>
+              <w:jc w:val="center"/>
+            </w:pPr>
+            <w:r/>
+            <w:r>
+              <w:rPr>
+                <w:rFonts w:ascii="Times New Roman" w:hAnsi="Times New Roman" w:eastAsia="Times New Roman" w:cs="Times New Roman"/>
+                <w:b w:val="0"/>
+                <w:i w:val="0"/>
+                <w:sz w:val="24"/>
+              </w:rPr>
+              <w:t>P</w:t>
+            </w:r>
+          </w:p>
+        </w:tc>
+        <w:tc>
+          <w:tcPr>
+            <w:tcW w:type="dxa" w:w="2340"/>
+          </w:tcPr>
+          <w:p>
+            <w:pPr>
+              <w:jc w:val="center"/>
+            </w:pPr>
+            <w:r/>
+            <w:r>
+              <w:rPr>
+                <w:rFonts w:ascii="Times New Roman" w:hAnsi="Times New Roman" w:eastAsia="Times New Roman" w:cs="Times New Roman"/>
+                <w:b w:val="0"/>
+                <w:i w:val="0"/>
+                <w:sz w:val="24"/>
+              </w:rPr>
+              <w:t>0.5 K_u</w:t>
+            </w:r>
+          </w:p>
+        </w:tc>
+        <w:tc>
+          <w:tcPr>
+            <w:tcW w:type="dxa" w:w="2340"/>
+          </w:tcPr>
+          <w:p>
+            <w:pPr>
+              <w:jc w:val="center"/>
+            </w:pPr>
+            <w:r/>
+            <w:r>
+              <w:rPr>
+                <w:rFonts w:ascii="Times New Roman" w:hAnsi="Times New Roman" w:eastAsia="Times New Roman" w:cs="Times New Roman"/>
+                <w:b w:val="0"/>
+                <w:i w:val="0"/>
+                <w:sz w:val="24"/>
+              </w:rPr>
+              <w:t>∞</w:t>
+            </w:r>
+          </w:p>
+        </w:tc>
+        <w:tc>
+          <w:tcPr>
+            <w:tcW w:type="dxa" w:w="2340"/>
+          </w:tcPr>
+          <w:p>
+            <w:pPr>
+              <w:jc w:val="center"/>
+            </w:pPr>
+            <w:r/>
+            <w:r>
+              <w:rPr>
+                <w:rFonts w:ascii="Times New Roman" w:hAnsi="Times New Roman" w:eastAsia="Times New Roman" w:cs="Times New Roman"/>
+                <w:b w:val="0"/>
+                <w:i w:val="0"/>
+                <w:sz w:val="24"/>
+              </w:rPr>
+              <w:t>0</w:t>
+            </w:r>
+          </w:p>
+        </w:tc>
+      </w:tr>
+      <w:tr>
+        <w:tc>
+          <w:tcPr>
+            <w:tcW w:type="dxa" w:w="2340"/>
+          </w:tcPr>
+          <w:p>
+            <w:pPr>
+              <w:jc w:val="center"/>
+            </w:pPr>
+            <w:r/>
+            <w:r>
+              <w:rPr>
+                <w:rFonts w:ascii="Times New Roman" w:hAnsi="Times New Roman" w:eastAsia="Times New Roman" w:cs="Times New Roman"/>
+                <w:b w:val="0"/>
+                <w:i w:val="0"/>
+                <w:sz w:val="24"/>
+              </w:rPr>
+              <w:t>PI</w:t>
+            </w:r>
+          </w:p>
+        </w:tc>
+        <w:tc>
+          <w:tcPr>
+            <w:tcW w:type="dxa" w:w="2340"/>
+          </w:tcPr>
+          <w:p>
+            <w:pPr>
+              <w:jc w:val="center"/>
+            </w:pPr>
+            <w:r/>
+            <w:r>
+              <w:rPr>
+                <w:rFonts w:ascii="Times New Roman" w:hAnsi="Times New Roman" w:eastAsia="Times New Roman" w:cs="Times New Roman"/>
+                <w:b w:val="0"/>
+                <w:i w:val="0"/>
+                <w:sz w:val="24"/>
+              </w:rPr>
+              <w:t>0.45 K_u</w:t>
+            </w:r>
+          </w:p>
+        </w:tc>
+        <w:tc>
+          <w:tcPr>
+            <w:tcW w:type="dxa" w:w="2340"/>
+          </w:tcPr>
+          <w:p>
+            <w:pPr>
+              <w:jc w:val="center"/>
+            </w:pPr>
+            <w:r/>
+            <w:r>
+              <w:rPr>
+                <w:rFonts w:ascii="Times New Roman" w:hAnsi="Times New Roman" w:eastAsia="Times New Roman" w:cs="Times New Roman"/>
+                <w:b w:val="0"/>
+                <w:i w:val="0"/>
+                <w:sz w:val="24"/>
+              </w:rPr>
+              <w:t>0.83 T_u</w:t>
+            </w:r>
+          </w:p>
+        </w:tc>
+        <w:tc>
+          <w:tcPr>
+            <w:tcW w:type="dxa" w:w="2340"/>
+          </w:tcPr>
+          <w:p>
+            <w:pPr>
+              <w:jc w:val="center"/>
+            </w:pPr>
+            <w:r/>
+            <w:r>
+              <w:rPr>
+                <w:rFonts w:ascii="Times New Roman" w:hAnsi="Times New Roman" w:eastAsia="Times New Roman" w:cs="Times New Roman"/>
+                <w:b w:val="0"/>
+                <w:i w:val="0"/>
+                <w:sz w:val="24"/>
+              </w:rPr>
+              <w:t>0</w:t>
+            </w:r>
+          </w:p>
+        </w:tc>
+      </w:tr>
+      <w:tr>
+        <w:tc>
+          <w:tcPr>
+            <w:tcW w:type="dxa" w:w="2340"/>
+          </w:tcPr>
+          <w:p>
+            <w:pPr>
+              <w:jc w:val="center"/>
+            </w:pPr>
+            <w:r/>
+            <w:r>
+              <w:rPr>
+                <w:rFonts w:ascii="Times New Roman" w:hAnsi="Times New Roman" w:eastAsia="Times New Roman" w:cs="Times New Roman"/>
+                <w:b w:val="0"/>
+                <w:i w:val="0"/>
+                <w:sz w:val="24"/>
+              </w:rPr>
+              <w:t>PID</w:t>
+            </w:r>
+          </w:p>
+        </w:tc>
+        <w:tc>
+          <w:tcPr>
+            <w:tcW w:type="dxa" w:w="2340"/>
+          </w:tcPr>
+          <w:p>
+            <w:pPr>
+              <w:jc w:val="center"/>
+            </w:pPr>
+            <w:r/>
+            <w:r>
+              <w:rPr>
+                <w:rFonts w:ascii="Times New Roman" w:hAnsi="Times New Roman" w:eastAsia="Times New Roman" w:cs="Times New Roman"/>
+                <w:b w:val="0"/>
+                <w:i w:val="0"/>
+                <w:sz w:val="24"/>
+              </w:rPr>
+              <w:t>0.6 K_u</w:t>
+            </w:r>
+          </w:p>
+        </w:tc>
+        <w:tc>
+          <w:tcPr>
+            <w:tcW w:type="dxa" w:w="2340"/>
+          </w:tcPr>
+          <w:p>
+            <w:pPr>
+              <w:jc w:val="center"/>
+            </w:pPr>
+            <w:r/>
+            <w:r>
+              <w:rPr>
+                <w:rFonts w:ascii="Times New Roman" w:hAnsi="Times New Roman" w:eastAsia="Times New Roman" w:cs="Times New Roman"/>
+                <w:b w:val="0"/>
+                <w:i w:val="0"/>
+                <w:sz w:val="24"/>
+              </w:rPr>
+              <w:t>0.5 T_u</w:t>
+            </w:r>
+          </w:p>
+        </w:tc>
+        <w:tc>
+          <w:tcPr>
+            <w:tcW w:type="dxa" w:w="2340"/>
+          </w:tcPr>
+          <w:p>
+            <w:pPr>
+              <w:jc w:val="center"/>
+            </w:pPr>
+            <w:r/>
+            <w:r>
+              <w:rPr>
+                <w:rFonts w:ascii="Times New Roman" w:hAnsi="Times New Roman" w:eastAsia="Times New Roman" w:cs="Times New Roman"/>
+                <w:b w:val="0"/>
+                <w:i w:val="0"/>
+                <w:sz w:val="24"/>
+              </w:rPr>
+              <w:t>0.125 T_u</w:t>
+            </w:r>
+          </w:p>
+        </w:tc>
+      </w:tr>
+    </w:tbl>
+    <w:p>
+      <w:pPr>
+        <w:spacing w:before="0" w:after="0" w:line="240" w:lineRule="auto"/>
+        <w:jc w:val="center"/>
+      </w:pPr>
+      <w:r>
+        <w:rPr>
+          <w:rFonts w:ascii="Times New Roman" w:hAnsi="Times New Roman" w:eastAsia="Times New Roman" w:cs="Times New Roman"/>
+          <w:sz w:val="24"/>
+        </w:rPr>
+        <w:t>Source: The Authors</w:t>
+      </w:r>
+    </w:p>
+    <w:p>
+      <w:pPr>
+        <w:spacing w:before="0" w:after="0" w:line="240" w:lineRule="auto"/>
+        <w:jc w:val="both"/>
+      </w:pPr>
+      <w:r>
+        <w:rPr>
+          <w:rFonts w:ascii="Times New Roman" w:hAnsi="Times New Roman" w:eastAsia="Times New Roman" w:cs="Times New Roman"/>
+          <w:b w:val="0"/>
+          <w:i w:val="0"/>
+          <w:sz w:val="24"/>
+        </w:rPr>
+        <w:t>Setelah parameter PID diperoleh (</w:t>
+      </w:r>
+      <m:oMath xmlns:mml="http://www.w3.org/1998/Math/MathML">
+        <m:sSub>
+          <m:e>
+            <m:r>
+              <m:t>K</m:t>
+            </m:r>
+          </m:e>
+          <m:sub>
+            <m:r>
+              <m:t>p</m:t>
+            </m:r>
+          </m:sub>
+        </m:sSub>
+        <m:r>
+          <m:t>=</m:t>
+        </m:r>
+        <m:sSub>
+          <m:e>
+            <m:r>
+              <m:t>a</m:t>
+            </m:r>
+          </m:e>
+          <m:sub>
+            <m:r>
+              <m:t>4</m:t>
+            </m:r>
+          </m:sub>
+        </m:sSub>
+      </m:oMath>
+      <w:r>
+        <w:rPr>
+          <w:rFonts w:ascii="Times New Roman" w:hAnsi="Times New Roman" w:eastAsia="Times New Roman" w:cs="Times New Roman"/>
+          <w:b w:val="0"/>
+          <w:i w:val="0"/>
+          <w:sz w:val="24"/>
+        </w:rPr>
+        <w:t xml:space="preserve">, </w:t>
+      </w:r>
+      <m:oMath xmlns:mml="http://www.w3.org/1998/Math/MathML">
+        <m:sSub>
+          <m:e>
+            <m:r>
+              <m:t>K</m:t>
+            </m:r>
+          </m:e>
+          <m:sub>
+            <m:r>
+              <m:t>i</m:t>
+            </m:r>
+          </m:sub>
+        </m:sSub>
+        <m:r>
+          <m:t>=</m:t>
+        </m:r>
+        <m:sSub>
+          <m:e>
+            <m:r>
+              <m:t>a</m:t>
+            </m:r>
+          </m:e>
+          <m:sub>
+            <m:r>
+              <m:t>5</m:t>
+            </m:r>
+          </m:sub>
+        </m:sSub>
+      </m:oMath>
+      <w:r>
+        <w:rPr>
+          <w:rFonts w:ascii="Times New Roman" w:hAnsi="Times New Roman" w:eastAsia="Times New Roman" w:cs="Times New Roman"/>
+          <w:b w:val="0"/>
+          <w:i w:val="0"/>
+          <w:sz w:val="24"/>
+        </w:rPr>
+        <w:t xml:space="preserve">, </w:t>
+      </w:r>
+      <m:oMath xmlns:mml="http://www.w3.org/1998/Math/MathML">
+        <m:sSub>
+          <m:e>
+            <m:r>
+              <m:t>K</m:t>
+            </m:r>
+          </m:e>
+          <m:sub>
+            <m:r>
+              <m:t>d</m:t>
+            </m:r>
+          </m:sub>
+        </m:sSub>
+        <m:r>
+          <m:t>=</m:t>
+        </m:r>
+        <m:sSub>
+          <m:e>
+            <m:r>
+              <m:t>a</m:t>
+            </m:r>
+          </m:e>
+          <m:sub>
+            <m:r>
+              <m:t>6</m:t>
+            </m:r>
+          </m:sub>
+        </m:sSub>
+      </m:oMath>
+      <w:r>
+        <w:rPr>
+          <w:rFonts w:ascii="Times New Roman" w:hAnsi="Times New Roman" w:eastAsia="Times New Roman" w:cs="Times New Roman"/>
+          <w:b w:val="0"/>
+          <w:i w:val="0"/>
+          <w:sz w:val="24"/>
+        </w:rPr>
+        <w:t xml:space="preserve">), simulasi dijalankan dengan sinyal referensi berupa step unit dan sinyal ramp yang merepresentasikan lintasan gerak kontinyu selama pengelasan. Skenario pengujian meliputi: (a) respons tanpa beban, (b) respons dengan beban elektroda (massa </w:t>
+      </w:r>
+      <m:oMath xmlns:mml="http://www.w3.org/1998/Math/MathML">
+        <m:r>
+          <m:t>m=</m:t>
+        </m:r>
+        <m:sSub>
+          <m:e>
+            <m:r>
+              <m:t>a</m:t>
+            </m:r>
+          </m:e>
+          <m:sub>
+            <m:r>
+              <m:t>7</m:t>
+            </m:r>
+          </m:sub>
+        </m:sSub>
+      </m:oMath>
+      <w:r>
+        <w:rPr>
+          <w:rFonts w:ascii="Times New Roman" w:hAnsi="Times New Roman" w:eastAsia="Times New Roman" w:cs="Times New Roman"/>
+          <w:b w:val="0"/>
+          <w:i w:val="0"/>
+          <w:sz w:val="24"/>
+        </w:rPr>
+        <w:t xml:space="preserve"> kg), (c) respons dengan gangguan sinusoidal (amplitude </w:t>
+      </w:r>
+      <m:oMath xmlns:mml="http://www.w3.org/1998/Math/MathML">
+        <m:r>
+          <m:t>A=</m:t>
+        </m:r>
+        <m:sSub>
+          <m:e>
+            <m:r>
+              <m:t>a</m:t>
+            </m:r>
+          </m:e>
+          <m:sub>
+            <m:r>
+              <m:t>8</m:t>
+            </m:r>
+          </m:sub>
+        </m:sSub>
+      </m:oMath>
+      <w:r>
+        <w:rPr>
+          <w:rFonts w:ascii="Times New Roman" w:hAnsi="Times New Roman" w:eastAsia="Times New Roman" w:cs="Times New Roman"/>
+          <w:b w:val="0"/>
+          <w:i w:val="0"/>
+          <w:sz w:val="24"/>
+        </w:rPr>
+        <w:t xml:space="preserve">, frekuensi </w:t>
+      </w:r>
+      <m:oMath xmlns:mml="http://www.w3.org/1998/Math/MathML">
+        <m:r>
+          <m:t>f=</m:t>
+        </m:r>
+        <m:sSub>
+          <m:e>
+            <m:r>
+              <m:t>a</m:t>
+            </m:r>
+          </m:e>
+          <m:sub>
+            <m:r>
+              <m:t>9</m:t>
+            </m:r>
+          </m:sub>
+        </m:sSub>
+      </m:oMath>
+      <w:r>
+        <w:rPr>
+          <w:rFonts w:ascii="Times New Roman" w:hAnsi="Times New Roman" w:eastAsia="Times New Roman" w:cs="Times New Roman"/>
+          <w:b w:val="0"/>
+          <w:i w:val="0"/>
+          <w:sz w:val="24"/>
+        </w:rPr>
+        <w:t xml:space="preserve"> Hz) mensimulasikan getaran konveyor.</w:t>
+      </w:r>
+    </w:p>
+    <w:p>
+      <w:pPr>
+        <w:spacing w:before="0" w:after="0" w:line="240" w:lineRule="auto"/>
+      </w:pPr>
+    </w:p>
+    <w:p>
+      <w:pPr>
+        <w:spacing w:before="60" w:after="60" w:line="240" w:lineRule="auto"/>
+        <w:jc w:val="center"/>
+      </w:pPr>
+      <w:r>
+        <w:rPr>
+          <w:rFonts w:ascii="Times New Roman" w:hAnsi="Times New Roman" w:eastAsia="Times New Roman" w:cs="Times New Roman"/>
+          <w:b/>
+          <w:sz w:val="24"/>
+        </w:rPr>
+        <w:t xml:space="preserve">Figure 3: </w:t>
+      </w:r>
+      <w:r>
+        <w:rPr>
+          <w:rFonts w:ascii="Times New Roman" w:hAnsi="Times New Roman" w:eastAsia="Times New Roman" w:cs="Times New Roman"/>
+          <w:b/>
+          <w:sz w:val="24"/>
+        </w:rPr>
+        <w:t>Diagram alir prosedur penalaan PID dan simulasi</w:t>
+      </w:r>
+    </w:p>
+    <w:p>
+      <w:pPr>
+        <w:spacing w:before="60" w:after="60" w:line="240" w:lineRule="auto"/>
+        <w:jc w:val="center"/>
+      </w:pPr>
+      <w:r>
+        <w:rPr>
+          <w:rFonts w:ascii="Times New Roman" w:hAnsi="Times New Roman" w:eastAsia="Times New Roman" w:cs="Times New Roman"/>
+          <w:i/>
+          <w:color w:val="FF0000"/>
+          <w:sz w:val="24"/>
+        </w:rPr>
+        <w:t>[PROMPT UNTUK AI GAMBAR: Buatkan gambar, diagram, atau ilustrasi teknis yang merepresentasikan 'Diagram alir prosedur penalaan PID dan simulasi'. Pastikan visualnya profesional, hitam putih/grayscale, dan cocok untuk publikasi jurnal akademik ilmiah.]</w:t>
+      </w:r>
+    </w:p>
+    <w:p>
+      <w:pPr>
+        <w:spacing w:before="0" w:after="120" w:line="240" w:lineRule="auto"/>
+        <w:jc w:val="center"/>
+      </w:pPr>
+      <w:r>
+        <w:rPr>
+          <w:rFonts w:ascii="Times New Roman" w:hAnsi="Times New Roman" w:eastAsia="Times New Roman" w:cs="Times New Roman"/>
+          <w:sz w:val="24"/>
+        </w:rPr>
+        <w:t>Source: The Authors</w:t>
+      </w:r>
+    </w:p>
+    <w:p>
+      <w:pPr>
+        <w:spacing w:before="0" w:after="0" w:line="240" w:lineRule="auto"/>
+        <w:jc w:val="both"/>
+      </w:pPr>
+      <w:r>
+        <w:rPr>
+          <w:rFonts w:ascii="Times New Roman" w:hAnsi="Times New Roman" w:eastAsia="Times New Roman" w:cs="Times New Roman"/>
+          <w:b w:val="0"/>
+          <w:i w:val="0"/>
+          <w:sz w:val="24"/>
+        </w:rPr>
+        <w:t xml:space="preserve">Gambar 3 menunjukkan alur penalaan PID yang digunakan. Jika setelah penerapan parameter Ziegler-Nichols overshoot melebihi </w:t>
+      </w:r>
+      <m:oMath xmlns:mml="http://www.w3.org/1998/Math/MathML">
+        <m:r>
+          <m:t>5%</m:t>
+        </m:r>
+      </m:oMath>
+      <w:r>
+        <w:rPr>
+          <w:rFonts w:ascii="Times New Roman" w:hAnsi="Times New Roman" w:eastAsia="Times New Roman" w:cs="Times New Roman"/>
+          <w:b w:val="0"/>
+          <w:i w:val="0"/>
+          <w:sz w:val="24"/>
+        </w:rPr>
+        <w:t xml:space="preserve">, dilakukan fine-tuning manual dengan mengurangi </w:t>
+      </w:r>
+      <m:oMath xmlns:mml="http://www.w3.org/1998/Math/MathML">
+        <m:sSub>
+          <m:e>
+            <m:r>
+              <m:t>K</m:t>
+            </m:r>
+          </m:e>
+          <m:sub>
+            <m:r>
+              <m:t>p</m:t>
+            </m:r>
+          </m:sub>
+        </m:sSub>
+      </m:oMath>
+      <w:r>
+        <w:rPr>
+          <w:rFonts w:ascii="Times New Roman" w:hAnsi="Times New Roman" w:eastAsia="Times New Roman" w:cs="Times New Roman"/>
+          <w:b w:val="0"/>
+          <w:i w:val="0"/>
+          <w:sz w:val="24"/>
+        </w:rPr>
+        <w:t xml:space="preserve"> dan menambah </w:t>
+      </w:r>
+      <m:oMath xmlns:mml="http://www.w3.org/1998/Math/MathML">
+        <m:sSub>
+          <m:e>
+            <m:r>
+              <m:t>K</m:t>
+            </m:r>
+          </m:e>
+          <m:sub>
+            <m:r>
+              <m:t>d</m:t>
+            </m:r>
+          </m:sub>
+        </m:sSub>
+      </m:oMath>
+      <w:r>
+        <w:rPr>
+          <w:rFonts w:ascii="Times New Roman" w:hAnsi="Times New Roman" w:eastAsia="Times New Roman" w:cs="Times New Roman"/>
+          <w:b w:val="0"/>
+          <w:i w:val="0"/>
+          <w:sz w:val="24"/>
+        </w:rPr>
+        <w:t xml:space="preserve"> untuk meredam osilasi.</w:t>
+      </w:r>
+    </w:p>
+    <w:p>
+      <w:pPr>
+        <w:spacing w:before="0" w:after="0" w:line="240" w:lineRule="auto"/>
+      </w:pPr>
+    </w:p>
+    <w:p>
+      <w:pPr>
+        <w:spacing w:before="60" w:after="60" w:line="240" w:lineRule="auto"/>
+        <w:jc w:val="both"/>
+      </w:pPr>
+      <w:r>
+        <w:rPr>
+          <w:rFonts w:ascii="Times New Roman" w:hAnsi="Times New Roman" w:eastAsia="Times New Roman" w:cs="Times New Roman"/>
+          <w:b/>
+          <w:i/>
+          <w:sz w:val="24"/>
+        </w:rPr>
+        <w:t>Algoritma Kendali dan Simulasi</w:t>
+      </w:r>
+    </w:p>
+    <w:p>
+      <w:pPr>
+        <w:spacing w:before="0" w:after="0" w:line="240" w:lineRule="auto"/>
+        <w:jc w:val="both"/>
+      </w:pPr>
+      <w:r>
+        <w:rPr>
+          <w:rFonts w:ascii="Times New Roman" w:hAnsi="Times New Roman" w:eastAsia="Times New Roman" w:cs="Times New Roman"/>
+          <w:b w:val="0"/>
+          <w:i w:val="0"/>
+          <w:sz w:val="24"/>
+        </w:rPr>
+        <w:t>Implementasi algoritma kendali PID diskrit menggunakan metode backward difference untuk aproksimasi integral dan derivatif. Persamaan rekursif PID digital diberikan oleh</w:t>
+      </w:r>
+    </w:p>
+    <w:p>
+      <w:pPr>
+        <w:jc w:val="center"/>
+        <w:spacing w:before="80" w:after="80" w:line="240" w:lineRule="auto"/>
+      </w:pPr>
+      <m:oMathPara>
+        <m:oMath>
+          <m:box>
+            <m:e>
+              <m:sSub>
+                <m:e>
+                  <m:r>
+                    <m:rPr>
+                      <m:sty m:val="i"/>
+                    </m:rPr>
+                    <m:t>u</m:t>
+                  </m:r>
+                </m:e>
+                <m:sub>
+                  <m:r>
+                    <m:rPr>
+                      <m:sty m:val="i"/>
+                    </m:rPr>
+                    <m:t>k</m:t>
+                  </m:r>
+                </m:sub>
+              </m:sSub>
+              <m:r>
+                <m:rPr>
+                  <m:sty m:val="p"/>
+                </m:rPr>
+                <m:t>=</m:t>
+              </m:r>
+              <m:sSub>
+                <m:e>
+                  <m:r>
+                    <m:rPr>
+                      <m:sty m:val="i"/>
+                    </m:rPr>
+                    <m:t>K</m:t>
+                  </m:r>
+                </m:e>
+                <m:sub>
+                  <m:r>
+                    <m:rPr>
+                      <m:sty m:val="i"/>
+                    </m:rPr>
+                    <m:t>p</m:t>
+                  </m:r>
+                </m:sub>
+              </m:sSub>
+              <m:sSub>
+                <m:e>
+                  <m:r>
+                    <m:rPr>
+                      <m:sty m:val="i"/>
+                    </m:rPr>
+                    <m:t>e</m:t>
+                  </m:r>
+                </m:e>
+                <m:sub>
+                  <m:r>
+                    <m:rPr>
+                      <m:sty m:val="i"/>
+                    </m:rPr>
+                    <m:t>k</m:t>
+                  </m:r>
+                </m:sub>
+              </m:sSub>
+              <m:r>
+                <m:rPr>
+                  <m:sty m:val="p"/>
+                </m:rPr>
+                <m:t>+</m:t>
+              </m:r>
+              <m:sSub>
+                <m:e>
+                  <m:r>
+                    <m:rPr>
+                      <m:sty m:val="i"/>
+                    </m:rPr>
+                    <m:t>K</m:t>
+                  </m:r>
+                </m:e>
+                <m:sub>
+                  <m:r>
+                    <m:rPr>
+                      <m:sty m:val="i"/>
+                    </m:rPr>
+                    <m:t>i</m:t>
+                  </m:r>
+                </m:sub>
+              </m:sSub>
+              <m:sSub>
+                <m:e>
+                  <m:r>
+                    <m:rPr>
+                      <m:sty m:val="i"/>
+                    </m:rPr>
+                    <m:t>T</m:t>
+                  </m:r>
+                </m:e>
+                <m:sub>
+                  <m:r>
+                    <m:rPr>
+                      <m:sty m:val="i"/>
+                    </m:rPr>
+                    <m:t>s</m:t>
+                  </m:r>
+                </m:sub>
+              </m:sSub>
+              <m:r>
+                <m:rPr>
+                  <m:sty m:val="p"/>
+                </m:rPr>
+                <m:t>\sumj</m:t>
+              </m:r>
+              <m:r>
+                <m:rPr>
+                  <m:sty m:val="p"/>
+                </m:rPr>
+                <m:t>=</m:t>
+              </m:r>
+              <m:sSup>
+                <m:e>
+                  <m:r>
+                    <m:rPr>
+                      <m:sty m:val="p"/>
+                    </m:rPr>
+                    <m:t>0</m:t>
+                  </m:r>
+                </m:e>
+                <m:sup>
+                  <m:r>
+                    <m:rPr>
+                      <m:sty m:val="i"/>
+                    </m:rPr>
+                    <m:t>k</m:t>
+                  </m:r>
+                </m:sup>
+              </m:sSup>
+              <m:sSub>
+                <m:e>
+                  <m:r>
+                    <m:rPr>
+                      <m:sty m:val="i"/>
+                    </m:rPr>
+                    <m:t>e</m:t>
+                  </m:r>
+                </m:e>
+                <m:sub>
+                  <m:r>
+                    <m:rPr>
+                      <m:sty m:val="i"/>
+                    </m:rPr>
+                    <m:t>j</m:t>
+                  </m:r>
+                </m:sub>
+              </m:sSub>
+              <m:r>
+                <m:rPr>
+                  <m:sty m:val="p"/>
+                </m:rPr>
+                <m:t>+</m:t>
+              </m:r>
+              <m:f>
+                <m:num>
+                  <m:box>
+                    <m:e>
+                      <m:sSub>
+                        <m:e>
+                          <m:r>
+                            <m:rPr>
+                              <m:sty m:val="i"/>
+                            </m:rPr>
+                            <m:t>K</m:t>
+                          </m:r>
+                        </m:e>
+                        <m:sub>
+                          <m:r>
+                            <m:rPr>
+                              <m:sty m:val="i"/>
+                            </m:rPr>
+                            <m:t>d</m:t>
+                          </m:r>
+                        </m:sub>
+                      </m:sSub>
+                    </m:e>
+                  </m:box>
+                </m:num>
+                <m:den>
+                  <m:box>
+                    <m:e>
+                      <m:sSub>
+                        <m:e>
+                          <m:r>
+                            <m:rPr>
+                              <m:sty m:val="i"/>
+                            </m:rPr>
+                            <m:t>T</m:t>
+                          </m:r>
+                        </m:e>
+                        <m:sub>
+                          <m:r>
+                            <m:rPr>
+                              <m:sty m:val="i"/>
+                            </m:rPr>
+                            <m:t>s</m:t>
+                          </m:r>
+                        </m:sub>
+                      </m:sSub>
+                    </m:e>
+                  </m:box>
+                </m:den>
+              </m:f>
+              <m:r>
+                <m:rPr>
+                  <m:sty m:val="p"/>
+                </m:rPr>
+                <m:t>(</m:t>
+              </m:r>
+              <m:sSub>
+                <m:e>
+                  <m:r>
+                    <m:rPr>
+                      <m:sty m:val="i"/>
+                    </m:rPr>
+                    <m:t>e</m:t>
+                  </m:r>
+                </m:e>
+                <m:sub>
+                  <m:r>
+                    <m:rPr>
+                      <m:sty m:val="i"/>
+                    </m:rPr>
+                    <m:t>k</m:t>
+                  </m:r>
+                </m:sub>
+              </m:sSub>
+              <m:r>
+                <m:rPr>
+                  <m:sty m:val="p"/>
+                </m:rPr>
+                <m:t>−</m:t>
+              </m:r>
+              <m:r>
+                <m:rPr>
+                  <m:sty m:val="i"/>
+                </m:rPr>
+                <m:t>e</m:t>
+              </m:r>
+              <m:r>
+                <m:rPr>
+                  <m:sty m:val="i"/>
+                </m:rPr>
+                <m:t>k</m:t>
+              </m:r>
+              <m:r>
+                <m:rPr>
+                  <m:sty m:val="p"/>
+                </m:rPr>
+                <m:t>−</m:t>
+              </m:r>
+              <m:r>
+                <m:rPr>
+                  <m:sty m:val="p"/>
+                </m:rPr>
+                <m:t>1</m:t>
+              </m:r>
+              <m:r>
+                <m:rPr>
+                  <m:sty m:val="p"/>
+                </m:rPr>
+                <m:t>)</m:t>
+              </m:r>
+            </m:e>
+          </m:box>
+        </m:oMath>
+      </m:oMathPara>
+      <w:r>
+        <w:rPr>
+          <w:rFonts w:ascii="Times New Roman" w:hAnsi="Times New Roman"/>
+          <w:sz w:val="24"/>
+          <w:szCs w:val="24"/>
+        </w:rPr>
+        <w:t xml:space="preserve">    (5)</w:t>
+      </w:r>
+    </w:p>
+    <w:p>
+      <w:pPr>
+        <w:spacing w:before="0" w:after="0" w:line="240" w:lineRule="auto"/>
+        <w:jc w:val="both"/>
+      </w:pPr>
+      <w:r>
+        <w:rPr>
+          <w:rFonts w:ascii="Times New Roman" w:hAnsi="Times New Roman" w:eastAsia="Times New Roman" w:cs="Times New Roman"/>
+          <w:b w:val="0"/>
+          <w:i w:val="0"/>
+          <w:sz w:val="24"/>
+        </w:rPr>
+        <w:t xml:space="preserve">dengan </w:t>
+      </w:r>
+      <m:oMath xmlns:mml="http://www.w3.org/1998/Math/MathML">
+        <m:sSub>
+          <m:e>
+            <m:r>
+              <m:t>u</m:t>
+            </m:r>
+          </m:e>
+          <m:sub>
+            <m:r>
+              <m:t>k</m:t>
+            </m:r>
+          </m:sub>
+        </m:sSub>
+      </m:oMath>
+      <w:r>
+        <w:rPr>
+          <w:rFonts w:ascii="Times New Roman" w:hAnsi="Times New Roman" w:eastAsia="Times New Roman" w:cs="Times New Roman"/>
+          <w:b w:val="0"/>
+          <w:i w:val="0"/>
+          <w:sz w:val="24"/>
+        </w:rPr>
+        <w:t xml:space="preserve"> adalah keluaran kontrol pada langkah ke-</w:t>
+      </w:r>
+      <m:oMath xmlns:mml="http://www.w3.org/1998/Math/MathML">
+        <m:r>
+          <m:t>k</m:t>
+        </m:r>
+      </m:oMath>
+      <w:r>
+        <w:rPr>
+          <w:rFonts w:ascii="Times New Roman" w:hAnsi="Times New Roman" w:eastAsia="Times New Roman" w:cs="Times New Roman"/>
+          <w:b w:val="0"/>
+          <w:i w:val="0"/>
+          <w:sz w:val="24"/>
+        </w:rPr>
+        <w:t xml:space="preserve">, </w:t>
+      </w:r>
+      <m:oMath xmlns:mml="http://www.w3.org/1998/Math/MathML">
+        <m:sSub>
+          <m:e>
+            <m:r>
+              <m:t>T</m:t>
+            </m:r>
+          </m:e>
+          <m:sub>
+            <m:r>
+              <m:t>s</m:t>
+            </m:r>
+          </m:sub>
+        </m:sSub>
+      </m:oMath>
+      <w:r>
+        <w:rPr>
+          <w:rFonts w:ascii="Times New Roman" w:hAnsi="Times New Roman" w:eastAsia="Times New Roman" w:cs="Times New Roman"/>
+          <w:b w:val="0"/>
+          <w:i w:val="0"/>
+          <w:sz w:val="24"/>
+        </w:rPr>
+        <w:t xml:space="preserve"> adalah waktu cuplik (sampling time), </w:t>
+      </w:r>
+      <m:oMath xmlns:mml="http://www.w3.org/1998/Math/MathML">
+        <m:sSub>
+          <m:e>
+            <m:r>
+              <m:t>e</m:t>
+            </m:r>
+          </m:e>
+          <m:sub>
+            <m:r>
+              <m:t>k</m:t>
+            </m:r>
+          </m:sub>
+        </m:sSub>
+      </m:oMath>
+      <w:r>
+        <w:rPr>
+          <w:rFonts w:ascii="Times New Roman" w:hAnsi="Times New Roman" w:eastAsia="Times New Roman" w:cs="Times New Roman"/>
+          <w:b w:val="0"/>
+          <w:i w:val="0"/>
+          <w:sz w:val="24"/>
+        </w:rPr>
+        <w:t xml:space="preserve"> error pada langkah ke-</w:t>
+      </w:r>
+      <m:oMath xmlns:mml="http://www.w3.org/1998/Math/MathML">
+        <m:r>
+          <m:t>k</m:t>
+        </m:r>
+      </m:oMath>
+      <w:r>
+        <w:rPr>
+          <w:rFonts w:ascii="Times New Roman" w:hAnsi="Times New Roman" w:eastAsia="Times New Roman" w:cs="Times New Roman"/>
+          <w:b w:val="0"/>
+          <w:i w:val="0"/>
+          <w:sz w:val="24"/>
+        </w:rPr>
+        <w:t xml:space="preserve">, dan </w:t>
+      </w:r>
+      <m:oMath xmlns:mml="http://www.w3.org/1998/Math/MathML">
+        <m:sSub>
+          <m:e>
+            <m:r>
+              <m:t>e</m:t>
+            </m:r>
+          </m:e>
+          <m:sub>
+            <m:r>
+              <m:t>k−1</m:t>
+            </m:r>
+          </m:sub>
+        </m:sSub>
+      </m:oMath>
+      <w:r>
+        <w:rPr>
+          <w:rFonts w:ascii="Times New Roman" w:hAnsi="Times New Roman" w:eastAsia="Times New Roman" w:cs="Times New Roman"/>
+          <w:b w:val="0"/>
+          <w:i w:val="0"/>
+          <w:sz w:val="24"/>
+        </w:rPr>
+        <w:t xml:space="preserve"> error sebelumnya. Parameter </w:t>
+      </w:r>
+      <m:oMath xmlns:mml="http://www.w3.org/1998/Math/MathML">
+        <m:sSub>
+          <m:e>
+            <m:r>
+              <m:t>K</m:t>
+            </m:r>
+          </m:e>
+          <m:sub>
+            <m:r>
+              <m:t>p</m:t>
+            </m:r>
+          </m:sub>
+        </m:sSub>
+      </m:oMath>
+      <w:r>
+        <w:rPr>
+          <w:rFonts w:ascii="Times New Roman" w:hAnsi="Times New Roman" w:eastAsia="Times New Roman" w:cs="Times New Roman"/>
+          <w:b w:val="0"/>
+          <w:i w:val="0"/>
+          <w:sz w:val="24"/>
+        </w:rPr>
+        <w:t xml:space="preserve">, </w:t>
+      </w:r>
+      <m:oMath xmlns:mml="http://www.w3.org/1998/Math/MathML">
+        <m:sSub>
+          <m:e>
+            <m:r>
+              <m:t>K</m:t>
+            </m:r>
+          </m:e>
+          <m:sub>
+            <m:r>
+              <m:t>i</m:t>
+            </m:r>
+          </m:sub>
+        </m:sSub>
+      </m:oMath>
+      <w:r>
+        <w:rPr>
+          <w:rFonts w:ascii="Times New Roman" w:hAnsi="Times New Roman" w:eastAsia="Times New Roman" w:cs="Times New Roman"/>
+          <w:b w:val="0"/>
+          <w:i w:val="0"/>
+          <w:sz w:val="24"/>
+        </w:rPr>
+        <w:t xml:space="preserve">, </w:t>
+      </w:r>
+      <m:oMath xmlns:mml="http://www.w3.org/1998/Math/MathML">
+        <m:sSub>
+          <m:e>
+            <m:r>
+              <m:t>K</m:t>
+            </m:r>
+          </m:e>
+          <m:sub>
+            <m:r>
+              <m:t>d</m:t>
+            </m:r>
+          </m:sub>
+        </m:sSub>
+      </m:oMath>
+      <w:r>
+        <w:rPr>
+          <w:rFonts w:ascii="Times New Roman" w:hAnsi="Times New Roman" w:eastAsia="Times New Roman" w:cs="Times New Roman"/>
+          <w:b w:val="0"/>
+          <w:i w:val="0"/>
+          <w:sz w:val="24"/>
+        </w:rPr>
+        <w:t xml:space="preserve"> diperoleh dari Tabel 2. Waktu cuplik ditetapkan </w:t>
+      </w:r>
+      <m:oMath xmlns:mml="http://www.w3.org/1998/Math/MathML">
+        <m:sSub>
+          <m:e>
+            <m:r>
+              <m:t>T</m:t>
+            </m:r>
+          </m:e>
+          <m:sub>
+            <m:r>
+              <m:t>s</m:t>
+            </m:r>
+          </m:sub>
+        </m:sSub>
+        <m:r>
+          <m:t>=</m:t>
+        </m:r>
+        <m:sSub>
+          <m:e>
+            <m:r>
+              <m:t>a</m:t>
+            </m:r>
+          </m:e>
+          <m:sub>
+            <m:r>
+              <m:t>10</m:t>
+            </m:r>
+          </m:sub>
+        </m:sSub>
+      </m:oMath>
+      <w:r>
+        <w:rPr>
+          <w:rFonts w:ascii="Times New Roman" w:hAnsi="Times New Roman" w:eastAsia="Times New Roman" w:cs="Times New Roman"/>
+          <w:b w:val="0"/>
+          <w:i w:val="0"/>
+          <w:sz w:val="24"/>
+        </w:rPr>
+        <w:t xml:space="preserve"> ms, cukup cepat dibandingkan dinamika plant.</w:t>
+      </w:r>
+    </w:p>
+    <w:p>
+      <w:pPr>
+        <w:spacing w:before="0" w:after="0" w:line="240" w:lineRule="auto"/>
+        <w:jc w:val="both"/>
+      </w:pPr>
+      <w:r>
+        <w:rPr>
+          <w:rFonts w:ascii="Times New Roman" w:hAnsi="Times New Roman" w:eastAsia="Times New Roman" w:cs="Times New Roman"/>
+          <w:b w:val="0"/>
+          <w:i w:val="0"/>
+          <w:sz w:val="24"/>
+        </w:rPr>
+        <w:t xml:space="preserve">Simulasi dilakukan untuk tiga konfigurasi kendali: PID, proporsional (P) murni dengan </w:t>
+      </w:r>
+      <m:oMath xmlns:mml="http://www.w3.org/1998/Math/MathML">
+        <m:sSub>
+          <m:e>
+            <m:r>
+              <m:t>K</m:t>
+            </m:r>
+          </m:e>
+          <m:sub>
+            <m:r>
+              <m:t>p</m:t>
+            </m:r>
+          </m:sub>
+        </m:sSub>
+        <m:r>
+          <m:t>=</m:t>
+        </m:r>
+        <m:sSub>
+          <m:e>
+            <m:r>
+              <m:t>K</m:t>
+            </m:r>
+          </m:e>
+          <m:sub>
+            <m:r>
+              <m:t>u</m:t>
+            </m:r>
+          </m:sub>
+        </m:sSub>
+        <m:r>
+          <m:t>/2</m:t>
+        </m:r>
+      </m:oMath>
+      <w:r>
+        <w:rPr>
+          <w:rFonts w:ascii="Times New Roman" w:hAnsi="Times New Roman" w:eastAsia="Times New Roman" w:cs="Times New Roman"/>
+          <w:b w:val="0"/>
+          <w:i w:val="0"/>
+          <w:sz w:val="24"/>
+        </w:rPr>
+        <w:t>, dan kendali on-off (bang-bang) dengan histeresis 0.1 mm. Skenario beban dan gangguan diterapkan secara terpisah. Metrik kinerja yang dicatat adalah overshoot (</w:t>
+      </w:r>
+      <m:oMath xmlns:mml="http://www.w3.org/1998/Math/MathML">
+        <m:sSub>
+          <m:e>
+            <m:r>
+              <m:t>M</m:t>
+            </m:r>
+          </m:e>
+          <m:sub>
+            <m:r>
+              <m:t>p</m:t>
+            </m:r>
+          </m:sub>
+        </m:sSub>
+      </m:oMath>
+      <w:r>
+        <w:rPr>
+          <w:rFonts w:ascii="Times New Roman" w:hAnsi="Times New Roman" w:eastAsia="Times New Roman" w:cs="Times New Roman"/>
+          <w:b w:val="0"/>
+          <w:i w:val="0"/>
+          <w:sz w:val="24"/>
+        </w:rPr>
+        <w:t>), waktu naik (</w:t>
+      </w:r>
+      <m:oMath xmlns:mml="http://www.w3.org/1998/Math/MathML">
+        <m:sSub>
+          <m:e>
+            <m:r>
+              <m:t>t</m:t>
+            </m:r>
+          </m:e>
+          <m:sub>
+            <m:r>
+              <m:t>r</m:t>
+            </m:r>
+          </m:sub>
+        </m:sSub>
+      </m:oMath>
+      <w:r>
+        <w:rPr>
+          <w:rFonts w:ascii="Times New Roman" w:hAnsi="Times New Roman" w:eastAsia="Times New Roman" w:cs="Times New Roman"/>
+          <w:b w:val="0"/>
+          <w:i w:val="0"/>
+          <w:sz w:val="24"/>
+        </w:rPr>
+        <w:t>), waktu penetapan (</w:t>
+      </w:r>
+      <m:oMath xmlns:mml="http://www.w3.org/1998/Math/MathML">
+        <m:sSub>
+          <m:e>
+            <m:r>
+              <m:t>t</m:t>
+            </m:r>
+          </m:e>
+          <m:sub>
+            <m:r>
+              <m:t>s</m:t>
+            </m:r>
+          </m:sub>
+        </m:sSub>
+      </m:oMath>
+      <w:r>
+        <w:rPr>
+          <w:rFonts w:ascii="Times New Roman" w:hAnsi="Times New Roman" w:eastAsia="Times New Roman" w:cs="Times New Roman"/>
+          <w:b w:val="0"/>
+          <w:i w:val="0"/>
+          <w:sz w:val="24"/>
+        </w:rPr>
+        <w:t>) dengan kriteria 2%, dan kesalahan keadaan tunak (</w:t>
+      </w:r>
+      <m:oMath xmlns:mml="http://www.w3.org/1998/Math/MathML">
+        <m:sSub>
+          <m:e>
+            <m:r>
+              <m:t>e</m:t>
+            </m:r>
+          </m:e>
+          <m:sub>
+            <m:r>
+              <m:t>ss</m:t>
+            </m:r>
+          </m:sub>
+        </m:sSub>
+      </m:oMath>
+      <w:r>
+        <w:rPr>
+          <w:rFonts w:ascii="Times New Roman" w:hAnsi="Times New Roman" w:eastAsia="Times New Roman" w:cs="Times New Roman"/>
+          <w:b w:val="0"/>
+          <w:i w:val="0"/>
+          <w:sz w:val="24"/>
+        </w:rPr>
+        <w:t>). Pengukuran dilakukan untuk respons step dan respons ramp (kecepatan konstan 0.1 m/s).</w:t>
+      </w:r>
+    </w:p>
+    <w:p>
+      <w:pPr>
+        <w:spacing w:before="0" w:after="0" w:line="240" w:lineRule="auto"/>
+      </w:pPr>
+    </w:p>
+    <w:p>
+      <w:pPr>
+        <w:spacing w:before="60" w:after="60" w:line="240" w:lineRule="auto"/>
+        <w:jc w:val="both"/>
+      </w:pPr>
+      <w:r>
+        <w:rPr>
+          <w:rFonts w:ascii="Times New Roman" w:hAnsi="Times New Roman" w:eastAsia="Times New Roman" w:cs="Times New Roman"/>
+          <w:b/>
+          <w:sz w:val="24"/>
+        </w:rPr>
+        <w:t>Hasil dan Pembahasan</w:t>
+      </w:r>
+    </w:p>
+    <w:p>
+      <w:pPr>
+        <w:spacing w:before="0" w:after="0" w:line="240" w:lineRule="auto"/>
+        <w:jc w:val="both"/>
+      </w:pPr>
+      <w:r>
+        <w:rPr>
+          <w:rFonts w:ascii="Times New Roman" w:hAnsi="Times New Roman" w:eastAsia="Times New Roman" w:cs="Times New Roman"/>
+          <w:b w:val="0"/>
+          <w:i w:val="0"/>
+          <w:sz w:val="24"/>
+        </w:rPr>
+        <w:t>Bab ini menyajikan hasil simulasi sistem kendali PID pada lengan robot serta analisis perbandingan dengan metode kendali lainnya.</w:t>
+      </w:r>
+    </w:p>
+    <w:p>
+      <w:pPr>
+        <w:spacing w:before="0" w:after="0" w:line="240" w:lineRule="auto"/>
+      </w:pPr>
+    </w:p>
+    <w:p>
+      <w:pPr>
+        <w:spacing w:before="60" w:after="60" w:line="240" w:lineRule="auto"/>
+        <w:jc w:val="both"/>
+      </w:pPr>
+      <w:r>
+        <w:rPr>
+          <w:rFonts w:ascii="Times New Roman" w:hAnsi="Times New Roman" w:eastAsia="Times New Roman" w:cs="Times New Roman"/>
+          <w:b/>
+          <w:i/>
+          <w:sz w:val="24"/>
+        </w:rPr>
+        <w:t>Hasil Simulasi Respons Step</w:t>
+      </w:r>
+    </w:p>
+    <w:p>
+      <w:pPr>
+        <w:spacing w:before="0" w:after="0" w:line="240" w:lineRule="auto"/>
+        <w:jc w:val="both"/>
+      </w:pPr>
+      <w:r>
+        <w:rPr>
+          <w:rFonts w:ascii="Times New Roman" w:hAnsi="Times New Roman" w:eastAsia="Times New Roman" w:cs="Times New Roman"/>
+          <w:b w:val="0"/>
+          <w:i w:val="0"/>
+          <w:sz w:val="24"/>
+        </w:rPr>
+        <w:t xml:space="preserve">Hasil simulasi respons step untuk ketiga konfigurasi kendali tanpa beban tambahan disajikan pada Tabel 3. Parameter PID hasil penalaan Ziegler-Nichols adalah </w:t>
+      </w:r>
+      <m:oMath xmlns:mml="http://www.w3.org/1998/Math/MathML">
+        <m:sSub>
+          <m:e>
+            <m:r>
+              <m:t>K</m:t>
+            </m:r>
+          </m:e>
+          <m:sub>
+            <m:r>
+              <m:t>p</m:t>
+            </m:r>
+          </m:sub>
+        </m:sSub>
+        <m:r>
+          <m:t>=</m:t>
+        </m:r>
+        <m:sSub>
+          <m:e>
+            <m:r>
+              <m:t>a</m:t>
+            </m:r>
+          </m:e>
+          <m:sub>
+            <m:r>
+              <m:t>4</m:t>
+            </m:r>
+          </m:sub>
+        </m:sSub>
+      </m:oMath>
+      <w:r>
+        <w:rPr>
+          <w:rFonts w:ascii="Times New Roman" w:hAnsi="Times New Roman" w:eastAsia="Times New Roman" w:cs="Times New Roman"/>
+          <w:b w:val="0"/>
+          <w:i w:val="0"/>
+          <w:sz w:val="24"/>
+        </w:rPr>
+        <w:t xml:space="preserve">, </w:t>
+      </w:r>
+      <m:oMath xmlns:mml="http://www.w3.org/1998/Math/MathML">
+        <m:sSub>
+          <m:e>
+            <m:r>
+              <m:t>K</m:t>
+            </m:r>
+          </m:e>
+          <m:sub>
+            <m:r>
+              <m:t>i</m:t>
+            </m:r>
+          </m:sub>
+        </m:sSub>
+        <m:r>
+          <m:t>=</m:t>
+        </m:r>
+        <m:sSub>
+          <m:e>
+            <m:r>
+              <m:t>a</m:t>
+            </m:r>
+          </m:e>
+          <m:sub>
+            <m:r>
+              <m:t>5</m:t>
+            </m:r>
+          </m:sub>
+        </m:sSub>
+      </m:oMath>
+      <w:r>
+        <w:rPr>
+          <w:rFonts w:ascii="Times New Roman" w:hAnsi="Times New Roman" w:eastAsia="Times New Roman" w:cs="Times New Roman"/>
+          <w:b w:val="0"/>
+          <w:i w:val="0"/>
+          <w:sz w:val="24"/>
+        </w:rPr>
+        <w:t xml:space="preserve">, </w:t>
+      </w:r>
+      <m:oMath xmlns:mml="http://www.w3.org/1998/Math/MathML">
+        <m:sSub>
+          <m:e>
+            <m:r>
+              <m:t>K</m:t>
+            </m:r>
+          </m:e>
+          <m:sub>
+            <m:r>
+              <m:t>d</m:t>
+            </m:r>
+          </m:sub>
+        </m:sSub>
+        <m:r>
+          <m:t>=</m:t>
+        </m:r>
+        <m:sSub>
+          <m:e>
+            <m:r>
+              <m:t>a</m:t>
+            </m:r>
+          </m:e>
+          <m:sub>
+            <m:r>
+              <m:t>6</m:t>
+            </m:r>
+          </m:sub>
+        </m:sSub>
+      </m:oMath>
+      <w:r>
+        <w:rPr>
+          <w:rFonts w:ascii="Times New Roman" w:hAnsi="Times New Roman" w:eastAsia="Times New Roman" w:cs="Times New Roman"/>
+          <w:b w:val="0"/>
+          <w:i w:val="0"/>
+          <w:sz w:val="24"/>
+        </w:rPr>
+        <w:t>. Dari tabel terlihat bahwa PID menghasilkan overshoot terkecil (</w:t>
+      </w:r>
+      <m:oMath xmlns:mml="http://www.w3.org/1998/Math/MathML">
+        <m:sSub>
+          <m:e>
+            <m:r>
+              <m:t>M</m:t>
+            </m:r>
+          </m:e>
+          <m:sub>
+            <m:r>
+              <m:t>p</m:t>
+            </m:r>
+          </m:sub>
+        </m:sSub>
+        <m:r>
+          <m:t>=</m:t>
+        </m:r>
+        <m:sSub>
+          <m:e>
+            <m:r>
+              <m:t>X</m:t>
+            </m:r>
+          </m:e>
+          <m:sub>
+            <m:r>
+              <m:t>1</m:t>
+            </m:r>
+          </m:sub>
+        </m:sSub>
+      </m:oMath>
+      <w:r>
+        <w:rPr>
+          <w:rFonts w:ascii="Times New Roman" w:hAnsi="Times New Roman" w:eastAsia="Times New Roman" w:cs="Times New Roman"/>
+          <w:b w:val="0"/>
+          <w:i w:val="0"/>
+          <w:sz w:val="24"/>
+        </w:rPr>
+        <w:t>%) dibandingkan kendali P (</w:t>
+      </w:r>
+      <m:oMath xmlns:mml="http://www.w3.org/1998/Math/MathML">
+        <m:sSub>
+          <m:e>
+            <m:r>
+              <m:t>M</m:t>
+            </m:r>
+          </m:e>
+          <m:sub>
+            <m:r>
+              <m:t>p</m:t>
+            </m:r>
+          </m:sub>
+        </m:sSub>
+        <m:r>
+          <m:t>=</m:t>
+        </m:r>
+        <m:sSub>
+          <m:e>
+            <m:r>
+              <m:t>X</m:t>
+            </m:r>
+          </m:e>
+          <m:sub>
+            <m:r>
+              <m:t>2</m:t>
+            </m:r>
+          </m:sub>
+        </m:sSub>
+      </m:oMath>
+      <w:r>
+        <w:rPr>
+          <w:rFonts w:ascii="Times New Roman" w:hAnsi="Times New Roman" w:eastAsia="Times New Roman" w:cs="Times New Roman"/>
+          <w:b w:val="0"/>
+          <w:i w:val="0"/>
+          <w:sz w:val="24"/>
+        </w:rPr>
+        <w:t>%) dan kendali on-off (</w:t>
+      </w:r>
+      <m:oMath xmlns:mml="http://www.w3.org/1998/Math/MathML">
+        <m:sSub>
+          <m:e>
+            <m:r>
+              <m:t>M</m:t>
+            </m:r>
+          </m:e>
+          <m:sub>
+            <m:r>
+              <m:t>p</m:t>
+            </m:r>
+          </m:sub>
+        </m:sSub>
+        <m:r>
+          <m:t>=</m:t>
+        </m:r>
+        <m:sSub>
+          <m:e>
+            <m:r>
+              <m:t>X</m:t>
+            </m:r>
+          </m:e>
+          <m:sub>
+            <m:r>
+              <m:t>3</m:t>
+            </m:r>
+          </m:sub>
+        </m:sSub>
+      </m:oMath>
+      <w:r>
+        <w:rPr>
+          <w:rFonts w:ascii="Times New Roman" w:hAnsi="Times New Roman" w:eastAsia="Times New Roman" w:cs="Times New Roman"/>
+          <w:b w:val="0"/>
+          <w:i w:val="0"/>
+          <w:sz w:val="24"/>
+        </w:rPr>
+        <w:t>%). Waktu naik PID lebih cepat dibandingkan kendali P, namun lebih lambat daripada kendali on-off.</w:t>
+      </w:r>
+    </w:p>
+    <w:p>
+      <w:pPr>
+        <w:spacing w:before="120" w:after="60" w:line="240" w:lineRule="auto"/>
+        <w:jc w:val="center"/>
+      </w:pPr>
+      <w:r>
+        <w:rPr>
+          <w:rFonts w:ascii="Times New Roman" w:hAnsi="Times New Roman" w:eastAsia="Times New Roman" w:cs="Times New Roman"/>
+          <w:b/>
+          <w:sz w:val="24"/>
+        </w:rPr>
+        <w:t>Table 3: Perbandingan Metrik Kinerja Respons Step Tanpa Beban</w:t>
+      </w:r>
+    </w:p>
+    <w:tbl>
+      <w:tblPr>
+        <w:tblW w:type="auto" w:w="0"/>
+        <w:jc w:val="center"/>
+        <w:tblLook w:firstColumn="1" w:firstRow="1" w:lastColumn="0" w:lastRow="0" w:noHBand="0" w:noVBand="1" w:val="04A0"/>
+        <w:tblBorders>
+          <w:top w:val="single" w:sz="4" w:space="0" w:color="000000"/>
+          <w:left w:val="single" w:sz="4" w:space="0" w:color="000000"/>
+          <w:bottom w:val="single" w:sz="4" w:space="0" w:color="000000"/>
+          <w:right w:val="single" w:sz="4" w:space="0" w:color="000000"/>
+          <w:insideH w:val="single" w:sz="4" w:space="0" w:color="000000"/>
+          <w:insideV w:val="single" w:sz="4" w:space="0" w:color="000000"/>
+        </w:tblBorders>
+      </w:tblPr>
+      <w:tblGrid>
+        <w:gridCol w:w="1872"/>
+        <w:gridCol w:w="1872"/>
+        <w:gridCol w:w="1872"/>
+        <w:gridCol w:w="1872"/>
+        <w:gridCol w:w="1872"/>
+      </w:tblGrid>
+      <w:tr>
+        <w:tc>
+          <w:tcPr>
+            <w:tcW w:type="dxa" w:w="1872"/>
+          </w:tcPr>
+          <w:p>
+            <w:pPr>
+              <w:jc w:val="center"/>
+            </w:pPr>
+            <w:r/>
+            <w:r>
+              <w:rPr>
+                <w:rFonts w:ascii="Times New Roman" w:hAnsi="Times New Roman" w:eastAsia="Times New Roman" w:cs="Times New Roman"/>
+                <w:b/>
+                <w:sz w:val="24"/>
+              </w:rPr>
+              <w:t>Metode Kendali</w:t>
+            </w:r>
+          </w:p>
+        </w:tc>
+        <w:tc>
+          <w:tcPr>
+            <w:tcW w:type="dxa" w:w="1872"/>
+          </w:tcPr>
+          <w:p>
+            <w:pPr>
+              <w:jc w:val="center"/>
+            </w:pPr>
+            <w:r/>
+            <w:r>
+              <w:rPr>
+                <w:rFonts w:ascii="Times New Roman" w:hAnsi="Times New Roman" w:eastAsia="Times New Roman" w:cs="Times New Roman"/>
+                <w:b/>
+                <w:sz w:val="24"/>
+              </w:rPr>
+              <w:t>\bOvershoot $M_p$ (%) \b</w:t>
+            </w:r>
+          </w:p>
+        </w:tc>
+        <w:tc>
+          <w:tcPr>
+            <w:tcW w:type="dxa" w:w="1872"/>
+          </w:tcPr>
+          <w:p>
+            <w:pPr>
+              <w:jc w:val="center"/>
+            </w:pPr>
+            <w:r/>
+            <w:r>
+              <w:rPr>
+                <w:rFonts w:ascii="Times New Roman" w:hAnsi="Times New Roman" w:eastAsia="Times New Roman" w:cs="Times New Roman"/>
+                <w:b/>
+                <w:sz w:val="24"/>
+              </w:rPr>
+              <w:t>\bWaktu Naik $t_r$ (s) \b</w:t>
+            </w:r>
+          </w:p>
+        </w:tc>
+        <w:tc>
+          <w:tcPr>
+            <w:tcW w:type="dxa" w:w="1872"/>
+          </w:tcPr>
+          <w:p>
+            <w:pPr>
+              <w:jc w:val="center"/>
+            </w:pPr>
+            <w:r/>
+            <w:r>
+              <w:rPr>
+                <w:rFonts w:ascii="Times New Roman" w:hAnsi="Times New Roman" w:eastAsia="Times New Roman" w:cs="Times New Roman"/>
+                <w:b/>
+                <w:sz w:val="24"/>
+              </w:rPr>
+              <w:t>\bWaktu Penetapan $t_s$ (s) \b</w:t>
+            </w:r>
+          </w:p>
+        </w:tc>
+        <w:tc>
+          <w:tcPr>
+            <w:tcW w:type="dxa" w:w="1872"/>
+          </w:tcPr>
+          <w:p>
+            <w:pPr>
+              <w:jc w:val="center"/>
+            </w:pPr>
+            <w:r/>
+            <w:r>
+              <w:rPr>
+                <w:rFonts w:ascii="Times New Roman" w:hAnsi="Times New Roman" w:eastAsia="Times New Roman" w:cs="Times New Roman"/>
+                <w:b/>
+                <w:sz w:val="24"/>
+              </w:rPr>
+              <w:t>\bKesalahan Keadaan Tunak $e_{ss}$ (mm) \b</w:t>
+            </w:r>
+          </w:p>
+        </w:tc>
+      </w:tr>
+      <w:tr>
+        <w:tc>
+          <w:tcPr>
+            <w:tcW w:type="dxa" w:w="1872"/>
+          </w:tcPr>
+          <w:p>
+            <w:pPr>
+              <w:jc w:val="center"/>
+            </w:pPr>
+            <w:r/>
+            <w:r>
+              <w:rPr>
+                <w:rFonts w:ascii="Times New Roman" w:hAnsi="Times New Roman" w:eastAsia="Times New Roman" w:cs="Times New Roman"/>
+                <w:b w:val="0"/>
+                <w:i w:val="0"/>
+                <w:sz w:val="24"/>
+              </w:rPr>
+              <w:t>PID</w:t>
+            </w:r>
+          </w:p>
+        </w:tc>
+        <w:tc>
+          <w:tcPr>
+            <w:tcW w:type="dxa" w:w="1872"/>
+          </w:tcPr>
+          <w:p>
+            <w:pPr>
+              <w:jc w:val="center"/>
+            </w:pPr>
+            <w:r/>
+            <w:r>
+              <w:rPr>
+                <w:rFonts w:ascii="Times New Roman" w:hAnsi="Times New Roman" w:eastAsia="Times New Roman" w:cs="Times New Roman"/>
+                <w:b w:val="0"/>
+                <w:i w:val="0"/>
+                <w:sz w:val="24"/>
+              </w:rPr>
+              <w:t>X1</w:t>
+            </w:r>
+          </w:p>
+        </w:tc>
+        <w:tc>
+          <w:tcPr>
+            <w:tcW w:type="dxa" w:w="1872"/>
+          </w:tcPr>
+          <w:p>
+            <w:pPr>
+              <w:jc w:val="center"/>
+            </w:pPr>
+            <w:r/>
+            <w:r>
+              <w:rPr>
+                <w:rFonts w:ascii="Times New Roman" w:hAnsi="Times New Roman" w:eastAsia="Times New Roman" w:cs="Times New Roman"/>
+                <w:b w:val="0"/>
+                <w:i w:val="0"/>
+                <w:sz w:val="24"/>
+              </w:rPr>
+              <w:t>X2</w:t>
+            </w:r>
+          </w:p>
+        </w:tc>
+        <w:tc>
+          <w:tcPr>
+            <w:tcW w:type="dxa" w:w="1872"/>
+          </w:tcPr>
+          <w:p>
+            <w:pPr>
+              <w:jc w:val="center"/>
+            </w:pPr>
+            <w:r/>
+            <w:r>
+              <w:rPr>
+                <w:rFonts w:ascii="Times New Roman" w:hAnsi="Times New Roman" w:eastAsia="Times New Roman" w:cs="Times New Roman"/>
+                <w:b w:val="0"/>
+                <w:i w:val="0"/>
+                <w:sz w:val="24"/>
+              </w:rPr>
+              <w:t>X3</w:t>
+            </w:r>
+          </w:p>
+        </w:tc>
+        <w:tc>
+          <w:tcPr>
+            <w:tcW w:type="dxa" w:w="1872"/>
+          </w:tcPr>
+          <w:p>
+            <w:pPr>
+              <w:jc w:val="center"/>
+            </w:pPr>
+            <w:r/>
+            <w:r>
+              <w:rPr>
+                <w:rFonts w:ascii="Times New Roman" w:hAnsi="Times New Roman" w:eastAsia="Times New Roman" w:cs="Times New Roman"/>
+                <w:b w:val="0"/>
+                <w:i w:val="0"/>
+                <w:sz w:val="24"/>
+              </w:rPr>
+              <w:t>X4</w:t>
+            </w:r>
+          </w:p>
+        </w:tc>
+      </w:tr>
+      <w:tr>
+        <w:tc>
+          <w:tcPr>
+            <w:tcW w:type="dxa" w:w="1872"/>
+          </w:tcPr>
+          <w:p>
+            <w:pPr>
+              <w:jc w:val="center"/>
+            </w:pPr>
+            <w:r/>
+            <w:r>
+              <w:rPr>
+                <w:rFonts w:ascii="Times New Roman" w:hAnsi="Times New Roman" w:eastAsia="Times New Roman" w:cs="Times New Roman"/>
+                <w:b w:val="0"/>
+                <w:i w:val="0"/>
+                <w:sz w:val="24"/>
+              </w:rPr>
+              <w:t>Proporsional (P)</w:t>
+            </w:r>
+          </w:p>
+        </w:tc>
+        <w:tc>
+          <w:tcPr>
+            <w:tcW w:type="dxa" w:w="1872"/>
+          </w:tcPr>
+          <w:p>
+            <w:pPr>
+              <w:jc w:val="center"/>
+            </w:pPr>
+            <w:r/>
+            <w:r>
+              <w:rPr>
+                <w:rFonts w:ascii="Times New Roman" w:hAnsi="Times New Roman" w:eastAsia="Times New Roman" w:cs="Times New Roman"/>
+                <w:b w:val="0"/>
+                <w:i w:val="0"/>
+                <w:sz w:val="24"/>
+              </w:rPr>
+              <w:t>X5</w:t>
+            </w:r>
+          </w:p>
+        </w:tc>
+        <w:tc>
+          <w:tcPr>
+            <w:tcW w:type="dxa" w:w="1872"/>
+          </w:tcPr>
+          <w:p>
+            <w:pPr>
+              <w:jc w:val="center"/>
+            </w:pPr>
+            <w:r/>
+            <w:r>
+              <w:rPr>
+                <w:rFonts w:ascii="Times New Roman" w:hAnsi="Times New Roman" w:eastAsia="Times New Roman" w:cs="Times New Roman"/>
+                <w:b w:val="0"/>
+                <w:i w:val="0"/>
+                <w:sz w:val="24"/>
+              </w:rPr>
+              <w:t>X6</w:t>
+            </w:r>
+          </w:p>
+        </w:tc>
+        <w:tc>
+          <w:tcPr>
+            <w:tcW w:type="dxa" w:w="1872"/>
+          </w:tcPr>
+          <w:p>
+            <w:pPr>
+              <w:jc w:val="center"/>
+            </w:pPr>
+            <w:r/>
+            <w:r>
+              <w:rPr>
+                <w:rFonts w:ascii="Times New Roman" w:hAnsi="Times New Roman" w:eastAsia="Times New Roman" w:cs="Times New Roman"/>
+                <w:b w:val="0"/>
+                <w:i w:val="0"/>
+                <w:sz w:val="24"/>
+              </w:rPr>
+              <w:t>X7</w:t>
+            </w:r>
+          </w:p>
+        </w:tc>
+        <w:tc>
+          <w:tcPr>
+            <w:tcW w:type="dxa" w:w="1872"/>
+          </w:tcPr>
+          <w:p>
+            <w:pPr>
+              <w:jc w:val="center"/>
+            </w:pPr>
+            <w:r/>
+            <w:r>
+              <w:rPr>
+                <w:rFonts w:ascii="Times New Roman" w:hAnsi="Times New Roman" w:eastAsia="Times New Roman" w:cs="Times New Roman"/>
+                <w:b w:val="0"/>
+                <w:i w:val="0"/>
+                <w:sz w:val="24"/>
+              </w:rPr>
+              <w:t>X8</w:t>
+            </w:r>
+          </w:p>
+        </w:tc>
+      </w:tr>
+      <w:tr>
+        <w:tc>
+          <w:tcPr>
+            <w:tcW w:type="dxa" w:w="1872"/>
+          </w:tcPr>
+          <w:p>
+            <w:pPr>
+              <w:jc w:val="center"/>
+            </w:pPr>
+            <w:r/>
+            <w:r>
+              <w:rPr>
+                <w:rFonts w:ascii="Times New Roman" w:hAnsi="Times New Roman" w:eastAsia="Times New Roman" w:cs="Times New Roman"/>
+                <w:b w:val="0"/>
+                <w:i w:val="0"/>
+                <w:sz w:val="24"/>
+              </w:rPr>
+              <w:t>On-Off</w:t>
+            </w:r>
+          </w:p>
+        </w:tc>
+        <w:tc>
+          <w:tcPr>
+            <w:tcW w:type="dxa" w:w="1872"/>
+          </w:tcPr>
+          <w:p>
+            <w:pPr>
+              <w:jc w:val="center"/>
+            </w:pPr>
+            <w:r/>
+            <w:r>
+              <w:rPr>
+                <w:rFonts w:ascii="Times New Roman" w:hAnsi="Times New Roman" w:eastAsia="Times New Roman" w:cs="Times New Roman"/>
+                <w:b w:val="0"/>
+                <w:i w:val="0"/>
+                <w:sz w:val="24"/>
+              </w:rPr>
+              <w:t>X9</w:t>
+            </w:r>
+          </w:p>
+        </w:tc>
+        <w:tc>
+          <w:tcPr>
+            <w:tcW w:type="dxa" w:w="1872"/>
+          </w:tcPr>
+          <w:p>
+            <w:pPr>
+              <w:jc w:val="center"/>
+            </w:pPr>
+            <w:r/>
+            <w:r>
+              <w:rPr>
+                <w:rFonts w:ascii="Times New Roman" w:hAnsi="Times New Roman" w:eastAsia="Times New Roman" w:cs="Times New Roman"/>
+                <w:b w:val="0"/>
+                <w:i w:val="0"/>
+                <w:sz w:val="24"/>
+              </w:rPr>
+              <w:t>X10</w:t>
+            </w:r>
+          </w:p>
+        </w:tc>
+        <w:tc>
+          <w:tcPr>
+            <w:tcW w:type="dxa" w:w="1872"/>
+          </w:tcPr>
+          <w:p>
+            <w:pPr>
+              <w:jc w:val="center"/>
+            </w:pPr>
+            <w:r/>
+            <w:r>
+              <w:rPr>
+                <w:rFonts w:ascii="Times New Roman" w:hAnsi="Times New Roman" w:eastAsia="Times New Roman" w:cs="Times New Roman"/>
+                <w:b w:val="0"/>
+                <w:i w:val="0"/>
+                <w:sz w:val="24"/>
+              </w:rPr>
+              <w:t>X11</w:t>
+            </w:r>
+          </w:p>
+        </w:tc>
+        <w:tc>
+          <w:tcPr>
+            <w:tcW w:type="dxa" w:w="1872"/>
+          </w:tcPr>
+          <w:p>
+            <w:pPr>
+              <w:jc w:val="center"/>
+            </w:pPr>
+            <w:r/>
+            <w:r>
+              <w:rPr>
+                <w:rFonts w:ascii="Times New Roman" w:hAnsi="Times New Roman" w:eastAsia="Times New Roman" w:cs="Times New Roman"/>
+                <w:b w:val="0"/>
+                <w:i w:val="0"/>
+                <w:sz w:val="24"/>
+              </w:rPr>
+              <w:t>X12</w:t>
+            </w:r>
+          </w:p>
+        </w:tc>
+      </w:tr>
+    </w:tbl>
+    <w:p>
+      <w:pPr>
+        <w:spacing w:before="0" w:after="0" w:line="240" w:lineRule="auto"/>
+        <w:jc w:val="center"/>
+      </w:pPr>
+      <w:r>
+        <w:rPr>
+          <w:rFonts w:ascii="Times New Roman" w:hAnsi="Times New Roman" w:eastAsia="Times New Roman" w:cs="Times New Roman"/>
+          <w:sz w:val="24"/>
+        </w:rPr>
+        <w:t>Source: The Authors</w:t>
+      </w:r>
+    </w:p>
+    <w:p>
+      <w:pPr>
+        <w:spacing w:before="0" w:after="0" w:line="240" w:lineRule="auto"/>
+        <w:jc w:val="both"/>
+      </w:pPr>
+      <w:r>
+        <w:rPr>
+          <w:rFonts w:ascii="Times New Roman" w:hAnsi="Times New Roman" w:eastAsia="Times New Roman" w:cs="Times New Roman"/>
+          <w:b w:val="0"/>
+          <w:i w:val="0"/>
+          <w:sz w:val="24"/>
+        </w:rPr>
+        <w:t xml:space="preserve">Data pada Tabel 3 menunjukkan bahwa kendali PID mampu mencapai kesalahan keadaan tunak nol. sedangkan kendali P meninggalkan offset sekitar </w:t>
+      </w:r>
+      <m:oMath xmlns:mml="http://www.w3.org/1998/Math/MathML">
+        <m:sSub>
+          <m:e>
+            <m:r>
+              <m:t>X</m:t>
+            </m:r>
+          </m:e>
+          <m:sub>
+            <m:r>
+              <m:t>8</m:t>
+            </m:r>
+          </m:sub>
+        </m:sSub>
+      </m:oMath>
+      <w:r>
+        <w:rPr>
+          <w:rFonts w:ascii="Times New Roman" w:hAnsi="Times New Roman" w:eastAsia="Times New Roman" w:cs="Times New Roman"/>
+          <w:b w:val="0"/>
+          <w:i w:val="0"/>
+          <w:sz w:val="24"/>
+        </w:rPr>
+        <w:t xml:space="preserve"> mm dan kendali on-off menghasilkan osilasi di sekitar set point dengan amplitudo </w:t>
+      </w:r>
+      <m:oMath xmlns:mml="http://www.w3.org/1998/Math/MathML">
+        <m:sSub>
+          <m:e>
+            <m:r>
+              <m:t>X</m:t>
+            </m:r>
+          </m:e>
+          <m:sub>
+            <m:r>
+              <m:t>13</m:t>
+            </m:r>
+          </m:sub>
+        </m:sSub>
+      </m:oMath>
+      <w:r>
+        <w:rPr>
+          <w:rFonts w:ascii="Times New Roman" w:hAnsi="Times New Roman" w:eastAsia="Times New Roman" w:cs="Times New Roman"/>
+          <w:b w:val="0"/>
+          <w:i w:val="0"/>
+          <w:sz w:val="24"/>
+        </w:rPr>
+        <w:t xml:space="preserve"> mm. Hal ini sesuai dengan teori bahwa aksi integral menghilangkan offset</w:t>
+      </w:r>
+      <w:r>
+        <w:rPr>
+          <w:rStyle w:val="FootnoteReference"/>
+          <w:vertAlign w:val="superscript"/>
+        </w:rPr>
+        <w:footnoteReference w:id="18"/>
+      </w:r>
+      <w:r>
+        <w:rPr>
+          <w:rFonts w:ascii="Times New Roman" w:hAnsi="Times New Roman" w:eastAsia="Times New Roman" w:cs="Times New Roman"/>
+          <w:b w:val="0"/>
+          <w:i w:val="0"/>
+          <w:sz w:val="24"/>
+        </w:rPr>
+        <w:t>. Overshoot PID yang kecil (</w:t>
+      </w:r>
+      <m:oMath xmlns:mml="http://www.w3.org/1998/Math/MathML">
+        <m:sSub>
+          <m:e>
+            <m:r>
+              <m:t>X</m:t>
+            </m:r>
+          </m:e>
+          <m:sub>
+            <m:r>
+              <m:t>1</m:t>
+            </m:r>
+          </m:sub>
+        </m:sSub>
+      </m:oMath>
+      <w:r>
+        <w:rPr>
+          <w:rFonts w:ascii="Times New Roman" w:hAnsi="Times New Roman" w:eastAsia="Times New Roman" w:cs="Times New Roman"/>
+          <w:b w:val="0"/>
+          <w:i w:val="0"/>
+          <w:sz w:val="24"/>
+        </w:rPr>
+        <w:t>%) menunjukkan redaman yang baik, dicapai berkat aksi derivatif yang memberikan efek antisipatif.</w:t>
+      </w:r>
+    </w:p>
+    <w:p>
+      <w:pPr>
+        <w:spacing w:before="0" w:after="0" w:line="240" w:lineRule="auto"/>
+      </w:pPr>
+    </w:p>
+    <w:p>
+      <w:pPr>
+        <w:spacing w:before="60" w:after="60" w:line="240" w:lineRule="auto"/>
+        <w:jc w:val="center"/>
+      </w:pPr>
+      <w:r>
+        <w:rPr>
+          <w:rFonts w:ascii="Times New Roman" w:hAnsi="Times New Roman" w:eastAsia="Times New Roman" w:cs="Times New Roman"/>
+          <w:b/>
+          <w:sz w:val="24"/>
+        </w:rPr>
+        <w:t xml:space="preserve">Figure 4: </w:t>
+      </w:r>
+      <w:r>
+        <w:rPr>
+          <w:rFonts w:ascii="Times New Roman" w:hAnsi="Times New Roman" w:eastAsia="Times New Roman" w:cs="Times New Roman"/>
+          <w:b/>
+          <w:sz w:val="24"/>
+        </w:rPr>
+        <w:t>Respons step sistem kendali posisi lengan robot dengan PID, P, dan On-Off</w:t>
+      </w:r>
+    </w:p>
+    <w:p>
+      <w:pPr>
+        <w:spacing w:before="60" w:after="60" w:line="240" w:lineRule="auto"/>
+        <w:jc w:val="center"/>
+      </w:pPr>
+      <w:r>
+        <w:rPr>
+          <w:rFonts w:ascii="Times New Roman" w:hAnsi="Times New Roman" w:eastAsia="Times New Roman" w:cs="Times New Roman"/>
+          <w:i/>
+          <w:color w:val="FF0000"/>
+          <w:sz w:val="24"/>
+        </w:rPr>
+        <w:t>[PROMPT UNTUK AI GAMBAR: Buatkan gambar, diagram, atau ilustrasi teknis yang merepresentasikan 'Respons step sistem kendali posisi lengan robot dengan PID, P, dan On-Off'. Pastikan visualnya profesional, hitam putih/grayscale, dan cocok untuk publikasi jurnal akademik ilmiah.]</w:t>
+      </w:r>
+    </w:p>
+    <w:p>
+      <w:pPr>
+        <w:spacing w:before="0" w:after="120" w:line="240" w:lineRule="auto"/>
+        <w:jc w:val="center"/>
+      </w:pPr>
+      <w:r>
+        <w:rPr>
+          <w:rFonts w:ascii="Times New Roman" w:hAnsi="Times New Roman" w:eastAsia="Times New Roman" w:cs="Times New Roman"/>
+          <w:sz w:val="24"/>
+        </w:rPr>
+        <w:t>Source: The Authors</w:t>
+      </w:r>
+    </w:p>
+    <w:p>
+      <w:pPr>
+        <w:spacing w:before="0" w:after="0" w:line="240" w:lineRule="auto"/>
+        <w:jc w:val="both"/>
+      </w:pPr>
+      <w:r>
+        <w:rPr>
+          <w:rFonts w:ascii="Times New Roman" w:hAnsi="Times New Roman" w:eastAsia="Times New Roman" w:cs="Times New Roman"/>
+          <w:b w:val="0"/>
+          <w:i w:val="0"/>
+          <w:sz w:val="24"/>
+        </w:rPr>
+        <w:t>Gambar 4 memperlihatkan secara visual perbedaan kinerja ketiga kendali. Respons PID menunjukkan trade-off yang baik antara kecepatan dan kestabilan. Sementara kendali P tidak mencapai set point, dan kendali on-off menghasilkan osilasi yang tidak dapat diterima untuk aplikasi pengelasan presisi.</w:t>
+      </w:r>
+    </w:p>
+    <w:p>
+      <w:pPr>
+        <w:spacing w:before="0" w:after="0" w:line="240" w:lineRule="auto"/>
+      </w:pPr>
+    </w:p>
+    <w:p>
+      <w:pPr>
+        <w:spacing w:before="60" w:after="60" w:line="240" w:lineRule="auto"/>
+        <w:jc w:val="both"/>
+      </w:pPr>
+      <w:r>
+        <w:rPr>
+          <w:rFonts w:ascii="Times New Roman" w:hAnsi="Times New Roman" w:eastAsia="Times New Roman" w:cs="Times New Roman"/>
+          <w:b/>
+          <w:i/>
+          <w:sz w:val="24"/>
+        </w:rPr>
+        <w:t>Analisis Respons terhadap Gangguan dan Beban</w:t>
+      </w:r>
+    </w:p>
+    <w:p>
+      <w:pPr>
+        <w:spacing w:before="0" w:after="0" w:line="240" w:lineRule="auto"/>
+        <w:jc w:val="both"/>
+      </w:pPr>
+      <w:r>
+        <w:rPr>
+          <w:rFonts w:ascii="Times New Roman" w:hAnsi="Times New Roman" w:eastAsia="Times New Roman" w:cs="Times New Roman"/>
+          <w:b w:val="0"/>
+          <w:i w:val="0"/>
+          <w:sz w:val="24"/>
+        </w:rPr>
+        <w:t xml:space="preserve">Pengujian dengan beban elektroda (massa </w:t>
+      </w:r>
+      <m:oMath xmlns:mml="http://www.w3.org/1998/Math/MathML">
+        <m:sSub>
+          <m:e>
+            <m:r>
+              <m:t>a</m:t>
+            </m:r>
+          </m:e>
+          <m:sub>
+            <m:r>
+              <m:t>7</m:t>
+            </m:r>
+          </m:sub>
+        </m:sSub>
+      </m:oMath>
+      <w:r>
+        <w:rPr>
+          <w:rFonts w:ascii="Times New Roman" w:hAnsi="Times New Roman" w:eastAsia="Times New Roman" w:cs="Times New Roman"/>
+          <w:b w:val="0"/>
+          <w:i w:val="0"/>
+          <w:sz w:val="24"/>
+        </w:rPr>
+        <w:t xml:space="preserve"> kg) menunjukkan bahwa kendali PID tetap mampu mempertahankan kesalahan keadaan tunak nol. namun overshoot meningkat menjadi </w:t>
+      </w:r>
+      <m:oMath xmlns:mml="http://www.w3.org/1998/Math/MathML">
+        <m:sSub>
+          <m:e>
+            <m:r>
+              <m:t>X</m:t>
+            </m:r>
+          </m:e>
+          <m:sub>
+            <m:r>
+              <m:t>14</m:t>
+            </m:r>
+          </m:sub>
+        </m:sSub>
+      </m:oMath>
+      <w:r>
+        <w:rPr>
+          <w:rFonts w:ascii="Times New Roman" w:hAnsi="Times New Roman" w:eastAsia="Times New Roman" w:cs="Times New Roman"/>
+          <w:b w:val="0"/>
+          <w:i w:val="0"/>
+          <w:sz w:val="24"/>
+        </w:rPr>
+        <w:t xml:space="preserve">% dan waktu penetapan menjadi </w:t>
+      </w:r>
+      <m:oMath xmlns:mml="http://www.w3.org/1998/Math/MathML">
+        <m:sSub>
+          <m:e>
+            <m:r>
+              <m:t>X</m:t>
+            </m:r>
+          </m:e>
+          <m:sub>
+            <m:r>
+              <m:t>15</m:t>
+            </m:r>
+          </m:sub>
+        </m:sSub>
+      </m:oMath>
+      <w:r>
+        <w:rPr>
+          <w:rFonts w:ascii="Times New Roman" w:hAnsi="Times New Roman" w:eastAsia="Times New Roman" w:cs="Times New Roman"/>
+          <w:b w:val="0"/>
+          <w:i w:val="0"/>
+          <w:sz w:val="24"/>
+        </w:rPr>
+        <w:t xml:space="preserve"> s. Kendali P menunjukkan offset yang lebih besar (</w:t>
+      </w:r>
+      <m:oMath xmlns:mml="http://www.w3.org/1998/Math/MathML">
+        <m:sSub>
+          <m:e>
+            <m:r>
+              <m:t>X</m:t>
+            </m:r>
+          </m:e>
+          <m:sub>
+            <m:r>
+              <m:t>16</m:t>
+            </m:r>
+          </m:sub>
+        </m:sSub>
+      </m:oMath>
+      <w:r>
+        <w:rPr>
+          <w:rFonts w:ascii="Times New Roman" w:hAnsi="Times New Roman" w:eastAsia="Times New Roman" w:cs="Times New Roman"/>
+          <w:b w:val="0"/>
+          <w:i w:val="0"/>
+          <w:sz w:val="24"/>
+        </w:rPr>
+        <w:t xml:space="preserve"> mm), sedangkan kendali on-off menunjukkan osilasi dengan amplitudo lebih lebar (</w:t>
+      </w:r>
+      <m:oMath xmlns:mml="http://www.w3.org/1998/Math/MathML">
+        <m:sSub>
+          <m:e>
+            <m:r>
+              <m:t>X</m:t>
+            </m:r>
+          </m:e>
+          <m:sub>
+            <m:r>
+              <m:t>17</m:t>
+            </m:r>
+          </m:sub>
+        </m:sSub>
+      </m:oMath>
+      <w:r>
+        <w:rPr>
+          <w:rFonts w:ascii="Times New Roman" w:hAnsi="Times New Roman" w:eastAsia="Times New Roman" w:cs="Times New Roman"/>
+          <w:b w:val="0"/>
+          <w:i w:val="0"/>
+          <w:sz w:val="24"/>
+        </w:rPr>
+        <w:t xml:space="preserve"> mm). Hal ini konsisten dengan penelitian Kumar et al.</w:t>
+      </w:r>
+      <w:r>
+        <w:rPr>
+          <w:rStyle w:val="FootnoteReference"/>
+          <w:vertAlign w:val="superscript"/>
+        </w:rPr>
+        <w:footnoteReference w:id="19"/>
+      </w:r>
+      <w:r>
+        <w:rPr>
+          <w:rFonts w:ascii="Times New Roman" w:hAnsi="Times New Roman" w:eastAsia="Times New Roman" w:cs="Times New Roman"/>
+          <w:b w:val="0"/>
+          <w:i w:val="0"/>
+          <w:sz w:val="24"/>
+        </w:rPr>
+        <w:t xml:space="preserve"> yang menemukan bahwa beban meningkatkan overshoot pada kendali PID.</w:t>
+      </w:r>
+    </w:p>
+    <w:p>
+      <w:pPr>
+        <w:spacing w:before="120" w:after="60" w:line="240" w:lineRule="auto"/>
+        <w:jc w:val="center"/>
+      </w:pPr>
+      <w:r>
+        <w:rPr>
+          <w:rFonts w:ascii="Times New Roman" w:hAnsi="Times New Roman" w:eastAsia="Times New Roman" w:cs="Times New Roman"/>
+          <w:b/>
+          <w:sz w:val="24"/>
+        </w:rPr>
+        <w:t>Table 4: Pengaruh Beban Elektroda terhadap Kinerja Kendali PID</w:t>
+      </w:r>
+    </w:p>
+    <w:tbl>
+      <w:tblPr>
+        <w:tblW w:type="auto" w:w="0"/>
+        <w:jc w:val="center"/>
+        <w:tblLook w:firstColumn="1" w:firstRow="1" w:lastColumn="0" w:lastRow="0" w:noHBand="0" w:noVBand="1" w:val="04A0"/>
+        <w:tblBorders>
+          <w:top w:val="single" w:sz="4" w:space="0" w:color="000000"/>
+          <w:left w:val="single" w:sz="4" w:space="0" w:color="000000"/>
+          <w:bottom w:val="single" w:sz="4" w:space="0" w:color="000000"/>
+          <w:right w:val="single" w:sz="4" w:space="0" w:color="000000"/>
+          <w:insideH w:val="single" w:sz="4" w:space="0" w:color="000000"/>
+          <w:insideV w:val="single" w:sz="4" w:space="0" w:color="000000"/>
+        </w:tblBorders>
+      </w:tblPr>
+      <w:tblGrid>
+        <w:gridCol w:w="2340"/>
+        <w:gridCol w:w="2340"/>
+        <w:gridCol w:w="2340"/>
+        <w:gridCol w:w="2340"/>
+      </w:tblGrid>
+      <w:tr>
+        <w:tc>
+          <w:tcPr>
+            <w:tcW w:type="dxa" w:w="2340"/>
+          </w:tcPr>
+          <w:p>
+            <w:pPr>
+              <w:jc w:val="center"/>
+            </w:pPr>
+            <w:r/>
+            <w:r>
+              <w:rPr>
+                <w:rFonts w:ascii="Times New Roman" w:hAnsi="Times New Roman" w:eastAsia="Times New Roman" w:cs="Times New Roman"/>
+                <w:b/>
+                <w:sz w:val="24"/>
+              </w:rPr>
+              <w:t>Kondisi</w:t>
+            </w:r>
+          </w:p>
+        </w:tc>
+        <w:tc>
+          <w:tcPr>
+            <w:tcW w:type="dxa" w:w="2340"/>
+          </w:tcPr>
+          <w:p>
+            <w:pPr>
+              <w:jc w:val="center"/>
+            </w:pPr>
+            <w:r/>
+            <w:r>
+              <w:rPr>
+                <w:rFonts w:ascii="Times New Roman" w:hAnsi="Times New Roman" w:eastAsia="Times New Roman" w:cs="Times New Roman"/>
+                <w:b/>
+                <w:sz w:val="24"/>
+              </w:rPr>
+              <w:t>\bOvershoot (%) \b</w:t>
+            </w:r>
+          </w:p>
+        </w:tc>
+        <w:tc>
+          <w:tcPr>
+            <w:tcW w:type="dxa" w:w="2340"/>
+          </w:tcPr>
+          <w:p>
+            <w:pPr>
+              <w:jc w:val="center"/>
+            </w:pPr>
+            <w:r/>
+            <w:r>
+              <w:rPr>
+                <w:rFonts w:ascii="Times New Roman" w:hAnsi="Times New Roman" w:eastAsia="Times New Roman" w:cs="Times New Roman"/>
+                <w:b/>
+                <w:sz w:val="24"/>
+              </w:rPr>
+              <w:t>\bWaktu Penetapan (s) \b</w:t>
+            </w:r>
+          </w:p>
+        </w:tc>
+        <w:tc>
+          <w:tcPr>
+            <w:tcW w:type="dxa" w:w="2340"/>
+          </w:tcPr>
+          <w:p>
+            <w:pPr>
+              <w:jc w:val="center"/>
+            </w:pPr>
+            <w:r/>
+            <w:r>
+              <w:rPr>
+                <w:rFonts w:ascii="Times New Roman" w:hAnsi="Times New Roman" w:eastAsia="Times New Roman" w:cs="Times New Roman"/>
+                <w:b/>
+                <w:sz w:val="24"/>
+              </w:rPr>
+              <w:t>\bKesalahan Tunak (mm) \b</w:t>
+            </w:r>
+          </w:p>
+        </w:tc>
+      </w:tr>
+      <w:tr>
+        <w:tc>
+          <w:tcPr>
+            <w:tcW w:type="dxa" w:w="2340"/>
+          </w:tcPr>
+          <w:p>
+            <w:pPr>
+              <w:jc w:val="center"/>
+            </w:pPr>
+            <w:r/>
+            <w:r>
+              <w:rPr>
+                <w:rFonts w:ascii="Times New Roman" w:hAnsi="Times New Roman" w:eastAsia="Times New Roman" w:cs="Times New Roman"/>
+                <w:b w:val="0"/>
+                <w:i w:val="0"/>
+                <w:sz w:val="24"/>
+              </w:rPr>
+              <w:t>Tanpa beban</w:t>
+            </w:r>
+          </w:p>
+        </w:tc>
+        <w:tc>
+          <w:tcPr>
+            <w:tcW w:type="dxa" w:w="2340"/>
+          </w:tcPr>
+          <w:p>
+            <w:pPr>
+              <w:jc w:val="center"/>
+            </w:pPr>
+            <w:r/>
+            <w:r>
+              <w:rPr>
+                <w:rFonts w:ascii="Times New Roman" w:hAnsi="Times New Roman" w:eastAsia="Times New Roman" w:cs="Times New Roman"/>
+                <w:b w:val="0"/>
+                <w:i w:val="0"/>
+                <w:sz w:val="24"/>
+              </w:rPr>
+              <w:t>X1</w:t>
+            </w:r>
+          </w:p>
+        </w:tc>
+        <w:tc>
+          <w:tcPr>
+            <w:tcW w:type="dxa" w:w="2340"/>
+          </w:tcPr>
+          <w:p>
+            <w:pPr>
+              <w:jc w:val="center"/>
+            </w:pPr>
+            <w:r/>
+            <w:r>
+              <w:rPr>
+                <w:rFonts w:ascii="Times New Roman" w:hAnsi="Times New Roman" w:eastAsia="Times New Roman" w:cs="Times New Roman"/>
+                <w:b w:val="0"/>
+                <w:i w:val="0"/>
+                <w:sz w:val="24"/>
+              </w:rPr>
+              <w:t>X3</w:t>
+            </w:r>
+          </w:p>
+        </w:tc>
+        <w:tc>
+          <w:tcPr>
+            <w:tcW w:type="dxa" w:w="2340"/>
+          </w:tcPr>
+          <w:p>
+            <w:pPr>
+              <w:jc w:val="center"/>
+            </w:pPr>
+            <w:r/>
+            <w:r>
+              <w:rPr>
+                <w:rFonts w:ascii="Times New Roman" w:hAnsi="Times New Roman" w:eastAsia="Times New Roman" w:cs="Times New Roman"/>
+                <w:b w:val="0"/>
+                <w:i w:val="0"/>
+                <w:sz w:val="24"/>
+              </w:rPr>
+              <w:t>0</w:t>
+            </w:r>
+          </w:p>
+        </w:tc>
+      </w:tr>
+      <w:tr>
+        <w:tc>
+          <w:tcPr>
+            <w:tcW w:type="dxa" w:w="2340"/>
+          </w:tcPr>
+          <w:p>
+            <w:pPr>
+              <w:jc w:val="center"/>
+            </w:pPr>
+            <w:r/>
+            <w:r>
+              <w:rPr>
+                <w:rFonts w:ascii="Times New Roman" w:hAnsi="Times New Roman" w:eastAsia="Times New Roman" w:cs="Times New Roman"/>
+                <w:b w:val="0"/>
+                <w:i w:val="0"/>
+                <w:sz w:val="24"/>
+              </w:rPr>
+              <w:t>Dengan beban</w:t>
+            </w:r>
+          </w:p>
+        </w:tc>
+        <w:tc>
+          <w:tcPr>
+            <w:tcW w:type="dxa" w:w="2340"/>
+          </w:tcPr>
+          <w:p>
+            <w:pPr>
+              <w:jc w:val="center"/>
+            </w:pPr>
+            <w:r/>
+            <w:r>
+              <w:rPr>
+                <w:rFonts w:ascii="Times New Roman" w:hAnsi="Times New Roman" w:eastAsia="Times New Roman" w:cs="Times New Roman"/>
+                <w:b w:val="0"/>
+                <w:i w:val="0"/>
+                <w:sz w:val="24"/>
+              </w:rPr>
+              <w:t>X14</w:t>
+            </w:r>
+          </w:p>
+        </w:tc>
+        <w:tc>
+          <w:tcPr>
+            <w:tcW w:type="dxa" w:w="2340"/>
+          </w:tcPr>
+          <w:p>
+            <w:pPr>
+              <w:jc w:val="center"/>
+            </w:pPr>
+            <w:r/>
+            <w:r>
+              <w:rPr>
+                <w:rFonts w:ascii="Times New Roman" w:hAnsi="Times New Roman" w:eastAsia="Times New Roman" w:cs="Times New Roman"/>
+                <w:b w:val="0"/>
+                <w:i w:val="0"/>
+                <w:sz w:val="24"/>
+              </w:rPr>
+              <w:t>X15</w:t>
+            </w:r>
+          </w:p>
+        </w:tc>
+        <w:tc>
+          <w:tcPr>
+            <w:tcW w:type="dxa" w:w="2340"/>
+          </w:tcPr>
+          <w:p>
+            <w:pPr>
+              <w:jc w:val="center"/>
+            </w:pPr>
+            <w:r/>
+            <w:r>
+              <w:rPr>
+                <w:rFonts w:ascii="Times New Roman" w:hAnsi="Times New Roman" w:eastAsia="Times New Roman" w:cs="Times New Roman"/>
+                <w:b w:val="0"/>
+                <w:i w:val="0"/>
+                <w:sz w:val="24"/>
+              </w:rPr>
+              <w:t>0</w:t>
+            </w:r>
+          </w:p>
+        </w:tc>
+      </w:tr>
+    </w:tbl>
+    <w:p>
+      <w:pPr>
+        <w:spacing w:before="0" w:after="0" w:line="240" w:lineRule="auto"/>
+        <w:jc w:val="center"/>
+      </w:pPr>
+      <w:r>
+        <w:rPr>
+          <w:rFonts w:ascii="Times New Roman" w:hAnsi="Times New Roman" w:eastAsia="Times New Roman" w:cs="Times New Roman"/>
+          <w:sz w:val="24"/>
+        </w:rPr>
+        <w:t>Source: The Authors</w:t>
+      </w:r>
+    </w:p>
+    <w:p>
+      <w:pPr>
+        <w:spacing w:before="0" w:after="0" w:line="240" w:lineRule="auto"/>
+        <w:jc w:val="both"/>
+      </w:pPr>
+      <w:r>
+        <w:rPr>
+          <w:rFonts w:ascii="Times New Roman" w:hAnsi="Times New Roman" w:eastAsia="Times New Roman" w:cs="Times New Roman"/>
+          <w:b w:val="0"/>
+          <w:i w:val="0"/>
+          <w:sz w:val="24"/>
+        </w:rPr>
+        <w:t xml:space="preserve">Hasil pada Tabel 4 mengindikasikan bahwa sistem kendali PID dapat mengkompensasi efek beban karena aksi integral, meskipun overshoot meningkat. Untuk mengurangi overshoot, dapat dilakukan fine-tuning dengan menurunkan </w:t>
+      </w:r>
+      <m:oMath xmlns:mml="http://www.w3.org/1998/Math/MathML">
+        <m:sSub>
+          <m:e>
+            <m:r>
+              <m:t>K</m:t>
+            </m:r>
+          </m:e>
+          <m:sub>
+            <m:r>
+              <m:t>p</m:t>
+            </m:r>
+          </m:sub>
+        </m:sSub>
+      </m:oMath>
+      <w:r>
+        <w:rPr>
+          <w:rFonts w:ascii="Times New Roman" w:hAnsi="Times New Roman" w:eastAsia="Times New Roman" w:cs="Times New Roman"/>
+          <w:b w:val="0"/>
+          <w:i w:val="0"/>
+          <w:sz w:val="24"/>
+        </w:rPr>
+        <w:t xml:space="preserve"> dan menaikkan </w:t>
+      </w:r>
+      <m:oMath xmlns:mml="http://www.w3.org/1998/Math/MathML">
+        <m:sSub>
+          <m:e>
+            <m:r>
+              <m:t>K</m:t>
+            </m:r>
+          </m:e>
+          <m:sub>
+            <m:r>
+              <m:t>d</m:t>
+            </m:r>
+          </m:sub>
+        </m:sSub>
+      </m:oMath>
+      <w:r>
+        <w:rPr>
+          <w:rFonts w:ascii="Times New Roman" w:hAnsi="Times New Roman" w:eastAsia="Times New Roman" w:cs="Times New Roman"/>
+          <w:b w:val="0"/>
+          <w:i w:val="0"/>
+          <w:sz w:val="24"/>
+        </w:rPr>
+        <w:t xml:space="preserve"> secara manual.</w:t>
+      </w:r>
+    </w:p>
+    <w:p>
+      <w:pPr>
+        <w:spacing w:before="0" w:after="0" w:line="240" w:lineRule="auto"/>
+        <w:jc w:val="both"/>
+      </w:pPr>
+      <w:r>
+        <w:rPr>
+          <w:rFonts w:ascii="Times New Roman" w:hAnsi="Times New Roman" w:eastAsia="Times New Roman" w:cs="Times New Roman"/>
+          <w:b w:val="0"/>
+          <w:i w:val="0"/>
+          <w:sz w:val="24"/>
+        </w:rPr>
+        <w:t xml:space="preserve">Saat gangguan sinusoidal (getaran konveyor) diterapkan dengan amplitudo </w:t>
+      </w:r>
+      <m:oMath xmlns:mml="http://www.w3.org/1998/Math/MathML">
+        <m:sSub>
+          <m:e>
+            <m:r>
+              <m:t>a</m:t>
+            </m:r>
+          </m:e>
+          <m:sub>
+            <m:r>
+              <m:t>8</m:t>
+            </m:r>
+          </m:sub>
+        </m:sSub>
+      </m:oMath>
+      <w:r>
+        <w:rPr>
+          <w:rFonts w:ascii="Times New Roman" w:hAnsi="Times New Roman" w:eastAsia="Times New Roman" w:cs="Times New Roman"/>
+          <w:b w:val="0"/>
+          <w:i w:val="0"/>
+          <w:sz w:val="24"/>
+        </w:rPr>
+        <w:t xml:space="preserve"> dan frekuensi </w:t>
+      </w:r>
+      <m:oMath xmlns:mml="http://www.w3.org/1998/Math/MathML">
+        <m:sSub>
+          <m:e>
+            <m:r>
+              <m:t>a</m:t>
+            </m:r>
+          </m:e>
+          <m:sub>
+            <m:r>
+              <m:t>9</m:t>
+            </m:r>
+          </m:sub>
+        </m:sSub>
+      </m:oMath>
+      <w:r>
+        <w:rPr>
+          <w:rFonts w:ascii="Times New Roman" w:hAnsi="Times New Roman" w:eastAsia="Times New Roman" w:cs="Times New Roman"/>
+          <w:b w:val="0"/>
+          <w:i w:val="0"/>
+          <w:sz w:val="24"/>
+        </w:rPr>
+        <w:t xml:space="preserve"> Hz, kesalahan jejak lintasan ramp meningkat. PID menghasilkan error RMS sebesar </w:t>
+      </w:r>
+      <m:oMath xmlns:mml="http://www.w3.org/1998/Math/MathML">
+        <m:sSub>
+          <m:e>
+            <m:r>
+              <m:t>X</m:t>
+            </m:r>
+          </m:e>
+          <m:sub>
+            <m:r>
+              <m:t>18</m:t>
+            </m:r>
+          </m:sub>
+        </m:sSub>
+      </m:oMath>
+      <w:r>
+        <w:rPr>
+          <w:rFonts w:ascii="Times New Roman" w:hAnsi="Times New Roman" w:eastAsia="Times New Roman" w:cs="Times New Roman"/>
+          <w:b w:val="0"/>
+          <w:i w:val="0"/>
+          <w:sz w:val="24"/>
+        </w:rPr>
+        <w:t xml:space="preserve"> mm, lebih kecil dibandingkan kendali P (</w:t>
+      </w:r>
+      <m:oMath xmlns:mml="http://www.w3.org/1998/Math/MathML">
+        <m:sSub>
+          <m:e>
+            <m:r>
+              <m:t>X</m:t>
+            </m:r>
+          </m:e>
+          <m:sub>
+            <m:r>
+              <m:t>19</m:t>
+            </m:r>
+          </m:sub>
+        </m:sSub>
+      </m:oMath>
+      <w:r>
+        <w:rPr>
+          <w:rFonts w:ascii="Times New Roman" w:hAnsi="Times New Roman" w:eastAsia="Times New Roman" w:cs="Times New Roman"/>
+          <w:b w:val="0"/>
+          <w:i w:val="0"/>
+          <w:sz w:val="24"/>
+        </w:rPr>
+        <w:t xml:space="preserve"> mm) dan kendali on-off (</w:t>
+      </w:r>
+      <m:oMath xmlns:mml="http://www.w3.org/1998/Math/MathML">
+        <m:sSub>
+          <m:e>
+            <m:r>
+              <m:t>X</m:t>
+            </m:r>
+          </m:e>
+          <m:sub>
+            <m:r>
+              <m:t>20</m:t>
+            </m:r>
+          </m:sub>
+        </m:sSub>
+      </m:oMath>
+      <w:r>
+        <w:rPr>
+          <w:rFonts w:ascii="Times New Roman" w:hAnsi="Times New Roman" w:eastAsia="Times New Roman" w:cs="Times New Roman"/>
+          <w:b w:val="0"/>
+          <w:i w:val="0"/>
+          <w:sz w:val="24"/>
+        </w:rPr>
+        <w:t xml:space="preserve"> mm). Hal ini menunjukkan bahwa PID memberikan atenuasi gangguan yang lebih baik</w:t>
+      </w:r>
+      <w:r>
+        <w:rPr>
+          <w:rStyle w:val="FootnoteReference"/>
+          <w:vertAlign w:val="superscript"/>
+        </w:rPr>
+        <w:footnoteReference w:id="20"/>
+      </w:r>
+      <w:r>
+        <w:rPr>
+          <w:rFonts w:ascii="Times New Roman" w:hAnsi="Times New Roman" w:eastAsia="Times New Roman" w:cs="Times New Roman"/>
+          <w:b w:val="0"/>
+          <w:i w:val="0"/>
+          <w:sz w:val="24"/>
+        </w:rPr>
+        <w:t>.</w:t>
+      </w:r>
+    </w:p>
+    <w:p>
+      <w:pPr>
+        <w:spacing w:before="0" w:after="0" w:line="240" w:lineRule="auto"/>
+      </w:pPr>
+    </w:p>
+    <w:p>
+      <w:pPr>
+        <w:spacing w:before="60" w:after="60" w:line="240" w:lineRule="auto"/>
+        <w:jc w:val="both"/>
+      </w:pPr>
+      <w:r>
+        <w:rPr>
+          <w:rFonts w:ascii="Times New Roman" w:hAnsi="Times New Roman" w:eastAsia="Times New Roman" w:cs="Times New Roman"/>
+          <w:b/>
+          <w:i/>
+          <w:sz w:val="24"/>
+        </w:rPr>
+        <w:t>Perbandingan dengan Metode Kendali Lain dari Literatur</w:t>
+      </w:r>
+    </w:p>
+    <w:p>
+      <w:pPr>
+        <w:spacing w:before="0" w:after="0" w:line="240" w:lineRule="auto"/>
+        <w:jc w:val="both"/>
+      </w:pPr>
+      <w:r>
+        <w:rPr>
+          <w:rFonts w:ascii="Times New Roman" w:hAnsi="Times New Roman" w:eastAsia="Times New Roman" w:cs="Times New Roman"/>
+          <w:b w:val="0"/>
+          <w:i w:val="0"/>
+          <w:sz w:val="24"/>
+        </w:rPr>
+        <w:t xml:space="preserve">Untuk memvalidasi hasil penelitian, dilakukan perbandingan dengan hasil dari studi sebelumnya. Tabel 5 menyajikan perbandingan metrik kinerja dengan beberapa metode kendali dari literatur. Metode PID yang dirancang dalam penelitian ini menghasilkan overshoot </w:t>
+      </w:r>
+      <m:oMath xmlns:mml="http://www.w3.org/1998/Math/MathML">
+        <m:sSub>
+          <m:e>
+            <m:r>
+              <m:t>X</m:t>
+            </m:r>
+          </m:e>
+          <m:sub>
+            <m:r>
+              <m:t>1</m:t>
+            </m:r>
+          </m:sub>
+        </m:sSub>
+      </m:oMath>
+      <w:r>
+        <w:rPr>
+          <w:rFonts w:ascii="Times New Roman" w:hAnsi="Times New Roman" w:eastAsia="Times New Roman" w:cs="Times New Roman"/>
+          <w:b w:val="0"/>
+          <w:i w:val="0"/>
+          <w:sz w:val="24"/>
+        </w:rPr>
+        <w:t>% yang sebanding dengan PID adaptif Smith</w:t>
+      </w:r>
+      <w:r>
+        <w:rPr>
+          <w:rStyle w:val="FootnoteReference"/>
+          <w:vertAlign w:val="superscript"/>
+        </w:rPr>
+        <w:footnoteReference w:id="21"/>
+      </w:r>
+      <w:r>
+        <w:rPr>
+          <w:rFonts w:ascii="Times New Roman" w:hAnsi="Times New Roman" w:eastAsia="Times New Roman" w:cs="Times New Roman"/>
+          <w:b w:val="0"/>
+          <w:i w:val="0"/>
+          <w:sz w:val="24"/>
+        </w:rPr>
+        <w:t xml:space="preserve"> (</w:t>
+      </w:r>
+      <m:oMath xmlns:mml="http://www.w3.org/1998/Math/MathML">
+        <m:sSub>
+          <m:e>
+            <m:r>
+              <m:t>Y</m:t>
+            </m:r>
+          </m:e>
+          <m:sub>
+            <m:r>
+              <m:t>1</m:t>
+            </m:r>
+          </m:sub>
+        </m:sSub>
+      </m:oMath>
+      <w:r>
+        <w:rPr>
+          <w:rFonts w:ascii="Times New Roman" w:hAnsi="Times New Roman" w:eastAsia="Times New Roman" w:cs="Times New Roman"/>
+          <w:b w:val="0"/>
+          <w:i w:val="0"/>
+          <w:sz w:val="24"/>
+        </w:rPr>
+        <w:t>%) dan lebih baik dari PID tetap pada studi Chen</w:t>
+      </w:r>
+      <w:r>
+        <w:rPr>
+          <w:rStyle w:val="FootnoteReference"/>
+          <w:vertAlign w:val="superscript"/>
+        </w:rPr>
+        <w:footnoteReference w:id="22"/>
+      </w:r>
+      <w:r>
+        <w:rPr>
+          <w:rFonts w:ascii="Times New Roman" w:hAnsi="Times New Roman" w:eastAsia="Times New Roman" w:cs="Times New Roman"/>
+          <w:b w:val="0"/>
+          <w:i w:val="0"/>
+          <w:sz w:val="24"/>
+        </w:rPr>
+        <w:t xml:space="preserve"> (</w:t>
+      </w:r>
+      <m:oMath xmlns:mml="http://www.w3.org/1998/Math/MathML">
+        <m:sSub>
+          <m:e>
+            <m:r>
+              <m:t>Y</m:t>
+            </m:r>
+          </m:e>
+          <m:sub>
+            <m:r>
+              <m:t>2</m:t>
+            </m:r>
+          </m:sub>
+        </m:sSub>
+      </m:oMath>
+      <w:r>
+        <w:rPr>
+          <w:rFonts w:ascii="Times New Roman" w:hAnsi="Times New Roman" w:eastAsia="Times New Roman" w:cs="Times New Roman"/>
+          <w:b w:val="0"/>
+          <w:i w:val="0"/>
+          <w:sz w:val="24"/>
+        </w:rPr>
+        <w:t>%).</w:t>
+      </w:r>
+    </w:p>
+    <w:p>
+      <w:pPr>
+        <w:spacing w:before="120" w:after="60" w:line="240" w:lineRule="auto"/>
+        <w:jc w:val="center"/>
+      </w:pPr>
+      <w:r>
+        <w:rPr>
+          <w:rFonts w:ascii="Times New Roman" w:hAnsi="Times New Roman" w:eastAsia="Times New Roman" w:cs="Times New Roman"/>
+          <w:b/>
+          <w:sz w:val="24"/>
+        </w:rPr>
+        <w:t>Table 5: Perbandingan Kinerja dengan Metode dari Literatur</w:t>
+      </w:r>
+    </w:p>
+    <w:tbl>
+      <w:tblPr>
+        <w:tblW w:type="auto" w:w="0"/>
+        <w:jc w:val="center"/>
+        <w:tblLook w:firstColumn="1" w:firstRow="1" w:lastColumn="0" w:lastRow="0" w:noHBand="0" w:noVBand="1" w:val="04A0"/>
+        <w:tblBorders>
+          <w:top w:val="single" w:sz="4" w:space="0" w:color="000000"/>
+          <w:left w:val="single" w:sz="4" w:space="0" w:color="000000"/>
+          <w:bottom w:val="single" w:sz="4" w:space="0" w:color="000000"/>
+          <w:right w:val="single" w:sz="4" w:space="0" w:color="000000"/>
+          <w:insideH w:val="single" w:sz="4" w:space="0" w:color="000000"/>
+          <w:insideV w:val="single" w:sz="4" w:space="0" w:color="000000"/>
+        </w:tblBorders>
+      </w:tblPr>
+      <w:tblGrid>
+        <w:gridCol w:w="2340"/>
+        <w:gridCol w:w="2340"/>
+        <w:gridCol w:w="2340"/>
+        <w:gridCol w:w="2340"/>
+      </w:tblGrid>
+      <w:tr>
+        <w:tc>
+          <w:tcPr>
+            <w:tcW w:type="dxa" w:w="2340"/>
+          </w:tcPr>
+          <w:p>
+            <w:pPr>
+              <w:jc w:val="center"/>
+            </w:pPr>
+            <w:r/>
+            <w:r>
+              <w:rPr>
+                <w:rFonts w:ascii="Times New Roman" w:hAnsi="Times New Roman" w:eastAsia="Times New Roman" w:cs="Times New Roman"/>
+                <w:b/>
+                <w:sz w:val="24"/>
+              </w:rPr>
+              <w:t>Metode</w:t>
+            </w:r>
+          </w:p>
+        </w:tc>
+        <w:tc>
+          <w:tcPr>
+            <w:tcW w:type="dxa" w:w="2340"/>
+          </w:tcPr>
+          <w:p>
+            <w:pPr>
+              <w:jc w:val="center"/>
+            </w:pPr>
+            <w:r/>
+            <w:r>
+              <w:rPr>
+                <w:rFonts w:ascii="Times New Roman" w:hAnsi="Times New Roman" w:eastAsia="Times New Roman" w:cs="Times New Roman"/>
+                <w:b/>
+                <w:sz w:val="24"/>
+              </w:rPr>
+              <w:t>\bOvershoot (%) \b</w:t>
+            </w:r>
+          </w:p>
+        </w:tc>
+        <w:tc>
+          <w:tcPr>
+            <w:tcW w:type="dxa" w:w="2340"/>
+          </w:tcPr>
+          <w:p>
+            <w:pPr>
+              <w:jc w:val="center"/>
+            </w:pPr>
+            <w:r/>
+            <w:r>
+              <w:rPr>
+                <w:rFonts w:ascii="Times New Roman" w:hAnsi="Times New Roman" w:eastAsia="Times New Roman" w:cs="Times New Roman"/>
+                <w:b/>
+                <w:sz w:val="24"/>
+              </w:rPr>
+              <w:t>\bWaktu Penetapan (s) \b</w:t>
+            </w:r>
+          </w:p>
+        </w:tc>
+        <w:tc>
+          <w:tcPr>
+            <w:tcW w:type="dxa" w:w="2340"/>
+          </w:tcPr>
+          <w:p>
+            <w:pPr>
+              <w:jc w:val="center"/>
+            </w:pPr>
+            <w:r/>
+            <w:r>
+              <w:rPr>
+                <w:rFonts w:ascii="Times New Roman" w:hAnsi="Times New Roman" w:eastAsia="Times New Roman" w:cs="Times New Roman"/>
+                <w:b/>
+                <w:sz w:val="24"/>
+              </w:rPr>
+              <w:t>\bKesalahan Tunak (mm) \b</w:t>
+            </w:r>
+          </w:p>
+        </w:tc>
+      </w:tr>
+      <w:tr>
+        <w:tc>
+          <w:tcPr>
+            <w:tcW w:type="dxa" w:w="2340"/>
+          </w:tcPr>
+          <w:p>
+            <w:pPr>
+              <w:jc w:val="center"/>
+            </w:pPr>
+            <w:r/>
+            <w:r>
+              <w:rPr>
+                <w:rFonts w:ascii="Times New Roman" w:hAnsi="Times New Roman" w:eastAsia="Times New Roman" w:cs="Times New Roman"/>
+                <w:b w:val="0"/>
+                <w:i w:val="0"/>
+                <w:sz w:val="24"/>
+              </w:rPr>
+              <w:t>PID Ziegler-Nichols (penelitian ini)</w:t>
+            </w:r>
+          </w:p>
+        </w:tc>
+        <w:tc>
+          <w:tcPr>
+            <w:tcW w:type="dxa" w:w="2340"/>
+          </w:tcPr>
+          <w:p>
+            <w:pPr>
+              <w:jc w:val="center"/>
+            </w:pPr>
+            <w:r/>
+            <w:r>
+              <w:rPr>
+                <w:rFonts w:ascii="Times New Roman" w:hAnsi="Times New Roman" w:eastAsia="Times New Roman" w:cs="Times New Roman"/>
+                <w:b w:val="0"/>
+                <w:i w:val="0"/>
+                <w:sz w:val="24"/>
+              </w:rPr>
+              <w:t>X1</w:t>
+            </w:r>
+          </w:p>
+        </w:tc>
+        <w:tc>
+          <w:tcPr>
+            <w:tcW w:type="dxa" w:w="2340"/>
+          </w:tcPr>
+          <w:p>
+            <w:pPr>
+              <w:jc w:val="center"/>
+            </w:pPr>
+            <w:r/>
+            <w:r>
+              <w:rPr>
+                <w:rFonts w:ascii="Times New Roman" w:hAnsi="Times New Roman" w:eastAsia="Times New Roman" w:cs="Times New Roman"/>
+                <w:b w:val="0"/>
+                <w:i w:val="0"/>
+                <w:sz w:val="24"/>
+              </w:rPr>
+              <w:t>X3</w:t>
+            </w:r>
+          </w:p>
+        </w:tc>
+        <w:tc>
+          <w:tcPr>
+            <w:tcW w:type="dxa" w:w="2340"/>
+          </w:tcPr>
+          <w:p>
+            <w:pPr>
+              <w:jc w:val="center"/>
+            </w:pPr>
+            <w:r/>
+            <w:r>
+              <w:rPr>
+                <w:rFonts w:ascii="Times New Roman" w:hAnsi="Times New Roman" w:eastAsia="Times New Roman" w:cs="Times New Roman"/>
+                <w:b w:val="0"/>
+                <w:i w:val="0"/>
+                <w:sz w:val="24"/>
+              </w:rPr>
+              <w:t>0</w:t>
+            </w:r>
+          </w:p>
+        </w:tc>
+      </w:tr>
+      <w:tr>
+        <w:tc>
+          <w:tcPr>
+            <w:tcW w:type="dxa" w:w="2340"/>
+          </w:tcPr>
+          <w:p>
+            <w:pPr>
+              <w:jc w:val="center"/>
+            </w:pPr>
+            <w:r/>
+            <w:r>
+              <w:rPr>
+                <w:rFonts w:ascii="Times New Roman" w:hAnsi="Times New Roman" w:eastAsia="Times New Roman" w:cs="Times New Roman"/>
+                <w:b w:val="0"/>
+                <w:i w:val="0"/>
+                <w:sz w:val="24"/>
+              </w:rPr>
+              <w:t>PID Adaptif RLS [6]</w:t>
+            </w:r>
+          </w:p>
+        </w:tc>
+        <w:tc>
+          <w:tcPr>
+            <w:tcW w:type="dxa" w:w="2340"/>
+          </w:tcPr>
+          <w:p>
+            <w:pPr>
+              <w:jc w:val="center"/>
+            </w:pPr>
+            <w:r/>
+            <w:r>
+              <w:rPr>
+                <w:rFonts w:ascii="Times New Roman" w:hAnsi="Times New Roman" w:eastAsia="Times New Roman" w:cs="Times New Roman"/>
+                <w:b w:val="0"/>
+                <w:i w:val="0"/>
+                <w:sz w:val="24"/>
+              </w:rPr>
+              <w:t>Y1</w:t>
+            </w:r>
+          </w:p>
+        </w:tc>
+        <w:tc>
+          <w:tcPr>
+            <w:tcW w:type="dxa" w:w="2340"/>
+          </w:tcPr>
+          <w:p>
+            <w:pPr>
+              <w:jc w:val="center"/>
+            </w:pPr>
+            <w:r/>
+            <w:r>
+              <w:rPr>
+                <w:rFonts w:ascii="Times New Roman" w:hAnsi="Times New Roman" w:eastAsia="Times New Roman" w:cs="Times New Roman"/>
+                <w:b w:val="0"/>
+                <w:i w:val="0"/>
+                <w:sz w:val="24"/>
+              </w:rPr>
+              <w:t>Y3</w:t>
+            </w:r>
+          </w:p>
+        </w:tc>
+        <w:tc>
+          <w:tcPr>
+            <w:tcW w:type="dxa" w:w="2340"/>
+          </w:tcPr>
+          <w:p>
+            <w:pPr>
+              <w:jc w:val="center"/>
+            </w:pPr>
+            <w:r/>
+            <w:r>
+              <w:rPr>
+                <w:rFonts w:ascii="Times New Roman" w:hAnsi="Times New Roman" w:eastAsia="Times New Roman" w:cs="Times New Roman"/>
+                <w:b w:val="0"/>
+                <w:i w:val="0"/>
+                <w:sz w:val="24"/>
+              </w:rPr>
+              <w:t>0</w:t>
+            </w:r>
+          </w:p>
+        </w:tc>
+      </w:tr>
+      <w:tr>
+        <w:tc>
+          <w:tcPr>
+            <w:tcW w:type="dxa" w:w="2340"/>
+          </w:tcPr>
+          <w:p>
+            <w:pPr>
+              <w:jc w:val="center"/>
+            </w:pPr>
+            <w:r/>
+            <w:r>
+              <w:rPr>
+                <w:rFonts w:ascii="Times New Roman" w:hAnsi="Times New Roman" w:eastAsia="Times New Roman" w:cs="Times New Roman"/>
+                <w:b w:val="0"/>
+                <w:i w:val="0"/>
+                <w:sz w:val="24"/>
+              </w:rPr>
+              <w:t>PID + Neural Network [7]</w:t>
+            </w:r>
+          </w:p>
+        </w:tc>
+        <w:tc>
+          <w:tcPr>
+            <w:tcW w:type="dxa" w:w="2340"/>
+          </w:tcPr>
+          <w:p>
+            <w:pPr>
+              <w:jc w:val="center"/>
+            </w:pPr>
+            <w:r/>
+            <w:r>
+              <w:rPr>
+                <w:rFonts w:ascii="Times New Roman" w:hAnsi="Times New Roman" w:eastAsia="Times New Roman" w:cs="Times New Roman"/>
+                <w:b w:val="0"/>
+                <w:i w:val="0"/>
+                <w:sz w:val="24"/>
+              </w:rPr>
+              <w:t>Y2</w:t>
+            </w:r>
+          </w:p>
+        </w:tc>
+        <w:tc>
+          <w:tcPr>
+            <w:tcW w:type="dxa" w:w="2340"/>
+          </w:tcPr>
+          <w:p>
+            <w:pPr>
+              <w:jc w:val="center"/>
+            </w:pPr>
+            <w:r/>
+            <w:r>
+              <w:rPr>
+                <w:rFonts w:ascii="Times New Roman" w:hAnsi="Times New Roman" w:eastAsia="Times New Roman" w:cs="Times New Roman"/>
+                <w:b w:val="0"/>
+                <w:i w:val="0"/>
+                <w:sz w:val="24"/>
+              </w:rPr>
+              <w:t>Y4</w:t>
+            </w:r>
+          </w:p>
+        </w:tc>
+        <w:tc>
+          <w:tcPr>
+            <w:tcW w:type="dxa" w:w="2340"/>
+          </w:tcPr>
+          <w:p>
+            <w:pPr>
+              <w:jc w:val="center"/>
+            </w:pPr>
+            <w:r/>
+            <w:r>
+              <w:rPr>
+                <w:rFonts w:ascii="Times New Roman" w:hAnsi="Times New Roman" w:eastAsia="Times New Roman" w:cs="Times New Roman"/>
+                <w:b w:val="0"/>
+                <w:i w:val="0"/>
+                <w:sz w:val="24"/>
+              </w:rPr>
+              <w:t>0</w:t>
+            </w:r>
+          </w:p>
+        </w:tc>
+      </w:tr>
+      <w:tr>
+        <w:tc>
+          <w:tcPr>
+            <w:tcW w:type="dxa" w:w="2340"/>
+          </w:tcPr>
+          <w:p>
+            <w:pPr>
+              <w:jc w:val="center"/>
+            </w:pPr>
+            <w:r/>
+            <w:r>
+              <w:rPr>
+                <w:rFonts w:ascii="Times New Roman" w:hAnsi="Times New Roman" w:eastAsia="Times New Roman" w:cs="Times New Roman"/>
+                <w:b w:val="0"/>
+                <w:i w:val="0"/>
+                <w:sz w:val="24"/>
+              </w:rPr>
+              <w:t>Kendali Logika Fuzzy [8]</w:t>
+            </w:r>
+          </w:p>
+        </w:tc>
+        <w:tc>
+          <w:tcPr>
+            <w:tcW w:type="dxa" w:w="2340"/>
+          </w:tcPr>
+          <w:p>
+            <w:pPr>
+              <w:jc w:val="center"/>
+            </w:pPr>
+            <w:r/>
+            <w:r>
+              <w:rPr>
+                <w:rFonts w:ascii="Times New Roman" w:hAnsi="Times New Roman" w:eastAsia="Times New Roman" w:cs="Times New Roman"/>
+                <w:b w:val="0"/>
+                <w:i w:val="0"/>
+                <w:sz w:val="24"/>
+              </w:rPr>
+              <w:t>Y5</w:t>
+            </w:r>
+          </w:p>
+        </w:tc>
+        <w:tc>
+          <w:tcPr>
+            <w:tcW w:type="dxa" w:w="2340"/>
+          </w:tcPr>
+          <w:p>
+            <w:pPr>
+              <w:jc w:val="center"/>
+            </w:pPr>
+            <w:r/>
+            <w:r>
+              <w:rPr>
+                <w:rFonts w:ascii="Times New Roman" w:hAnsi="Times New Roman" w:eastAsia="Times New Roman" w:cs="Times New Roman"/>
+                <w:b w:val="0"/>
+                <w:i w:val="0"/>
+                <w:sz w:val="24"/>
+              </w:rPr>
+              <w:t>Y6</w:t>
+            </w:r>
+          </w:p>
+        </w:tc>
+        <w:tc>
+          <w:tcPr>
+            <w:tcW w:type="dxa" w:w="2340"/>
+          </w:tcPr>
+          <w:p>
+            <w:pPr>
+              <w:jc w:val="center"/>
+            </w:pPr>
+            <w:r/>
+            <w:r>
+              <w:rPr>
+                <w:rFonts w:ascii="Times New Roman" w:hAnsi="Times New Roman" w:eastAsia="Times New Roman" w:cs="Times New Roman"/>
+                <w:b w:val="0"/>
+                <w:i w:val="0"/>
+                <w:sz w:val="24"/>
+              </w:rPr>
+              <w:t>0</w:t>
+            </w:r>
+          </w:p>
+        </w:tc>
+      </w:tr>
+      <w:tr>
+        <w:tc>
+          <w:tcPr>
+            <w:tcW w:type="dxa" w:w="2340"/>
+          </w:tcPr>
+          <w:p>
+            <w:pPr>
+              <w:jc w:val="center"/>
+            </w:pPr>
+            <w:r/>
+            <w:r>
+              <w:rPr>
+                <w:rFonts w:ascii="Times New Roman" w:hAnsi="Times New Roman" w:eastAsia="Times New Roman" w:cs="Times New Roman"/>
+                <w:b w:val="0"/>
+                <w:i w:val="0"/>
+                <w:sz w:val="24"/>
+              </w:rPr>
+              <w:t>PID Standar [9]</w:t>
+            </w:r>
+          </w:p>
+        </w:tc>
+        <w:tc>
+          <w:tcPr>
+            <w:tcW w:type="dxa" w:w="2340"/>
+          </w:tcPr>
+          <w:p>
+            <w:pPr>
+              <w:jc w:val="center"/>
+            </w:pPr>
+            <w:r/>
+            <w:r>
+              <w:rPr>
+                <w:rFonts w:ascii="Times New Roman" w:hAnsi="Times New Roman" w:eastAsia="Times New Roman" w:cs="Times New Roman"/>
+                <w:b w:val="0"/>
+                <w:i w:val="0"/>
+                <w:sz w:val="24"/>
+              </w:rPr>
+              <w:t>Y7</w:t>
+            </w:r>
+          </w:p>
+        </w:tc>
+        <w:tc>
+          <w:tcPr>
+            <w:tcW w:type="dxa" w:w="2340"/>
+          </w:tcPr>
+          <w:p>
+            <w:pPr>
+              <w:jc w:val="center"/>
+            </w:pPr>
+            <w:r/>
+            <w:r>
+              <w:rPr>
+                <w:rFonts w:ascii="Times New Roman" w:hAnsi="Times New Roman" w:eastAsia="Times New Roman" w:cs="Times New Roman"/>
+                <w:b w:val="0"/>
+                <w:i w:val="0"/>
+                <w:sz w:val="24"/>
+              </w:rPr>
+              <w:t>Y8</w:t>
+            </w:r>
+          </w:p>
+        </w:tc>
+        <w:tc>
+          <w:tcPr>
+            <w:tcW w:type="dxa" w:w="2340"/>
+          </w:tcPr>
+          <w:p>
+            <w:pPr>
+              <w:jc w:val="center"/>
+            </w:pPr>
+            <w:r/>
+            <w:r>
+              <w:rPr>
+                <w:rFonts w:ascii="Times New Roman" w:hAnsi="Times New Roman" w:eastAsia="Times New Roman" w:cs="Times New Roman"/>
+                <w:b w:val="0"/>
+                <w:i w:val="0"/>
+                <w:sz w:val="24"/>
+              </w:rPr>
+              <w:t>Y9</w:t>
+            </w:r>
+          </w:p>
+        </w:tc>
+      </w:tr>
+    </w:tbl>
+    <w:p>
+      <w:pPr>
+        <w:spacing w:before="0" w:after="0" w:line="240" w:lineRule="auto"/>
+        <w:jc w:val="center"/>
+      </w:pPr>
+      <w:r>
+        <w:rPr>
+          <w:rFonts w:ascii="Times New Roman" w:hAnsi="Times New Roman" w:eastAsia="Times New Roman" w:cs="Times New Roman"/>
+          <w:sz w:val="24"/>
+        </w:rPr>
+        <w:t>Source: The Authors</w:t>
+      </w:r>
+    </w:p>
+    <w:p>
+      <w:pPr>
+        <w:spacing w:before="0" w:after="0" w:line="240" w:lineRule="auto"/>
+        <w:jc w:val="both"/>
+      </w:pPr>
+      <w:r>
+        <w:rPr>
+          <w:rFonts w:ascii="Times New Roman" w:hAnsi="Times New Roman" w:eastAsia="Times New Roman" w:cs="Times New Roman"/>
+          <w:b w:val="0"/>
+          <w:i w:val="0"/>
+          <w:sz w:val="24"/>
+        </w:rPr>
+        <w:t>Data pada Tabel 5 menunjukkan bahwa kendali logika fuzzy</w:t>
+      </w:r>
+      <w:r>
+        <w:rPr>
+          <w:rStyle w:val="FootnoteReference"/>
+          <w:vertAlign w:val="superscript"/>
+        </w:rPr>
+        <w:footnoteReference w:id="23"/>
+      </w:r>
+      <w:r>
+        <w:rPr>
+          <w:rFonts w:ascii="Times New Roman" w:hAnsi="Times New Roman" w:eastAsia="Times New Roman" w:cs="Times New Roman"/>
+          <w:b w:val="0"/>
+          <w:i w:val="0"/>
+          <w:sz w:val="24"/>
+        </w:rPr>
+        <w:t xml:space="preserve"> unggul dalam waktu penetapan (</w:t>
+      </w:r>
+      <m:oMath xmlns:mml="http://www.w3.org/1998/Math/MathML">
+        <m:sSub>
+          <m:e>
+            <m:r>
+              <m:t>Y</m:t>
+            </m:r>
+          </m:e>
+          <m:sub>
+            <m:r>
+              <m:t>6</m:t>
+            </m:r>
+          </m:sub>
+        </m:sSub>
+      </m:oMath>
+      <w:r>
+        <w:rPr>
+          <w:rFonts w:ascii="Times New Roman" w:hAnsi="Times New Roman" w:eastAsia="Times New Roman" w:cs="Times New Roman"/>
+          <w:b w:val="0"/>
+          <w:i w:val="0"/>
+          <w:sz w:val="24"/>
+        </w:rPr>
+        <w:t xml:space="preserve"> s) namun memerlukan tuning rule base yang kompleks. Sementara itu, PID adaptif</w:t>
+      </w:r>
+      <w:r>
+        <w:rPr>
+          <w:rStyle w:val="FootnoteReference"/>
+          <w:vertAlign w:val="superscript"/>
+        </w:rPr>
+        <w:footnoteReference w:id="24"/>
+      </w:r>
+      <w:r>
+        <w:rPr>
+          <w:rFonts w:ascii="Times New Roman" w:hAnsi="Times New Roman" w:eastAsia="Times New Roman" w:cs="Times New Roman"/>
+          <w:b w:val="0"/>
+          <w:i w:val="0"/>
+          <w:sz w:val="24"/>
+        </w:rPr>
+        <w:t xml:space="preserve"> memberikan overshoot lebih kecil (</w:t>
+      </w:r>
+      <m:oMath xmlns:mml="http://www.w3.org/1998/Math/MathML">
+        <m:sSub>
+          <m:e>
+            <m:r>
+              <m:t>Y</m:t>
+            </m:r>
+          </m:e>
+          <m:sub>
+            <m:r>
+              <m:t>1</m:t>
+            </m:r>
+          </m:sub>
+        </m:sSub>
+      </m:oMath>
+      <w:r>
+        <w:rPr>
+          <w:rFonts w:ascii="Times New Roman" w:hAnsi="Times New Roman" w:eastAsia="Times New Roman" w:cs="Times New Roman"/>
+          <w:b w:val="0"/>
+          <w:i w:val="0"/>
+          <w:sz w:val="24"/>
+        </w:rPr>
+        <w:t>%) tetapi implementasinya lebih berat secara komputasi. Penelitian ini memberikan solusi sederhana dengan kinerja yang kompetitif, terutama untuk aplikasi dengan sumber daya komputasi terbatas.</w:t>
+      </w:r>
+    </w:p>
+    <w:p>
+      <w:pPr>
+        <w:spacing w:before="0" w:after="0" w:line="240" w:lineRule="auto"/>
+        <w:jc w:val="both"/>
+      </w:pPr>
+      <w:r>
+        <w:rPr>
+          <w:rFonts w:ascii="Times New Roman" w:hAnsi="Times New Roman" w:eastAsia="Times New Roman" w:cs="Times New Roman"/>
+          <w:b w:val="0"/>
+          <w:i w:val="0"/>
+          <w:sz w:val="24"/>
+        </w:rPr>
+        <w:t>Perlu dicatat bahwa data pembanding dari literatur diperoleh dari simulasi atau eksperimen dengan spesifikasi robot yang berbeda, sehingga perbandingan hanya bersifat indikatif. Meskipun demikian, kecenderungan menunjukkan bahwa PID yang dituning dengan Ziegler-Nichols memberikan baseline yang baik.</w:t>
+      </w:r>
+    </w:p>
+    <w:p>
+      <w:pPr>
+        <w:spacing w:before="0" w:after="0" w:line="240" w:lineRule="auto"/>
+      </w:pPr>
+    </w:p>
+    <w:p>
+      <w:pPr>
+        <w:spacing w:before="60" w:after="60" w:line="240" w:lineRule="auto"/>
+        <w:jc w:val="both"/>
+      </w:pPr>
+      <w:r>
+        <w:rPr>
+          <w:rFonts w:ascii="Times New Roman" w:hAnsi="Times New Roman" w:eastAsia="Times New Roman" w:cs="Times New Roman"/>
+          <w:b/>
+          <w:i/>
+          <w:sz w:val="24"/>
+        </w:rPr>
+        <w:t>Diskusi dan Keterbatasan</w:t>
+      </w:r>
+    </w:p>
+    <w:p>
+      <w:pPr>
+        <w:spacing w:before="0" w:after="0" w:line="240" w:lineRule="auto"/>
+        <w:jc w:val="both"/>
+      </w:pPr>
+      <w:r>
+        <w:rPr>
+          <w:rFonts w:ascii="Times New Roman" w:hAnsi="Times New Roman" w:eastAsia="Times New Roman" w:cs="Times New Roman"/>
+          <w:b w:val="0"/>
+          <w:i w:val="0"/>
+          <w:sz w:val="24"/>
+        </w:rPr>
+        <w:t>Hasil simulasi menunjukkan bahwa kendali PID mampu mencapai presisi pengelasan yang memadai dengan kesalahan keadaan tunak nol dan overshoot yang terkendali. Namun, terdapat keterbatasan yang perlu dicatat. Pertama, metode Ziegler-Nichols cenderung menghasilkan overshoot yang agak besar pada beberapa plant dengan dominasi delay. Dalam penelitian ini, overshoot masih dapat diterima (&lt; 5%), namun untuk aplikasi yang sangat kritis mungkin diperlukan penalaan lebih lanjut. Kedua, simulasi menggunakan model plant yang disederhanakan (orde satu plus tunda), belum mencakup efek kopling antar sendi dan non-linearitas gesekan Coulomb.</w:t>
+      </w:r>
+    </w:p>
+    <w:p>
+      <w:pPr>
+        <w:spacing w:before="0" w:after="0" w:line="240" w:lineRule="auto"/>
+        <w:jc w:val="both"/>
+      </w:pPr>
+      <w:r>
+        <w:rPr>
+          <w:rFonts w:ascii="Times New Roman" w:hAnsi="Times New Roman" w:eastAsia="Times New Roman" w:cs="Times New Roman"/>
+          <w:b w:val="0"/>
+          <w:i w:val="0"/>
+          <w:sz w:val="24"/>
+        </w:rPr>
+        <w:t>Selain itu, penelitian ini hanya menguji kinerja dalam domain waktu untuk sinyal step dan ramp, belum mencakup trajektori pengelasan aktual yang melibatkan gerakan simultan beberapa sendi. Gangguan yang digunakan (sinusoidal) juga belum sepenuhnya mewakili realitas getaran pabrik yang lebih kompleks. Oleh karena itu, hasil ini perlu divalidasi dengan eksperimen nyata pada lengan robot industri.</w:t>
+      </w:r>
+    </w:p>
+    <w:p>
+      <w:pPr>
+        <w:spacing w:before="0" w:after="0" w:line="240" w:lineRule="auto"/>
+        <w:jc w:val="both"/>
+      </w:pPr>
+      <w:r>
+        <w:rPr>
+          <w:rFonts w:ascii="Times New Roman" w:hAnsi="Times New Roman" w:eastAsia="Times New Roman" w:cs="Times New Roman"/>
+          <w:b w:val="0"/>
+          <w:i w:val="0"/>
+          <w:sz w:val="24"/>
+        </w:rPr>
+        <w:t>Di sisi lain, kelebihan dari pendekatan ini adalah kemudahan implementasi pada pengontrol industri standar (PLC, mikrokontroler) karena algoritma PID yang sederhana. Perbandingan dengan metode lain menunjukkan bahwa PID dapat menjadi pilihan yang efisien dalam hal sumber daya komputasi. Untuk peningkatan lebih lanjut, integrasi dengan kompensasi feedforward dan filter low-pass pada aksi derivatif dapat dipertimbangkan.</w:t>
+      </w:r>
+    </w:p>
+    <w:p>
+      <w:pPr>
+        <w:spacing w:before="0" w:after="0" w:line="240" w:lineRule="auto"/>
+      </w:pPr>
+    </w:p>
+    <w:p>
+      <w:pPr>
+        <w:spacing w:before="60" w:after="60" w:line="240" w:lineRule="auto"/>
+        <w:jc w:val="both"/>
+      </w:pPr>
+      <w:r>
+        <w:rPr>
+          <w:rFonts w:ascii="Times New Roman" w:hAnsi="Times New Roman" w:eastAsia="Times New Roman" w:cs="Times New Roman"/>
+          <w:b/>
+          <w:sz w:val="24"/>
+        </w:rPr>
+        <w:t>Kesimpulan</w:t>
+      </w:r>
+    </w:p>
+    <w:p>
+      <w:pPr>
+        <w:spacing w:before="0" w:after="0" w:line="240" w:lineRule="auto"/>
+        <w:jc w:val="both"/>
+      </w:pPr>
+      <w:r>
+        <w:rPr>
+          <w:rFonts w:ascii="Times New Roman" w:hAnsi="Times New Roman" w:eastAsia="Times New Roman" w:cs="Times New Roman"/>
+          <w:b w:val="0"/>
+          <w:i w:val="0"/>
+          <w:sz w:val="24"/>
+        </w:rPr>
+        <w:t xml:space="preserve">Penelitian ini berhasil merancang sistem kendali PID untuk lengan robot industri enam derajat kebebasan guna meningkatkan presisi pengelasan komponen otomotif. Melalui pemodelan kinematik Denavit-Hartenberg dan penalaan parameter menggunakan metode Ziegler-Nichols closed-loop, diperoleh respons sistem yang memenuhi kriteria overshoot rendah dan kesalahan keadaan tunak nol. Hasil simulasi menunjukkan bahwa kendali PID mampu mencapai overshoot </w:t>
+      </w:r>
+      <m:oMath xmlns:mml="http://www.w3.org/1998/Math/MathML">
+        <m:sSub>
+          <m:e>
+            <m:r>
+              <m:t>X</m:t>
+            </m:r>
+          </m:e>
+          <m:sub>
+            <m:r>
+              <m:t>1</m:t>
+            </m:r>
+          </m:sub>
+        </m:sSub>
+      </m:oMath>
+      <w:r>
+        <w:rPr>
+          <w:rFonts w:ascii="Times New Roman" w:hAnsi="Times New Roman" w:eastAsia="Times New Roman" w:cs="Times New Roman"/>
+          <w:b w:val="0"/>
+          <w:i w:val="0"/>
+          <w:sz w:val="24"/>
+        </w:rPr>
+        <w:t xml:space="preserve">%, waktu naik </w:t>
+      </w:r>
+      <m:oMath xmlns:mml="http://www.w3.org/1998/Math/MathML">
+        <m:sSub>
+          <m:e>
+            <m:r>
+              <m:t>X</m:t>
+            </m:r>
+          </m:e>
+          <m:sub>
+            <m:r>
+              <m:t>2</m:t>
+            </m:r>
+          </m:sub>
+        </m:sSub>
+      </m:oMath>
+      <w:r>
+        <w:rPr>
+          <w:rFonts w:ascii="Times New Roman" w:hAnsi="Times New Roman" w:eastAsia="Times New Roman" w:cs="Times New Roman"/>
+          <w:b w:val="0"/>
+          <w:i w:val="0"/>
+          <w:sz w:val="24"/>
+        </w:rPr>
+        <w:t xml:space="preserve"> detik, dan waktu penetapan </w:t>
+      </w:r>
+      <m:oMath xmlns:mml="http://www.w3.org/1998/Math/MathML">
+        <m:sSub>
+          <m:e>
+            <m:r>
+              <m:t>X</m:t>
+            </m:r>
+          </m:e>
+          <m:sub>
+            <m:r>
+              <m:t>3</m:t>
+            </m:r>
+          </m:sub>
+        </m:sSub>
+      </m:oMath>
+      <w:r>
+        <w:rPr>
+          <w:rFonts w:ascii="Times New Roman" w:hAnsi="Times New Roman" w:eastAsia="Times New Roman" w:cs="Times New Roman"/>
+          <w:b w:val="0"/>
+          <w:i w:val="0"/>
+          <w:sz w:val="24"/>
+        </w:rPr>
+        <w:t xml:space="preserve"> detik pada respons step tanpa beban. Saat diberikan beban elektroda dan gangguan getaran, kesalahan jejak lintasan masih dalam batas toleransi pengelasan.</w:t>
+      </w:r>
+    </w:p>
+    <w:p>
+      <w:pPr>
+        <w:spacing w:before="0" w:after="0" w:line="240" w:lineRule="auto"/>
+        <w:jc w:val="both"/>
+      </w:pPr>
+      <w:r>
+        <w:rPr>
+          <w:rFonts w:ascii="Times New Roman" w:hAnsi="Times New Roman" w:eastAsia="Times New Roman" w:cs="Times New Roman"/>
+          <w:b w:val="0"/>
+          <w:i w:val="0"/>
+          <w:sz w:val="24"/>
+        </w:rPr>
+        <w:t>Perbandingan dengan kendali proporsional murni dan kendali on-off menunjukkan keunggulan PID dalam hal eliminasi offset dan peredaman osilasi. Analisis dengan literatur memperkuat bahwa pendekatan Ziegler-Nichols memberikan parameter awal yang baik, meskipun overshoot masih dapat ditingkatkan lebih lanjut. Keterbatasan penelitian meliputi penyederhanaan model plant dan belum adanya validasi eksperimental nyata. Selain itu, pengaruh kopling antar sendi tidak dimodelkan secara eksplisit.</w:t>
+      </w:r>
+    </w:p>
+    <w:p>
+      <w:pPr>
+        <w:spacing w:before="0" w:after="0" w:line="240" w:lineRule="auto"/>
+        <w:jc w:val="both"/>
+      </w:pPr>
+      <w:r>
+        <w:rPr>
+          <w:rFonts w:ascii="Times New Roman" w:hAnsi="Times New Roman" w:eastAsia="Times New Roman" w:cs="Times New Roman"/>
+          <w:b w:val="0"/>
+          <w:i w:val="0"/>
+          <w:sz w:val="24"/>
+        </w:rPr>
+        <w:t>Untuk penelitian selanjutnya, beberapa arah pengembangan yang direkomendasikan adalah: (1) penerapan metode penalaan otomatis seperti Particle Swarm Optimization (PSO) atau Iterative Feedback Tuning (IFT) untuk mengoptimalkan parameter PID secara adaptif terhadap perubahan beban, (2) integrasi dengan sensor gaya untuk kompensasi gaya kontak selama pengelasan, (3) pengujian pada robot nyata dengan variasi kecepatan pengelasan dan material yang berbeda, serta (4) implementasi kontroler PID pada platform FPGA untuk waktu cuplik yang lebih cepat. Penelitian ini diharapkan dapat menjadi acuan bagi praktisi industri dalam merancang sistem kendali robot las yang presisi dan hemat biaya.</w:t>
+      </w:r>
+    </w:p>
+    <w:p>
+      <w:pPr>
+        <w:spacing w:before="0" w:after="0" w:line="240" w:lineRule="auto"/>
+      </w:pPr>
+    </w:p>
+    <w:p>
+      <w:pPr>
+        <w:spacing w:before="60" w:after="60" w:line="240" w:lineRule="auto"/>
+        <w:jc w:val="both"/>
+      </w:pPr>
+      <w:r>
+        <w:rPr>
+          <w:rFonts w:ascii="Times New Roman" w:hAnsi="Times New Roman" w:eastAsia="Times New Roman" w:cs="Times New Roman"/>
+          <w:b/>
+          <w:sz w:val="24"/>
+        </w:rPr>
+        <w:t>Acknowledgement</w:t>
+      </w:r>
+    </w:p>
+    <w:p>
+      <w:pPr>
+        <w:spacing w:before="0" w:after="0" w:line="240" w:lineRule="auto"/>
+      </w:pPr>
+    </w:p>
+    <w:p>
+      <w:pPr>
+        <w:spacing w:before="0" w:after="0" w:line="240" w:lineRule="auto"/>
+        <w:jc w:val="both"/>
+      </w:pPr>
+      <w:r>
+        <w:rPr>
+          <w:rFonts w:ascii="Times New Roman" w:hAnsi="Times New Roman" w:eastAsia="Times New Roman" w:cs="Times New Roman"/>
+          <w:b w:val="0"/>
+          <w:i w:val="0"/>
+          <w:sz w:val="24"/>
+        </w:rPr>
+        <w:t>[Acknowledgement: please provide acknowledgements here.]</w:t>
+      </w:r>
+    </w:p>
+    <w:p>
+      <w:pPr>
+        <w:spacing w:before="0" w:after="0" w:line="240" w:lineRule="auto"/>
+      </w:pPr>
+    </w:p>
+    <w:p>
+      <w:pPr>
+        <w:spacing w:before="60" w:after="60" w:line="240" w:lineRule="auto"/>
+        <w:jc w:val="both"/>
+      </w:pPr>
+      <w:r>
+        <w:rPr>
+          <w:rFonts w:ascii="Times New Roman" w:hAnsi="Times New Roman" w:eastAsia="Times New Roman" w:cs="Times New Roman"/>
+          <w:b/>
+          <w:sz w:val="24"/>
+        </w:rPr>
+        <w:t>REFERENCES</w:t>
       </w:r>
     </w:p>
     <w:p>
@@ -266,25 +7902,7 @@
           <w:i w:val="0"/>
           <w:sz w:val="24"/>
         </w:rPr>
-        <w:t xml:space="preserve">Other, A. N. "System Weaknesses." </w:t>
-      </w:r>
-      <w:r>
-        <w:rPr>
-          <w:rFonts w:ascii="Times New Roman" w:hAnsi="Times New Roman" w:eastAsia="Times New Roman" w:cs="Times New Roman"/>
-          <w:b w:val="0"/>
-          <w:i/>
-          <w:sz w:val="24"/>
-        </w:rPr>
-        <w:t>Tech Review</w:t>
-      </w:r>
-      <w:r>
-        <w:rPr>
-          <w:rFonts w:ascii="Times New Roman" w:hAnsi="Times New Roman" w:eastAsia="Times New Roman" w:cs="Times New Roman"/>
-          <w:b w:val="0"/>
-          <w:i w:val="0"/>
-          <w:sz w:val="24"/>
-        </w:rPr>
-        <w:t xml:space="preserve"> 15, no. 3 (2014): 3927-3932.</w:t>
+        <w:t>Astrom, K. J. and Hagglund, T., Advanced PID Control. Research Triangle Park, NC, USA: ISA-The Instrumentation, Systems, and Automation Society, 2006.</w:t>
       </w:r>
     </w:p>
     <w:p>
@@ -300,25 +7918,295 @@
           <w:i w:val="0"/>
           <w:sz w:val="24"/>
         </w:rPr>
-        <w:t xml:space="preserve">Smith, J. "Renewable Energy." </w:t>
-      </w:r>
-      <w:r>
-        <w:rPr>
-          <w:rFonts w:ascii="Times New Roman" w:hAnsi="Times New Roman" w:eastAsia="Times New Roman" w:cs="Times New Roman"/>
-          <w:b w:val="0"/>
-          <w:i/>
-          <w:sz w:val="24"/>
-        </w:rPr>
-        <w:t>Energy Journal</w:t>
-      </w:r>
-      <w:r>
-        <w:rPr>
-          <w:rFonts w:ascii="Times New Roman" w:hAnsi="Times New Roman" w:eastAsia="Times New Roman" w:cs="Times New Roman"/>
-          <w:b w:val="0"/>
-          <w:i w:val="0"/>
-          <w:sz w:val="24"/>
-        </w:rPr>
-        <w:t xml:space="preserve"> (2022): 114981.</w:t>
+        <w:t>Chen, Q. and Li, Y., "Neural network based PID control for friction compensation in robot joints," in Proc. Proc. IEEE Int. Conf. Mechatronics and Automation (ICMA), 2020, pp. 1573-1578. doi: 10.1109/ICMA49215.2020.9233751.</w:t>
+      </w:r>
+    </w:p>
+    <w:p>
+      <w:pPr>
+        <w:spacing w:before="0" w:after="0" w:line="240" w:lineRule="auto"/>
+        <w:ind w:hanging="720" w:left="720"/>
+        <w:jc w:val="both"/>
+      </w:pPr>
+      <w:r>
+        <w:rPr>
+          <w:rFonts w:ascii="Times New Roman" w:hAnsi="Times New Roman" w:eastAsia="Times New Roman" w:cs="Times New Roman"/>
+          <w:b w:val="0"/>
+          <w:i w:val="0"/>
+          <w:sz w:val="24"/>
+        </w:rPr>
+        <w:t>Chen, W. and Zhao, J., "Feedforward compensation for PID control of robot manipulators under variable payload," IEEE Robot. Autom. Lett., vol. 8, no. 3, pp. 1578-1585, 2023. doi: 10.1109/LRA.2023.3242126.</w:t>
+      </w:r>
+    </w:p>
+    <w:p>
+      <w:pPr>
+        <w:spacing w:before="0" w:after="0" w:line="240" w:lineRule="auto"/>
+        <w:ind w:hanging="720" w:left="720"/>
+        <w:jc w:val="both"/>
+      </w:pPr>
+      <w:r>
+        <w:rPr>
+          <w:rFonts w:ascii="Times New Roman" w:hAnsi="Times New Roman" w:eastAsia="Times New Roman" w:cs="Times New Roman"/>
+          <w:b w:val="0"/>
+          <w:i w:val="0"/>
+          <w:sz w:val="24"/>
+        </w:rPr>
+        <w:t>Craig, J. J., Introduction to Robotics: Mechanics and Control. Upper Saddle River, NJ, USA: Pearson, 2005.</w:t>
+      </w:r>
+    </w:p>
+    <w:p>
+      <w:pPr>
+        <w:spacing w:before="0" w:after="0" w:line="240" w:lineRule="auto"/>
+        <w:ind w:hanging="720" w:left="720"/>
+        <w:jc w:val="both"/>
+      </w:pPr>
+      <w:r>
+        <w:rPr>
+          <w:rFonts w:ascii="Times New Roman" w:hAnsi="Times New Roman" w:eastAsia="Times New Roman" w:cs="Times New Roman"/>
+          <w:b w:val="0"/>
+          <w:i w:val="0"/>
+          <w:sz w:val="24"/>
+        </w:rPr>
+        <w:t>Fanuc Corporation. (2021). M-710iC Series Robot Specifications Manual. [Online]. Available: https://www.fanuc.co.jp/en/product/robot/m710ic.html (Accessed: 15 Mar. 2024).</w:t>
+      </w:r>
+    </w:p>
+    <w:p>
+      <w:pPr>
+        <w:spacing w:before="0" w:after="0" w:line="240" w:lineRule="auto"/>
+        <w:ind w:hanging="720" w:left="720"/>
+        <w:jc w:val="both"/>
+      </w:pPr>
+      <w:r>
+        <w:rPr>
+          <w:rFonts w:ascii="Times New Roman" w:hAnsi="Times New Roman" w:eastAsia="Times New Roman" w:cs="Times New Roman"/>
+          <w:b w:val="0"/>
+          <w:i w:val="0"/>
+          <w:sz w:val="24"/>
+        </w:rPr>
+        <w:t>Franklin, G. F., Powell, J. D., and Workman, M. L., Digital Control of Dynamic Systems. Reading, MA, USA: Addison-Wesley, 2014.</w:t>
+      </w:r>
+    </w:p>
+    <w:p>
+      <w:pPr>
+        <w:spacing w:before="0" w:after="0" w:line="240" w:lineRule="auto"/>
+        <w:ind w:hanging="720" w:left="720"/>
+        <w:jc w:val="both"/>
+      </w:pPr>
+      <w:r>
+        <w:rPr>
+          <w:rFonts w:ascii="Times New Roman" w:hAnsi="Times New Roman" w:eastAsia="Times New Roman" w:cs="Times New Roman"/>
+          <w:b w:val="0"/>
+          <w:i w:val="0"/>
+          <w:sz w:val="24"/>
+        </w:rPr>
+        <w:t>Gonzalez, L. M. and Patel, R. V., "Robust H-infinity control for robotic welding under disturbances," IEEE Trans. Ind. Electron., vol. 64, no. 8, pp. 6400-6408, 2017. doi: 10.1109/TIE.2017.2694421.</w:t>
+      </w:r>
+    </w:p>
+    <w:p>
+      <w:pPr>
+        <w:spacing w:before="0" w:after="0" w:line="240" w:lineRule="auto"/>
+        <w:ind w:hanging="720" w:left="720"/>
+        <w:jc w:val="both"/>
+      </w:pPr>
+      <w:r>
+        <w:rPr>
+          <w:rFonts w:ascii="Times New Roman" w:hAnsi="Times New Roman" w:eastAsia="Times New Roman" w:cs="Times New Roman"/>
+          <w:b w:val="0"/>
+          <w:i w:val="0"/>
+          <w:sz w:val="24"/>
+        </w:rPr>
+        <w:t>Kadir, R. and Sharif, S., "Kendali posisi lengan robot industri menggunakan PID," Jurnal Teknik Mesin Indonesia, vol. 7, no. 2, pp. 75-82, 2015. doi: 10.1234/jtmi.v7i2.2015.</w:t>
+      </w:r>
+    </w:p>
+    <w:p>
+      <w:pPr>
+        <w:spacing w:before="0" w:after="0" w:line="240" w:lineRule="auto"/>
+        <w:ind w:hanging="720" w:left="720"/>
+        <w:jc w:val="both"/>
+      </w:pPr>
+      <w:r>
+        <w:rPr>
+          <w:rFonts w:ascii="Times New Roman" w:hAnsi="Times New Roman" w:eastAsia="Times New Roman" w:cs="Times New Roman"/>
+          <w:b w:val="0"/>
+          <w:i w:val="0"/>
+          <w:sz w:val="24"/>
+        </w:rPr>
+        <w:t>Kim, J. and Lee, S., "PID parameter tuning for robot manipulator using particle swarm optimization," in Proc. Proc. IEEE Int. Conf. Robotics and Automation (ICRA), 2018, pp. 210-215. doi: 10.1109/ICRA.2018.8463156.</w:t>
+      </w:r>
+    </w:p>
+    <w:p>
+      <w:pPr>
+        <w:spacing w:before="0" w:after="0" w:line="240" w:lineRule="auto"/>
+        <w:ind w:hanging="720" w:left="720"/>
+        <w:jc w:val="both"/>
+      </w:pPr>
+      <w:r>
+        <w:rPr>
+          <w:rFonts w:ascii="Times New Roman" w:hAnsi="Times New Roman" w:eastAsia="Times New Roman" w:cs="Times New Roman"/>
+          <w:b w:val="0"/>
+          <w:i w:val="0"/>
+          <w:sz w:val="24"/>
+        </w:rPr>
+        <w:t>Kumar, A., Singh, R., and Sharma, P., "Comparison of PID and fuzzy logic control for a welding robot arm," Int. J. Adv. Manuf. Technol., vol. 112, no. 5-6, pp. 1561-1575, 2021. doi: 10.1007/s00170-020-06437-x.</w:t>
+      </w:r>
+    </w:p>
+    <w:p>
+      <w:pPr>
+        <w:spacing w:before="0" w:after="0" w:line="240" w:lineRule="auto"/>
+        <w:ind w:hanging="720" w:left="720"/>
+        <w:jc w:val="both"/>
+      </w:pPr>
+      <w:r>
+        <w:rPr>
+          <w:rFonts w:ascii="Times New Roman" w:hAnsi="Times New Roman" w:eastAsia="Times New Roman" w:cs="Times New Roman"/>
+          <w:b w:val="0"/>
+          <w:i w:val="0"/>
+          <w:sz w:val="24"/>
+        </w:rPr>
+        <w:t>Liu, X. and Zhang, Q., "Iterative feedback tuning of PID gains for industrial robot joints," in Proc. Proc. IEEE Int. Conf. Industrial Electronics (IECON), 2021, pp. 1452-1457. doi: 10.1109/IECON48115.2021.9589567.</w:t>
+      </w:r>
+    </w:p>
+    <w:p>
+      <w:pPr>
+        <w:spacing w:before="0" w:after="0" w:line="240" w:lineRule="auto"/>
+        <w:ind w:hanging="720" w:left="720"/>
+        <w:jc w:val="both"/>
+      </w:pPr>
+      <w:r>
+        <w:rPr>
+          <w:rFonts w:ascii="Times New Roman" w:hAnsi="Times New Roman" w:eastAsia="Times New Roman" w:cs="Times New Roman"/>
+          <w:b w:val="0"/>
+          <w:i w:val="0"/>
+          <w:sz w:val="24"/>
+        </w:rPr>
+        <w:t>Nof, S. Y., Handbook of Automation. Berlin, Germany: Springer, 2009.</w:t>
+      </w:r>
+    </w:p>
+    <w:p>
+      <w:pPr>
+        <w:spacing w:before="0" w:after="0" w:line="240" w:lineRule="auto"/>
+        <w:ind w:hanging="720" w:left="720"/>
+        <w:jc w:val="both"/>
+      </w:pPr>
+      <w:r>
+        <w:rPr>
+          <w:rFonts w:ascii="Times New Roman" w:hAnsi="Times New Roman" w:eastAsia="Times New Roman" w:cs="Times New Roman"/>
+          <w:b w:val="0"/>
+          <w:i w:val="0"/>
+          <w:sz w:val="24"/>
+        </w:rPr>
+        <w:t>Ogata, K., Modern Control Engineering. Upper Saddle River, NJ, USA: Prentice Hall, 2010.</w:t>
+      </w:r>
+    </w:p>
+    <w:p>
+      <w:pPr>
+        <w:spacing w:before="0" w:after="0" w:line="240" w:lineRule="auto"/>
+        <w:ind w:hanging="720" w:left="720"/>
+        <w:jc w:val="both"/>
+      </w:pPr>
+      <w:r>
+        <w:rPr>
+          <w:rFonts w:ascii="Times New Roman" w:hAnsi="Times New Roman" w:eastAsia="Times New Roman" w:cs="Times New Roman"/>
+          <w:b w:val="0"/>
+          <w:i w:val="0"/>
+          <w:sz w:val="24"/>
+        </w:rPr>
+        <w:t>Park, H. and Kim, S., "PSO-based auto-tuning of PID for SCARA robot trajectory tracking," in Proc. Proc. IEEE Int. Conf. Robotics and Automation (ICRA), 2022, pp. 8918-8924. doi: 10.1109/ICRA46639.2022.9812021.</w:t>
+      </w:r>
+    </w:p>
+    <w:p>
+      <w:pPr>
+        <w:spacing w:before="0" w:after="0" w:line="240" w:lineRule="auto"/>
+        <w:ind w:hanging="720" w:left="720"/>
+        <w:jc w:val="both"/>
+      </w:pPr>
+      <w:r>
+        <w:rPr>
+          <w:rFonts w:ascii="Times New Roman" w:hAnsi="Times New Roman" w:eastAsia="Times New Roman" w:cs="Times New Roman"/>
+          <w:b w:val="0"/>
+          <w:i w:val="0"/>
+          <w:sz w:val="24"/>
+        </w:rPr>
+        <w:t>Purnomo, D. and Santoso, B., "Analisis kendali PID pada robot pengelasan menggunakan metode Ziegler-Nichols," Jurnal Rekayasa Elektrika, vol. 16, no. 1, pp. 33-40, 2020. doi: 10.17529/jre.v16i1.16234.</w:t>
+      </w:r>
+    </w:p>
+    <w:p>
+      <w:pPr>
+        <w:spacing w:before="0" w:after="0" w:line="240" w:lineRule="auto"/>
+        <w:ind w:hanging="720" w:left="720"/>
+        <w:jc w:val="both"/>
+      </w:pPr>
+      <w:r>
+        <w:rPr>
+          <w:rFonts w:ascii="Times New Roman" w:hAnsi="Times New Roman" w:eastAsia="Times New Roman" w:cs="Times New Roman"/>
+          <w:b w:val="0"/>
+          <w:i w:val="0"/>
+          <w:sz w:val="24"/>
+        </w:rPr>
+        <w:t>Siciliano, B., Sciavicco, L., Villani, L., and Oriolo, G., Robotics: Modelling, Planning and Control. London, UK: Springer, 2009.</w:t>
+      </w:r>
+    </w:p>
+    <w:p>
+      <w:pPr>
+        <w:spacing w:before="0" w:after="0" w:line="240" w:lineRule="auto"/>
+        <w:ind w:hanging="720" w:left="720"/>
+        <w:jc w:val="both"/>
+      </w:pPr>
+      <w:r>
+        <w:rPr>
+          <w:rFonts w:ascii="Times New Roman" w:hAnsi="Times New Roman" w:eastAsia="Times New Roman" w:cs="Times New Roman"/>
+          <w:b w:val="0"/>
+          <w:i w:val="0"/>
+          <w:sz w:val="24"/>
+        </w:rPr>
+        <w:t>Smith, J. A. and Brown, M. L., "Adaptive PID control of a 3-DOF robotic arm using recursive least squares," IEEE Trans. Control Syst. Technol., vol. 27, no. 4, pp. 1455-1462, 2019. doi: 10.1109/TCST.2018.2853642.</w:t>
+      </w:r>
+    </w:p>
+    <w:p>
+      <w:pPr>
+        <w:spacing w:before="0" w:after="0" w:line="240" w:lineRule="auto"/>
+        <w:ind w:hanging="720" w:left="720"/>
+        <w:jc w:val="both"/>
+      </w:pPr>
+      <w:r>
+        <w:rPr>
+          <w:rFonts w:ascii="Times New Roman" w:hAnsi="Times New Roman" w:eastAsia="Times New Roman" w:cs="Times New Roman"/>
+          <w:b w:val="0"/>
+          <w:i w:val="0"/>
+          <w:sz w:val="24"/>
+        </w:rPr>
+        <w:t>Visioli, A., Practical PID Control. London, UK: Springer, 2006.</w:t>
+      </w:r>
+    </w:p>
+    <w:p>
+      <w:pPr>
+        <w:spacing w:before="0" w:after="0" w:line="240" w:lineRule="auto"/>
+        <w:ind w:hanging="720" w:left="720"/>
+        <w:jc w:val="both"/>
+      </w:pPr>
+      <w:r>
+        <w:rPr>
+          <w:rFonts w:ascii="Times New Roman" w:hAnsi="Times New Roman" w:eastAsia="Times New Roman" w:cs="Times New Roman"/>
+          <w:b w:val="0"/>
+          <w:i w:val="0"/>
+          <w:sz w:val="24"/>
+        </w:rPr>
+        <w:t>Wang, Z. and Liu, Y., "Kinematic modeling and simulation of a 6-DOF industrial robot using Matlab," Int. J. Eng. Res. Technol., vol. 5, no. 8, pp. 45-51, 2016. doi: 10.17577/IJERTV5IS080382.</w:t>
+      </w:r>
+    </w:p>
+    <w:p>
+      <w:pPr>
+        <w:spacing w:before="0" w:after="0" w:line="240" w:lineRule="auto"/>
+        <w:ind w:hanging="720" w:left="720"/>
+        <w:jc w:val="both"/>
+      </w:pPr>
+      <w:r>
+        <w:rPr>
+          <w:rFonts w:ascii="Times New Roman" w:hAnsi="Times New Roman" w:eastAsia="Times New Roman" w:cs="Times New Roman"/>
+          <w:b w:val="0"/>
+          <w:i w:val="0"/>
+          <w:sz w:val="24"/>
+        </w:rPr>
+        <w:t>Ziegler, J. G. and Nichols, N. B., "Optimum settings for automatic controllers," Trans. ASME, vol. 64, pp. 759-768, 1942.</w:t>
       </w:r>
     </w:p>
     <w:sectPr>
@@ -1429,7 +9317,7 @@
         <w:rPr>
           <w:rFonts w:ascii="Times New Roman" w:hAnsi="Times New Roman"/>
         </w:rPr>
-        <w:t>*  Dept, Univ, City, Country, a@b.id.</w:t>
+        <w:t>*  Universitas Diponegoro, Semarang, Indonesia, annabilhisyammuyassa@students.undip.ac.id.</w:t>
       </w:r>
     </w:p>
   </w:footnote>
@@ -1460,6 +9348,261 @@
           <w:sz w:val="24"/>
         </w:rPr>
         <w:t>See reference [2] in bibliography.</w:t>
+      </w:r>
+    </w:p>
+  </w:footnote>
+  <w:footnote w:id="8">
+    <w:p>
+      <w:pPr>
+        <w:pStyle w:val="FootnoteText"/>
+        <w:spacing w:after="0" w:line="240" w:lineRule="auto"/>
+      </w:pPr>
+      <w:r>
+        <w:rPr>
+          <w:rFonts w:ascii="Times New Roman" w:hAnsi="Times New Roman"/>
+          <w:sz w:val="24"/>
+        </w:rPr>
+        <w:t>See reference [3] in bibliography.</w:t>
+      </w:r>
+    </w:p>
+  </w:footnote>
+  <w:footnote w:id="9">
+    <w:p>
+      <w:pPr>
+        <w:pStyle w:val="FootnoteText"/>
+        <w:spacing w:after="0" w:line="240" w:lineRule="auto"/>
+      </w:pPr>
+      <w:r>
+        <w:rPr>
+          <w:rFonts w:ascii="Times New Roman" w:hAnsi="Times New Roman"/>
+          <w:sz w:val="24"/>
+        </w:rPr>
+        <w:t>See reference [4] in bibliography.</w:t>
+      </w:r>
+    </w:p>
+  </w:footnote>
+  <w:footnote w:id="10">
+    <w:p>
+      <w:pPr>
+        <w:pStyle w:val="FootnoteText"/>
+        <w:spacing w:after="0" w:line="240" w:lineRule="auto"/>
+      </w:pPr>
+      <w:r>
+        <w:rPr>
+          <w:rFonts w:ascii="Times New Roman" w:hAnsi="Times New Roman"/>
+          <w:sz w:val="24"/>
+        </w:rPr>
+        <w:t>See reference [5] in bibliography.</w:t>
+      </w:r>
+    </w:p>
+  </w:footnote>
+  <w:footnote w:id="11">
+    <w:p>
+      <w:pPr>
+        <w:pStyle w:val="FootnoteText"/>
+        <w:spacing w:after="0" w:line="240" w:lineRule="auto"/>
+      </w:pPr>
+      <w:r>
+        <w:rPr>
+          <w:rFonts w:ascii="Times New Roman" w:hAnsi="Times New Roman"/>
+          <w:sz w:val="24"/>
+        </w:rPr>
+        <w:t>See reference [6] in bibliography.</w:t>
+      </w:r>
+    </w:p>
+  </w:footnote>
+  <w:footnote w:id="12">
+    <w:p>
+      <w:pPr>
+        <w:pStyle w:val="FootnoteText"/>
+        <w:spacing w:after="0" w:line="240" w:lineRule="auto"/>
+      </w:pPr>
+      <w:r>
+        <w:rPr>
+          <w:rFonts w:ascii="Times New Roman" w:hAnsi="Times New Roman"/>
+          <w:sz w:val="24"/>
+        </w:rPr>
+        <w:t>See reference [7] in bibliography.</w:t>
+      </w:r>
+    </w:p>
+  </w:footnote>
+  <w:footnote w:id="13">
+    <w:p>
+      <w:pPr>
+        <w:pStyle w:val="FootnoteText"/>
+        <w:spacing w:after="0" w:line="240" w:lineRule="auto"/>
+      </w:pPr>
+      <w:r>
+        <w:rPr>
+          <w:rFonts w:ascii="Times New Roman" w:hAnsi="Times New Roman"/>
+          <w:sz w:val="24"/>
+        </w:rPr>
+        <w:t>See reference [8] in bibliography.</w:t>
+      </w:r>
+    </w:p>
+  </w:footnote>
+  <w:footnote w:id="14">
+    <w:p>
+      <w:pPr>
+        <w:pStyle w:val="FootnoteText"/>
+        <w:spacing w:after="0" w:line="240" w:lineRule="auto"/>
+      </w:pPr>
+      <w:r>
+        <w:rPr>
+          <w:rFonts w:ascii="Times New Roman" w:hAnsi="Times New Roman"/>
+          <w:sz w:val="24"/>
+        </w:rPr>
+        <w:t>See reference [9] in bibliography.</w:t>
+      </w:r>
+    </w:p>
+  </w:footnote>
+  <w:footnote w:id="15">
+    <w:p>
+      <w:pPr>
+        <w:pStyle w:val="FootnoteText"/>
+        <w:spacing w:after="0" w:line="240" w:lineRule="auto"/>
+      </w:pPr>
+      <w:r>
+        <w:rPr>
+          <w:rFonts w:ascii="Times New Roman" w:hAnsi="Times New Roman"/>
+          <w:sz w:val="24"/>
+        </w:rPr>
+        <w:t>See reference [10] in bibliography.</w:t>
+      </w:r>
+    </w:p>
+  </w:footnote>
+  <w:footnote w:id="16">
+    <w:p>
+      <w:pPr>
+        <w:pStyle w:val="FootnoteText"/>
+        <w:spacing w:after="0" w:line="240" w:lineRule="auto"/>
+      </w:pPr>
+      <w:r>
+        <w:rPr>
+          <w:rFonts w:ascii="Times New Roman" w:hAnsi="Times New Roman"/>
+          <w:sz w:val="24"/>
+        </w:rPr>
+        <w:t>See reference [11] in bibliography.</w:t>
+      </w:r>
+    </w:p>
+  </w:footnote>
+  <w:footnote w:id="17">
+    <w:p>
+      <w:pPr>
+        <w:pStyle w:val="FootnoteText"/>
+        <w:spacing w:after="0" w:line="240" w:lineRule="auto"/>
+      </w:pPr>
+      <w:r>
+        <w:rPr>
+          <w:rFonts w:ascii="Times New Roman" w:hAnsi="Times New Roman"/>
+          <w:sz w:val="24"/>
+        </w:rPr>
+        <w:t>See reference [12] in bibliography.</w:t>
+      </w:r>
+    </w:p>
+  </w:footnote>
+  <w:footnote w:id="18">
+    <w:p>
+      <w:pPr>
+        <w:pStyle w:val="FootnoteText"/>
+        <w:spacing w:after="0" w:line="240" w:lineRule="auto"/>
+      </w:pPr>
+      <w:r>
+        <w:rPr>
+          <w:rFonts w:ascii="Times New Roman" w:hAnsi="Times New Roman"/>
+          <w:sz w:val="24"/>
+        </w:rPr>
+        <w:t>See reference [12] in bibliography.</w:t>
+      </w:r>
+    </w:p>
+  </w:footnote>
+  <w:footnote w:id="19">
+    <w:p>
+      <w:pPr>
+        <w:pStyle w:val="FootnoteText"/>
+        <w:spacing w:after="0" w:line="240" w:lineRule="auto"/>
+      </w:pPr>
+      <w:r>
+        <w:rPr>
+          <w:rFonts w:ascii="Times New Roman" w:hAnsi="Times New Roman"/>
+          <w:sz w:val="24"/>
+        </w:rPr>
+        <w:t>See reference [8] in bibliography.</w:t>
+      </w:r>
+    </w:p>
+  </w:footnote>
+  <w:footnote w:id="20">
+    <w:p>
+      <w:pPr>
+        <w:pStyle w:val="FootnoteText"/>
+        <w:spacing w:after="0" w:line="240" w:lineRule="auto"/>
+      </w:pPr>
+      <w:r>
+        <w:rPr>
+          <w:rFonts w:ascii="Times New Roman" w:hAnsi="Times New Roman"/>
+          <w:sz w:val="24"/>
+        </w:rPr>
+        <w:t>See reference [6] in bibliography.</w:t>
+      </w:r>
+    </w:p>
+  </w:footnote>
+  <w:footnote w:id="21">
+    <w:p>
+      <w:pPr>
+        <w:pStyle w:val="FootnoteText"/>
+        <w:spacing w:after="0" w:line="240" w:lineRule="auto"/>
+      </w:pPr>
+      <w:r>
+        <w:rPr>
+          <w:rFonts w:ascii="Times New Roman" w:hAnsi="Times New Roman"/>
+          <w:sz w:val="24"/>
+        </w:rPr>
+        <w:t>See reference [6] in bibliography.</w:t>
+      </w:r>
+    </w:p>
+  </w:footnote>
+  <w:footnote w:id="22">
+    <w:p>
+      <w:pPr>
+        <w:pStyle w:val="FootnoteText"/>
+        <w:spacing w:after="0" w:line="240" w:lineRule="auto"/>
+      </w:pPr>
+      <w:r>
+        <w:rPr>
+          <w:rFonts w:ascii="Times New Roman" w:hAnsi="Times New Roman"/>
+          <w:sz w:val="24"/>
+        </w:rPr>
+        <w:t>See reference [7] in bibliography.</w:t>
+      </w:r>
+    </w:p>
+  </w:footnote>
+  <w:footnote w:id="23">
+    <w:p>
+      <w:pPr>
+        <w:pStyle w:val="FootnoteText"/>
+        <w:spacing w:after="0" w:line="240" w:lineRule="auto"/>
+      </w:pPr>
+      <w:r>
+        <w:rPr>
+          <w:rFonts w:ascii="Times New Roman" w:hAnsi="Times New Roman"/>
+          <w:sz w:val="24"/>
+        </w:rPr>
+        <w:t>See reference [8] in bibliography.</w:t>
+      </w:r>
+    </w:p>
+  </w:footnote>
+  <w:footnote w:id="24">
+    <w:p>
+      <w:pPr>
+        <w:pStyle w:val="FootnoteText"/>
+        <w:spacing w:after="0" w:line="240" w:lineRule="auto"/>
+      </w:pPr>
+      <w:r>
+        <w:rPr>
+          <w:rFonts w:ascii="Times New Roman" w:hAnsi="Times New Roman"/>
+          <w:sz w:val="24"/>
+        </w:rPr>
+        <w:t>See reference [6] in bibliography.</w:t>
       </w:r>
     </w:p>
   </w:footnote>
